--- a/docs/kursovaya/razdel-1.3-dopolnenie.docx
+++ b/docs/kursovaya/razdel-1.3-dopolnenie.docx
@@ -112,7 +112,7 @@
         <w:jc w:val="both"/>
       </w:pPr>
       <w:r>
-        <w:t>выполнять регламентные операции (начисление процентов по вкладам, обслуживание кредитов, автоплатежи, межбанковский клиринг) при закрытии операционного дня;</w:t>
+        <w:t>выполнять регламентные операции (проценты по вкладам, обслуживание кредитов, автоплатежи, межбанковский клиринг) при закрытии операционного дня;</w:t>
       </w:r>
     </w:p>
     <w:p>
@@ -130,7 +130,17 @@
         <w:jc w:val="both"/>
       </w:pPr>
       <w:r>
-        <w:t>разграничить права сотрудников банка в зависимости от выполняемых ими функций;</w:t>
+        <w:t>разграничить права сотрудников банка и сохранять данные клиентов с помощью шифрования, журнала действий и резервного копирования.</w:t>
+      </w:r>
+    </w:p>
+    <w:p>
+      <w:pPr>
+        <w:ind w:firstLine="709"/>
+        <w:contextualSpacing/>
+        <w:jc w:val="both"/>
+      </w:pPr>
+      <w:r>
+        <w:t>Бизнес-цели. Выделены следующие бизнес-цели проекта:</w:t>
       </w:r>
     </w:p>
     <w:p>
@@ -148,661 +158,7 @@
         <w:jc w:val="both"/>
       </w:pPr>
       <w:r>
-        <w:t>сохранять данные клиентов с помощью шифрования, журнала действий и резервного копирования.</w:t>
-      </w:r>
-    </w:p>
-    <w:p>
-      <w:pPr>
-        <w:ind w:firstLine="709"/>
-        <w:contextualSpacing/>
-        <w:jc w:val="both"/>
-      </w:pPr>
-      <w:r>
-        <w:t>Это позволит сократить трудоёмкость обработки операций, уменьшить число ошибок ручного ввода и дать клиенту понятное обоснование решений банка.</w:t>
-      </w:r>
-    </w:p>
-    <w:p>
-      <w:pPr>
-        <w:ind w:firstLine="709"/>
-        <w:contextualSpacing/>
-        <w:jc w:val="both"/>
-      </w:pPr>
-      <w:r>
-        <w:t>Бизнес-цели. Бизнес-цели проекта и критерии их достижения приведены в таблице 1.5.</w:t>
-      </w:r>
-    </w:p>
-    <w:p>
-      <w:pPr>
-        <w:keepNext/>
-        <w:ind w:left="1701" w:hanging="1701"/>
-        <w:contextualSpacing/>
-        <w:jc w:val="both"/>
-      </w:pPr>
-      <w:r>
-        <w:t>Таблица 1.5 – Бизнес-цели проекта и критерии их достижения</w:t>
-      </w:r>
-    </w:p>
-    <w:tbl>
-      <w:tblPr>
-        <w:tblStyle w:val="af5"/>
-        <w:tblLook w:firstColumn="1" w:firstRow="1" w:lastColumn="0" w:lastRow="0" w:noHBand="0" w:noVBand="1" w:val="04A0"/>
-        <w:tblW w:w="9350" w:type="dxa"/>
-        <w:tblLayout w:type="fixed"/>
-      </w:tblPr>
-      <w:tblGrid>
-        <w:gridCol w:w="1100"/>
-        <w:gridCol w:w="3300"/>
-        <w:gridCol w:w="4950"/>
-      </w:tblGrid>
-      <w:tr>
-        <w:trPr>
-          <w:cantSplit/>
-          <w:tblHeader/>
-        </w:trPr>
-        <w:tc>
-          <w:tcPr>
-            <w:tcW w:type="dxa" w:w="1100"/>
-          </w:tcPr>
-          <w:p>
-            <w:pPr>
-              <w:keepNext/>
-              <w:spacing w:line="240" w:lineRule="auto"/>
-              <w:contextualSpacing/>
-              <w:jc w:val="center"/>
-            </w:pPr>
-            <w:r/>
-            <w:r>
-              <w:rPr>
-                <w:sz w:val="28"/>
-              </w:rPr>
-              <w:t>Код</w:t>
-            </w:r>
-          </w:p>
-        </w:tc>
-        <w:tc>
-          <w:tcPr>
-            <w:tcW w:type="dxa" w:w="3300"/>
-          </w:tcPr>
-          <w:p>
-            <w:pPr>
-              <w:keepNext/>
-              <w:spacing w:line="240" w:lineRule="auto"/>
-              <w:contextualSpacing/>
-              <w:jc w:val="center"/>
-            </w:pPr>
-            <w:r/>
-            <w:r>
-              <w:rPr>
-                <w:sz w:val="28"/>
-              </w:rPr>
-              <w:t>Бизнес-цель</w:t>
-            </w:r>
-          </w:p>
-        </w:tc>
-        <w:tc>
-          <w:tcPr>
-            <w:tcW w:type="dxa" w:w="4950"/>
-          </w:tcPr>
-          <w:p>
-            <w:pPr>
-              <w:keepNext/>
-              <w:spacing w:line="240" w:lineRule="auto"/>
-              <w:contextualSpacing/>
-              <w:jc w:val="center"/>
-            </w:pPr>
-            <w:r/>
-            <w:r>
-              <w:rPr>
-                <w:sz w:val="28"/>
-              </w:rPr>
-              <w:t>Критерий достижения</w:t>
-            </w:r>
-          </w:p>
-        </w:tc>
-      </w:tr>
-      <w:tr>
-        <w:trPr>
-          <w:cantSplit/>
-        </w:trPr>
-        <w:tc>
-          <w:tcPr>
-            <w:tcW w:type="dxa" w:w="1100"/>
-          </w:tcPr>
-          <w:p>
-            <w:pPr>
-              <w:keepNext/>
-              <w:spacing w:line="240" w:lineRule="auto"/>
-              <w:contextualSpacing/>
-              <w:jc w:val="left"/>
-            </w:pPr>
-            <w:r/>
-            <w:r>
-              <w:rPr>
-                <w:sz w:val="28"/>
-              </w:rPr>
-              <w:t>BO-1</w:t>
-            </w:r>
-          </w:p>
-        </w:tc>
-        <w:tc>
-          <w:tcPr>
-            <w:tcW w:type="dxa" w:w="3300"/>
-          </w:tcPr>
-          <w:p>
-            <w:pPr>
-              <w:keepNext/>
-              <w:spacing w:line="240" w:lineRule="auto"/>
-              <w:contextualSpacing/>
-              <w:jc w:val="left"/>
-            </w:pPr>
-            <w:r/>
-            <w:r>
-              <w:rPr>
-                <w:sz w:val="28"/>
-              </w:rPr>
-              <w:t>Расширить дистанционное обслуживание физических лиц</w:t>
-            </w:r>
-          </w:p>
-        </w:tc>
-        <w:tc>
-          <w:tcPr>
-            <w:tcW w:type="dxa" w:w="4950"/>
-          </w:tcPr>
-          <w:p>
-            <w:pPr>
-              <w:keepNext/>
-              <w:spacing w:line="240" w:lineRule="auto"/>
-              <w:contextualSpacing/>
-              <w:jc w:val="left"/>
-            </w:pPr>
-            <w:r/>
-            <w:r>
-              <w:rPr>
-                <w:sz w:val="28"/>
-              </w:rPr>
-              <w:t>Все группы услуг из таблицы 1.1 доступны клиенту в системе, визит в отделение нужен только для внесения и получения наличных</w:t>
-            </w:r>
-          </w:p>
-        </w:tc>
-      </w:tr>
-      <w:tr>
-        <w:trPr>
-          <w:cantSplit/>
-        </w:trPr>
-        <w:tc>
-          <w:tcPr>
-            <w:tcW w:type="dxa" w:w="1100"/>
-          </w:tcPr>
-          <w:p>
-            <w:pPr>
-              <w:spacing w:line="240" w:lineRule="auto"/>
-              <w:contextualSpacing/>
-              <w:jc w:val="left"/>
-            </w:pPr>
-            <w:r/>
-            <w:r>
-              <w:rPr>
-                <w:sz w:val="28"/>
-              </w:rPr>
-              <w:t>BO-2</w:t>
-            </w:r>
-          </w:p>
-        </w:tc>
-        <w:tc>
-          <w:tcPr>
-            <w:tcW w:type="dxa" w:w="3300"/>
-          </w:tcPr>
-          <w:p>
-            <w:pPr>
-              <w:spacing w:line="240" w:lineRule="auto"/>
-              <w:contextualSpacing/>
-              <w:jc w:val="left"/>
-            </w:pPr>
-            <w:r/>
-            <w:r>
-              <w:rPr>
-                <w:sz w:val="28"/>
-              </w:rPr>
-              <w:t>Сократить трудоёмкость кредитного процесса</w:t>
-            </w:r>
-          </w:p>
-        </w:tc>
-        <w:tc>
-          <w:tcPr>
-            <w:tcW w:type="dxa" w:w="4950"/>
-          </w:tcPr>
-          <w:p>
-            <w:pPr>
-              <w:spacing w:line="240" w:lineRule="auto"/>
-              <w:contextualSpacing/>
-              <w:jc w:val="left"/>
-            </w:pPr>
-            <w:r/>
-            <w:r>
-              <w:rPr>
-                <w:sz w:val="28"/>
-              </w:rPr>
-              <w:t>Заявки решаются системой автоматически, кредитный специалист рассматривает только заявки, направленные на ручное рассмотрение</w:t>
-            </w:r>
-          </w:p>
-        </w:tc>
-      </w:tr>
-      <w:tr>
-        <w:trPr>
-          <w:cantSplit/>
-        </w:trPr>
-        <w:tc>
-          <w:tcPr>
-            <w:tcW w:type="dxa" w:w="1100"/>
-          </w:tcPr>
-          <w:p>
-            <w:pPr>
-              <w:spacing w:line="240" w:lineRule="auto"/>
-              <w:contextualSpacing/>
-              <w:jc w:val="left"/>
-            </w:pPr>
-            <w:r/>
-            <w:r>
-              <w:rPr>
-                <w:sz w:val="28"/>
-              </w:rPr>
-              <w:t>BO-3</w:t>
-            </w:r>
-          </w:p>
-        </w:tc>
-        <w:tc>
-          <w:tcPr>
-            <w:tcW w:type="dxa" w:w="3300"/>
-          </w:tcPr>
-          <w:p>
-            <w:pPr>
-              <w:spacing w:line="240" w:lineRule="auto"/>
-              <w:contextualSpacing/>
-              <w:jc w:val="left"/>
-            </w:pPr>
-            <w:r/>
-            <w:r>
-              <w:rPr>
-                <w:sz w:val="28"/>
-              </w:rPr>
-              <w:t>Обеспечить достоверность учёта</w:t>
-            </w:r>
-          </w:p>
-        </w:tc>
-        <w:tc>
-          <w:tcPr>
-            <w:tcW w:type="dxa" w:w="4950"/>
-          </w:tcPr>
-          <w:p>
-            <w:pPr>
-              <w:spacing w:line="240" w:lineRule="auto"/>
-              <w:contextualSpacing/>
-              <w:jc w:val="left"/>
-            </w:pPr>
-            <w:r/>
-            <w:r>
-              <w:rPr>
-                <w:sz w:val="28"/>
-              </w:rPr>
-              <w:t>При закрытии каждого операционного дня сумма остатков по каждой валюте равна нулю, проводки не изменяются и не удаляются</w:t>
-            </w:r>
-          </w:p>
-        </w:tc>
-      </w:tr>
-    </w:tbl>
-    <w:p>
-      <w:pPr>
-        <w:keepNext/>
-        <w:ind w:left="0"/>
-        <w:contextualSpacing/>
-        <w:jc w:val="left"/>
-      </w:pPr>
-      <w:r>
-        <w:t xml:space="preserve">Продолжение таблицы 1.5</w:t>
-      </w:r>
-    </w:p>
-    <w:tbl>
-      <w:tblPr>
-        <w:tblStyle w:val="af5"/>
-        <w:tblLook w:firstColumn="1" w:firstRow="1" w:lastColumn="0" w:lastRow="0" w:noHBand="0" w:noVBand="1" w:val="04A0"/>
-        <w:tblW w:w="9350" w:type="dxa"/>
-        <w:tblLayout w:type="fixed"/>
-      </w:tblPr>
-      <w:tblGrid>
-        <w:gridCol w:w="1100"/>
-        <w:gridCol w:w="3300"/>
-        <w:gridCol w:w="4950"/>
-      </w:tblGrid>
-      <w:tr>
-        <w:trPr>
-          <w:cantSplit/>
-          <w:tblHeader/>
-        </w:trPr>
-        <w:tc>
-          <w:tcPr>
-            <w:tcW w:type="dxa" w:w="1100"/>
-          </w:tcPr>
-          <w:p>
-            <w:pPr>
-              <w:keepNext/>
-              <w:spacing w:line="240" w:lineRule="auto"/>
-              <w:contextualSpacing/>
-              <w:jc w:val="center"/>
-            </w:pPr>
-            <w:r/>
-            <w:r>
-              <w:rPr>
-                <w:sz w:val="28"/>
-              </w:rPr>
-              <w:t>Код</w:t>
-            </w:r>
-          </w:p>
-        </w:tc>
-        <w:tc>
-          <w:tcPr>
-            <w:tcW w:type="dxa" w:w="3300"/>
-          </w:tcPr>
-          <w:p>
-            <w:pPr>
-              <w:keepNext/>
-              <w:spacing w:line="240" w:lineRule="auto"/>
-              <w:contextualSpacing/>
-              <w:jc w:val="center"/>
-            </w:pPr>
-            <w:r/>
-            <w:r>
-              <w:rPr>
-                <w:sz w:val="28"/>
-              </w:rPr>
-              <w:t>Бизнес-цель</w:t>
-            </w:r>
-          </w:p>
-        </w:tc>
-        <w:tc>
-          <w:tcPr>
-            <w:tcW w:type="dxa" w:w="4950"/>
-          </w:tcPr>
-          <w:p>
-            <w:pPr>
-              <w:keepNext/>
-              <w:spacing w:line="240" w:lineRule="auto"/>
-              <w:contextualSpacing/>
-              <w:jc w:val="center"/>
-            </w:pPr>
-            <w:r/>
-            <w:r>
-              <w:rPr>
-                <w:sz w:val="28"/>
-              </w:rPr>
-              <w:t>Критерий достижения</w:t>
-            </w:r>
-          </w:p>
-        </w:tc>
-      </w:tr>
-      <w:tr>
-        <w:trPr>
-          <w:cantSplit/>
-        </w:trPr>
-        <w:tc>
-          <w:tcPr>
-            <w:tcW w:type="dxa" w:w="1100"/>
-          </w:tcPr>
-          <w:p>
-            <w:pPr>
-              <w:spacing w:line="240" w:lineRule="auto"/>
-              <w:contextualSpacing/>
-              <w:jc w:val="left"/>
-            </w:pPr>
-            <w:r/>
-            <w:r>
-              <w:rPr>
-                <w:sz w:val="28"/>
-              </w:rPr>
-              <w:t>BO-4</w:t>
-            </w:r>
-          </w:p>
-        </w:tc>
-        <w:tc>
-          <w:tcPr>
-            <w:tcW w:type="dxa" w:w="3300"/>
-          </w:tcPr>
-          <w:p>
-            <w:pPr>
-              <w:spacing w:line="240" w:lineRule="auto"/>
-              <w:contextualSpacing/>
-              <w:jc w:val="left"/>
-            </w:pPr>
-            <w:r/>
-            <w:r>
-              <w:rPr>
-                <w:sz w:val="28"/>
-              </w:rPr>
-              <w:t>Снизить риск мошеннических операций</w:t>
-            </w:r>
-          </w:p>
-        </w:tc>
-        <w:tc>
-          <w:tcPr>
-            <w:tcW w:type="dxa" w:w="4950"/>
-          </w:tcPr>
-          <w:p>
-            <w:pPr>
-              <w:spacing w:line="240" w:lineRule="auto"/>
-              <w:contextualSpacing/>
-              <w:jc w:val="left"/>
-            </w:pPr>
-            <w:r/>
-            <w:r>
-              <w:rPr>
-                <w:sz w:val="28"/>
-              </w:rPr>
-              <w:t>Переводы с высокой оценкой риска приостанавливаются, сумма резервируется до решения специалиста; операции особого контроля попадают в отдельный отчёт</w:t>
-            </w:r>
-          </w:p>
-        </w:tc>
-      </w:tr>
-      <w:tr>
-        <w:trPr>
-          <w:cantSplit/>
-        </w:trPr>
-        <w:tc>
-          <w:tcPr>
-            <w:tcW w:type="dxa" w:w="1100"/>
-          </w:tcPr>
-          <w:p>
-            <w:pPr>
-              <w:spacing w:line="240" w:lineRule="auto"/>
-              <w:contextualSpacing/>
-              <w:jc w:val="left"/>
-            </w:pPr>
-            <w:r/>
-            <w:r>
-              <w:rPr>
-                <w:sz w:val="28"/>
-              </w:rPr>
-              <w:t>BO-5</w:t>
-            </w:r>
-          </w:p>
-        </w:tc>
-        <w:tc>
-          <w:tcPr>
-            <w:tcW w:type="dxa" w:w="3300"/>
-          </w:tcPr>
-          <w:p>
-            <w:pPr>
-              <w:spacing w:line="240" w:lineRule="auto"/>
-              <w:contextualSpacing/>
-              <w:jc w:val="left"/>
-            </w:pPr>
-            <w:r/>
-            <w:r>
-              <w:rPr>
-                <w:sz w:val="28"/>
-              </w:rPr>
-              <w:t>Защитить деньги и персональные данные клиентов</w:t>
-            </w:r>
-          </w:p>
-        </w:tc>
-        <w:tc>
-          <w:tcPr>
-            <w:tcW w:type="dxa" w:w="4950"/>
-          </w:tcPr>
-          <w:p>
-            <w:pPr>
-              <w:spacing w:line="240" w:lineRule="auto"/>
-              <w:contextualSpacing/>
-              <w:jc w:val="left"/>
-            </w:pPr>
-            <w:r/>
-            <w:r>
-              <w:rPr>
-                <w:sz w:val="28"/>
-              </w:rPr>
-              <w:t>Пароли хранятся в виде хэш-значений, паспортные данные шифруются, крупные переводы и подписание договора подтверждаются одноразовым кодом, действия пользователей записываются в журнал</w:t>
-            </w:r>
-          </w:p>
-        </w:tc>
-      </w:tr>
-      <w:tr>
-        <w:trPr>
-          <w:cantSplit/>
-        </w:trPr>
-        <w:tc>
-          <w:tcPr>
-            <w:tcW w:type="dxa" w:w="1100"/>
-          </w:tcPr>
-          <w:p>
-            <w:pPr>
-              <w:spacing w:line="240" w:lineRule="auto"/>
-              <w:contextualSpacing/>
-              <w:jc w:val="left"/>
-            </w:pPr>
-            <w:r/>
-            <w:r>
-              <w:rPr>
-                <w:sz w:val="28"/>
-              </w:rPr>
-              <w:t>BO-6</w:t>
-            </w:r>
-          </w:p>
-        </w:tc>
-        <w:tc>
-          <w:tcPr>
-            <w:tcW w:type="dxa" w:w="3300"/>
-          </w:tcPr>
-          <w:p>
-            <w:pPr>
-              <w:spacing w:line="240" w:lineRule="auto"/>
-              <w:contextualSpacing/>
-              <w:jc w:val="left"/>
-            </w:pPr>
-            <w:r/>
-            <w:r>
-              <w:rPr>
-                <w:sz w:val="28"/>
-              </w:rPr>
-              <w:t>Сделать решения банка понятными клиенту</w:t>
-            </w:r>
-          </w:p>
-        </w:tc>
-        <w:tc>
-          <w:tcPr>
-            <w:tcW w:type="dxa" w:w="4950"/>
-          </w:tcPr>
-          <w:p>
-            <w:pPr>
-              <w:spacing w:line="240" w:lineRule="auto"/>
-              <w:contextualSpacing/>
-              <w:jc w:val="left"/>
-            </w:pPr>
-            <w:r/>
-            <w:r>
-              <w:rPr>
-                <w:sz w:val="28"/>
-              </w:rPr>
-              <w:t>До подписания договора клиент видит расчёт долговой нагрузки, результат скоринга и график платежей, при отказе указывается причина</w:t>
-            </w:r>
-          </w:p>
-        </w:tc>
-      </w:tr>
-      <w:tr>
-        <w:trPr>
-          <w:cantSplit/>
-        </w:trPr>
-        <w:tc>
-          <w:tcPr>
-            <w:tcW w:type="dxa" w:w="1100"/>
-          </w:tcPr>
-          <w:p>
-            <w:pPr>
-              <w:spacing w:line="240" w:lineRule="auto"/>
-              <w:contextualSpacing/>
-              <w:jc w:val="left"/>
-            </w:pPr>
-            <w:r/>
-            <w:r>
-              <w:rPr>
-                <w:sz w:val="28"/>
-              </w:rPr>
-              <w:t>BO-7</w:t>
-            </w:r>
-          </w:p>
-        </w:tc>
-        <w:tc>
-          <w:tcPr>
-            <w:tcW w:type="dxa" w:w="3300"/>
-          </w:tcPr>
-          <w:p>
-            <w:pPr>
-              <w:spacing w:line="240" w:lineRule="auto"/>
-              <w:contextualSpacing/>
-              <w:jc w:val="left"/>
-            </w:pPr>
-            <w:r/>
-            <w:r>
-              <w:rPr>
-                <w:sz w:val="28"/>
-              </w:rPr>
-              <w:t>Обеспечить сохранность данных</w:t>
-            </w:r>
-          </w:p>
-        </w:tc>
-        <w:tc>
-          <w:tcPr>
-            <w:tcW w:type="dxa" w:w="4950"/>
-          </w:tcPr>
-          <w:p>
-            <w:pPr>
-              <w:spacing w:line="240" w:lineRule="auto"/>
-              <w:contextualSpacing/>
-              <w:jc w:val="left"/>
-            </w:pPr>
-            <w:r/>
-            <w:r>
-              <w:rPr>
-                <w:sz w:val="28"/>
-              </w:rPr>
-              <w:t>Резервная копия базы данных создаётся не реже одного раза в сутки, администратор может восстановить базу из копии</w:t>
-            </w:r>
-          </w:p>
-        </w:tc>
-      </w:tr>
-    </w:tbl>
-    <w:p>
-      <w:pPr>
-        <w:ind w:firstLine="709"/>
-        <w:contextualSpacing/>
-        <w:jc w:val="both"/>
-      </w:pPr>
-    </w:p>
-    <w:p>
-      <w:pPr>
-        <w:ind w:firstLine="709"/>
-        <w:contextualSpacing/>
-        <w:jc w:val="both"/>
-      </w:pPr>
-      <w:r>
-        <w:t>Видение решения. Разрабатываемое программное средство – веб-приложение «ТалерБанк» (название условное) для дистанционного банковского обслуживания физических лиц. Для гостя оно предоставляет курсы валют, калькуляторы вкладов и кредитов и подачу заявки на подключение. После проверки анкеты клиенту доступны:</w:t>
+        <w:t>BO-1 расширить дистанционное обслуживание: все группы услуг из таблицы 1.1 доступны клиенту в системе, визит в отделение нужен только для внесения и получения наличных;</w:t>
       </w:r>
     </w:p>
     <w:p>
@@ -820,7 +176,7 @@
         <w:jc w:val="both"/>
       </w:pPr>
       <w:r>
-        <w:t>счета в белорусских рублях и иностранной валюте с номерами в формате IBAN;</w:t>
+        <w:t>BO-2 сократить трудоёмкость кредитного процесса: кредитный специалист рассматривает только заявки, направленные на ручное рассмотрение;</w:t>
       </w:r>
     </w:p>
     <w:p>
@@ -838,7 +194,7 @@
         <w:jc w:val="both"/>
       </w:pPr>
       <w:r>
-        <w:t>переводы между своими счетами с конвертацией, переводы клиентам банка по номеру IBAN и в другие банки через клиринг с подтверждением кодом;</w:t>
+        <w:t>BO-3 обеспечить достоверность учёта: при закрытии каждого операционного дня сумма остатков по каждой валюте равна нулю, проводки не изменяются и не удаляются;</w:t>
       </w:r>
     </w:p>
     <w:p>
@@ -856,7 +212,7 @@
         <w:jc w:val="both"/>
       </w:pPr>
       <w:r>
-        <w:t>оплата услуг по каталогу поставщиков, шаблоны платежей и автоплатежи;</w:t>
+        <w:t>BO-4 снизить риск мошеннических операций: переводы с высокой оценкой риска приостанавливаются, сумма резервируется до решения специалиста;</w:t>
       </w:r>
     </w:p>
     <w:p>
@@ -874,7 +230,7 @@
         <w:jc w:val="both"/>
       </w:pPr>
       <w:r>
-        <w:t>вклады с калькулятором дохода и досрочным закрытием с перерасчётом процентов;</w:t>
+        <w:t>BO-5 защитить данные клиентов: пароли хранятся в виде хэш-значений, паспортные данные шифруются, действия пользователей записываются в журнал;</w:t>
       </w:r>
     </w:p>
     <w:p>
@@ -892,63 +248,27 @@
         <w:jc w:val="both"/>
       </w:pPr>
       <w:r>
-        <w:t>кредиты с расчётом графика платежей, долговой нагрузки и скоринга, подписанием договора кодом и досрочным погашением;</w:t>
+        <w:t>BO-6 сделать решения банка понятными клиенту: до подписания договора клиент видит расчёт долговой нагрузки, результат скоринга и график платежей, при отказе указывается причина.</w:t>
       </w:r>
     </w:p>
     <w:p>
       <w:pPr>
-        <w:pStyle w:val="a7"/>
-        <w:numPr>
-          <w:ilvl w:val="0"/>
-          <w:numId w:val="1"/>
-        </w:numPr>
-        <w:tabs>
-          <w:tab w:val="left" w:pos="993"/>
-        </w:tabs>
-        <w:ind w:left="0" w:firstLine="709"/>
+        <w:ind w:firstLine="709"/>
         <w:contextualSpacing/>
         <w:jc w:val="both"/>
       </w:pPr>
       <w:r>
-        <w:t>выпуск и блокировка банковских карт, установка лимитов;</w:t>
+        <w:t>Видение решения. Разрабатываемое программное средство – веб-приложение «ТалерБанк» (название условное) для дистанционного банковского обслуживания физических лиц. Гость видит курсы валют, пользуется калькуляторами вкладов и кредитов и подаёт заявку на подключение. После проверки анкеты клиенту доступны счета в белорусских рублях и иностранной валюте с номерами в формате IBAN, переводы между своими счетами, клиентам банка и в другие банки, оплата услуг по каталогу поставщиков, шаблоны и автоплатежи, вклады, кредиты с расчётом графика, долговой нагрузки и скоринга, банковские карты, выписки и справки в формате PDF. Сотрудники банка работают в том же приложении в рабочих местах, состав которых определяется ролью. Все денежные операции выполняются через единый механизм проводок двойной записи в одной транзакции базы данных. В отличие от рассмотренных аналогов (таблица 1.3), переводы проводятся в момент подтверждения, выписка формируется за произвольный период, а клиенту объясняется решение по кредитной заявке.</w:t>
       </w:r>
     </w:p>
     <w:p>
       <w:pPr>
-        <w:pStyle w:val="a7"/>
-        <w:numPr>
-          <w:ilvl w:val="0"/>
-          <w:numId w:val="1"/>
-        </w:numPr>
-        <w:tabs>
-          <w:tab w:val="left" w:pos="993"/>
-        </w:tabs>
-        <w:ind w:left="0" w:firstLine="709"/>
-        <w:contextualSpacing/>
-        <w:jc w:val="both"/>
-      </w:pPr>
-      <w:r>
-        <w:t>выписки по счетам и справки в формате PDF.</w:t>
-      </w:r>
-    </w:p>
-    <w:p>
-      <w:pPr>
         <w:ind w:firstLine="709"/>
         <w:contextualSpacing/>
         <w:jc w:val="both"/>
       </w:pPr>
       <w:r>
-        <w:t>Сотрудники банка работают в том же приложении в рабочих местах, состав которых определяется ролью: проверка анкет и касса, рассмотрение кредитных заявок, финансовый мониторинг, администрирование. Все денежные операции выполняются через единый механизм проводок двойной записи в одной транзакции базы данных. В отличие от рассмотренных аналогов (таблица 1.3), в разрабатываемом решении переводы проводятся в момент подтверждения, выписка формируется за произвольный период, а клиенту объясняется решение по кредитной заявке.</w:t>
-      </w:r>
-    </w:p>
-    <w:p>
-      <w:pPr>
-        <w:ind w:firstLine="709"/>
-        <w:contextualSpacing/>
-        <w:jc w:val="both"/>
-      </w:pPr>
-      <w:r>
-        <w:t>Бизнес-правила. Правила, которым должно соответствовать программное средство, приведены в таблице 1.6.</w:t>
+        <w:t>Бизнес-правила. Правила, которым должно соответствовать программное средство, приведены в таблице 1.5.</w:t>
       </w:r>
     </w:p>
     <w:p>
@@ -959,7 +279,7 @@
         <w:jc w:val="both"/>
       </w:pPr>
       <w:r>
-        <w:t>Таблица 1.6 – Бизнес-правила</w:t>
+        <w:t>Таблица 1.5 – Бизнес-правила</w:t>
       </w:r>
     </w:p>
     <w:tbl>
@@ -1184,7 +504,7 @@
               <w:rPr>
                 <w:sz w:val="28"/>
               </w:rPr>
-              <w:t>Денежные суммы хранятся и обрабатываются целыми числами в наименьших единицах валюты (копейках)</w:t>
+              <w:t>Каждая операция с деньгами отражается проводкой по дебету одного и кредиту другого счёта; проводки не изменяются и не удаляются, ошибка исправляется сторнированием</w:t>
             </w:r>
           </w:p>
         </w:tc>
@@ -1203,7 +523,7 @@
               <w:rPr>
                 <w:sz w:val="28"/>
               </w:rPr>
-              <w:t>Ограничение, статическое</w:t>
+              <w:t>Факт, статическое</w:t>
             </w:r>
           </w:p>
         </w:tc>
@@ -1222,7 +542,7 @@
               <w:rPr>
                 <w:sz w:val="28"/>
               </w:rPr>
-              <w:t>Проектное решение</w:t>
+              <w:t>Принцип двойной записи</w:t>
             </w:r>
           </w:p>
         </w:tc>
@@ -1265,7 +585,7 @@
               <w:rPr>
                 <w:sz w:val="28"/>
               </w:rPr>
-              <w:t>Каждая операция с деньгами отражается проводкой по дебету одного и кредиту другого счёта; проводки не изменяются и не удаляются, ошибка исправляется сторнированием</w:t>
+              <w:t>Клиент получает доступ к операциям после проверки анкеты сотрудником банка; возраст клиента не менее 18 лет</w:t>
             </w:r>
           </w:p>
         </w:tc>
@@ -1284,7 +604,7 @@
               <w:rPr>
                 <w:sz w:val="28"/>
               </w:rPr>
-              <w:t>Факт, статическое</w:t>
+              <w:t>Ограничение, статическое</w:t>
             </w:r>
           </w:p>
         </w:tc>
@@ -1303,7 +623,7 @@
               <w:rPr>
                 <w:sz w:val="28"/>
               </w:rPr>
-              <w:t>Принцип двойной записи</w:t>
+              <w:t>Закон «О мерах по предотвращению легализации доходов…»</w:t>
             </w:r>
           </w:p>
         </w:tc>
@@ -1346,7 +666,7 @@
               <w:rPr>
                 <w:sz w:val="28"/>
               </w:rPr>
-              <w:t>Клиент получает доступ к операциям после проверки анкеты сотрудником банка; возраст клиента не менее 18 лет</w:t>
+              <w:t>Идентификационный номер и паспортные данные хранятся только в зашифрованном виде</w:t>
             </w:r>
           </w:p>
         </w:tc>
@@ -1384,7 +704,7 @@
               <w:rPr>
                 <w:sz w:val="28"/>
               </w:rPr>
-              <w:t>Закон «О мерах по предотвращению легализации доходов…»</w:t>
+              <w:t>Закон «О защите персональных данных»</w:t>
             </w:r>
           </w:p>
         </w:tc>
@@ -1427,169 +747,7 @@
               <w:rPr>
                 <w:sz w:val="28"/>
               </w:rPr>
-              <w:t>Идентификационный номер и паспортные данные хранятся только в зашифрованном виде</w:t>
-            </w:r>
-          </w:p>
-        </w:tc>
-        <w:tc>
-          <w:tcPr>
-            <w:tcW w:type="dxa" w:w="1850"/>
-          </w:tcPr>
-          <w:p>
-            <w:pPr>
-              <w:spacing w:line="240" w:lineRule="auto"/>
-              <w:contextualSpacing/>
-              <w:jc w:val="left"/>
-            </w:pPr>
-            <w:r/>
-            <w:r>
-              <w:rPr>
-                <w:sz w:val="28"/>
-              </w:rPr>
-              <w:t>Ограничение, статическое</w:t>
-            </w:r>
-          </w:p>
-        </w:tc>
-        <w:tc>
-          <w:tcPr>
-            <w:tcW w:type="dxa" w:w="2600"/>
-          </w:tcPr>
-          <w:p>
-            <w:pPr>
-              <w:spacing w:line="240" w:lineRule="auto"/>
-              <w:contextualSpacing/>
-              <w:jc w:val="left"/>
-            </w:pPr>
-            <w:r/>
-            <w:r>
-              <w:rPr>
-                <w:sz w:val="28"/>
-              </w:rPr>
-              <w:t>Закон «О защите персональных данных»</w:t>
-            </w:r>
-          </w:p>
-        </w:tc>
-      </w:tr>
-      <w:tr>
-        <w:trPr>
-          <w:cantSplit/>
-        </w:trPr>
-        <w:tc>
-          <w:tcPr>
-            <w:tcW w:type="dxa" w:w="1000"/>
-          </w:tcPr>
-          <w:p>
-            <w:pPr>
-              <w:spacing w:line="240" w:lineRule="auto"/>
-              <w:contextualSpacing/>
-              <w:jc w:val="left"/>
-            </w:pPr>
-            <w:r/>
-            <w:r>
-              <w:rPr>
-                <w:sz w:val="28"/>
-              </w:rPr>
-              <w:t>BR-6</w:t>
-            </w:r>
-          </w:p>
-        </w:tc>
-        <w:tc>
-          <w:tcPr>
-            <w:tcW w:type="dxa" w:w="3900"/>
-          </w:tcPr>
-          <w:p>
-            <w:pPr>
-              <w:spacing w:line="240" w:lineRule="auto"/>
-              <w:contextualSpacing/>
-              <w:jc w:val="left"/>
-            </w:pPr>
-            <w:r/>
-            <w:r>
-              <w:rPr>
-                <w:sz w:val="28"/>
-              </w:rPr>
-              <w:t>После пяти неудачных попыток входа учётная запись блокируется на 15 минут</w:t>
-            </w:r>
-          </w:p>
-        </w:tc>
-        <w:tc>
-          <w:tcPr>
-            <w:tcW w:type="dxa" w:w="1850"/>
-          </w:tcPr>
-          <w:p>
-            <w:pPr>
-              <w:spacing w:line="240" w:lineRule="auto"/>
-              <w:contextualSpacing/>
-              <w:jc w:val="left"/>
-            </w:pPr>
-            <w:r/>
-            <w:r>
-              <w:rPr>
-                <w:sz w:val="28"/>
-              </w:rPr>
-              <w:t>Ограничение, динамическое</w:t>
-            </w:r>
-          </w:p>
-        </w:tc>
-        <w:tc>
-          <w:tcPr>
-            <w:tcW w:type="dxa" w:w="2600"/>
-          </w:tcPr>
-          <w:p>
-            <w:pPr>
-              <w:spacing w:line="240" w:lineRule="auto"/>
-              <w:contextualSpacing/>
-              <w:jc w:val="left"/>
-            </w:pPr>
-            <w:r/>
-            <w:r>
-              <w:rPr>
-                <w:sz w:val="28"/>
-              </w:rPr>
-              <w:t>Политика безопасности банка</w:t>
-            </w:r>
-          </w:p>
-        </w:tc>
-      </w:tr>
-      <w:tr>
-        <w:trPr>
-          <w:cantSplit/>
-        </w:trPr>
-        <w:tc>
-          <w:tcPr>
-            <w:tcW w:type="dxa" w:w="1000"/>
-          </w:tcPr>
-          <w:p>
-            <w:pPr>
-              <w:spacing w:line="240" w:lineRule="auto"/>
-              <w:contextualSpacing/>
-              <w:jc w:val="left"/>
-            </w:pPr>
-            <w:r/>
-            <w:r>
-              <w:rPr>
-                <w:sz w:val="28"/>
-              </w:rPr>
-              <w:t>BR-7</w:t>
-            </w:r>
-          </w:p>
-        </w:tc>
-        <w:tc>
-          <w:tcPr>
-            <w:tcW w:type="dxa" w:w="3900"/>
-          </w:tcPr>
-          <w:p>
-            <w:pPr>
-              <w:spacing w:line="240" w:lineRule="auto"/>
-              <w:contextualSpacing/>
-              <w:jc w:val="left"/>
-            </w:pPr>
-            <w:r/>
-            <w:r>
-              <w:rPr>
-                <w:sz w:val="28"/>
-              </w:rPr>
-              <w:t>Вход сотрудников банка выполняется с двухфакторной аутентификацией</w:t>
+              <w:t>После пяти неудачных попыток входа учётная запись блокируется на 15 минут; вход сотрудников выполняется с двухфакторной аутентификацией</w:t>
             </w:r>
           </w:p>
         </w:tc>
@@ -1641,7 +799,7 @@
         <w:jc w:val="left"/>
       </w:pPr>
       <w:r>
-        <w:t xml:space="preserve">Продолжение таблицы 1.6</w:t>
+        <w:t xml:space="preserve">Продолжение таблицы 1.5</w:t>
       </w:r>
     </w:p>
     <w:tbl>
@@ -1753,6 +911,7 @@
           </w:tcPr>
           <w:p>
             <w:pPr>
+              <w:keepNext/>
               <w:spacing w:line="240" w:lineRule="auto"/>
               <w:contextualSpacing/>
               <w:jc w:val="left"/>
@@ -1762,7 +921,7 @@
               <w:rPr>
                 <w:sz w:val="28"/>
               </w:rPr>
-              <w:t>BR-8</w:t>
+              <w:t>BR-6</w:t>
             </w:r>
           </w:p>
         </w:tc>
@@ -1772,6 +931,7 @@
           </w:tcPr>
           <w:p>
             <w:pPr>
+              <w:keepNext/>
               <w:spacing w:line="240" w:lineRule="auto"/>
               <w:contextualSpacing/>
               <w:jc w:val="left"/>
@@ -1781,7 +941,7 @@
               <w:rPr>
                 <w:sz w:val="28"/>
               </w:rPr>
-              <w:t>Счёт можно закрыть при нулевом остатке и отсутствии связанных с ним резервов, карт, вкладов, кредитов и автоплатежей</w:t>
+              <w:t>Суточный лимит переводов клиентам банка – 5 000 BYN; перевод от 100 BYN, перевод в другой банк и подписание кредитного договора подтверждаются одноразовым кодом</w:t>
             </w:r>
           </w:p>
         </w:tc>
@@ -1791,6 +951,7 @@
           </w:tcPr>
           <w:p>
             <w:pPr>
+              <w:keepNext/>
               <w:spacing w:line="240" w:lineRule="auto"/>
               <w:contextualSpacing/>
               <w:jc w:val="left"/>
@@ -1800,7 +961,7 @@
               <w:rPr>
                 <w:sz w:val="28"/>
               </w:rPr>
-              <w:t>Ограничение, статическое</w:t>
+              <w:t>Ограничение, динамическое</w:t>
             </w:r>
           </w:p>
         </w:tc>
@@ -1810,6 +971,7 @@
           </w:tcPr>
           <w:p>
             <w:pPr>
+              <w:keepNext/>
               <w:spacing w:line="240" w:lineRule="auto"/>
               <w:contextualSpacing/>
               <w:jc w:val="left"/>
@@ -1819,7 +981,7 @@
               <w:rPr>
                 <w:sz w:val="28"/>
               </w:rPr>
-              <w:t>Внутренний регламент банка</w:t>
+              <w:t>Тарифы и политика безопасности банка</w:t>
             </w:r>
           </w:p>
         </w:tc>
@@ -1843,7 +1005,7 @@
               <w:rPr>
                 <w:sz w:val="28"/>
               </w:rPr>
-              <w:t>BR-9</w:t>
+              <w:t>BR-7</w:t>
             </w:r>
           </w:p>
         </w:tc>
@@ -1862,7 +1024,7 @@
               <w:rPr>
                 <w:sz w:val="28"/>
               </w:rPr>
-              <w:t>Суточный лимит переводов клиентам банка составляет 5 000 BYN</w:t>
+              <w:t>Долговая нагрузка заёмщика не должна превышать 40 %, заявка с большей нагрузкой отклоняется</w:t>
             </w:r>
           </w:p>
         </w:tc>
@@ -1900,7 +1062,7 @@
               <w:rPr>
                 <w:sz w:val="28"/>
               </w:rPr>
-              <w:t>Тарифы и лимиты банка</w:t>
+              <w:t>Инструкция о порядке предоставления денежных средств в форме кредита и их возврата (погашения)</w:t>
             </w:r>
           </w:p>
         </w:tc>
@@ -1924,7 +1086,7 @@
               <w:rPr>
                 <w:sz w:val="28"/>
               </w:rPr>
-              <w:t>BR-10</w:t>
+              <w:t>BR-8</w:t>
             </w:r>
           </w:p>
         </w:tc>
@@ -1943,7 +1105,7 @@
               <w:rPr>
                 <w:sz w:val="28"/>
               </w:rPr>
-              <w:t>Перевод клиенту банка на сумму от 100 BYN, перевод в другой банк и подписание кредитного договора подтверждаются одноразовым кодом</w:t>
+              <w:t>Заявка одобряется автоматически при вероятности дефолта не выше 8 % и сумме не выше 5 000 BYN; при вероятности не выше 30 % направляется кредитному специалисту; иначе отклоняется</w:t>
             </w:r>
           </w:p>
         </w:tc>
@@ -1981,7 +1143,7 @@
               <w:rPr>
                 <w:sz w:val="28"/>
               </w:rPr>
-              <w:t>Политика безопасности банка</w:t>
+              <w:t>Кредитная политика банка</w:t>
             </w:r>
           </w:p>
         </w:tc>
@@ -2005,7 +1167,7 @@
               <w:rPr>
                 <w:sz w:val="28"/>
               </w:rPr>
-              <w:t>BR-11</w:t>
+              <w:t>BR-9</w:t>
             </w:r>
           </w:p>
         </w:tc>
@@ -2024,7 +1186,7 @@
               <w:rPr>
                 <w:sz w:val="28"/>
               </w:rPr>
-              <w:t>Перевод между своими счетами выполняется без комиссии; комиссия за межбанковский перевод составляет 0,5 % суммы, но не менее 0,50 BYN</w:t>
+              <w:t>За каждый день просрочки начисляется пеня 0,1 % от суммы просроченного платежа</w:t>
             </w:r>
           </w:p>
         </w:tc>
@@ -2062,7 +1224,7 @@
               <w:rPr>
                 <w:sz w:val="28"/>
               </w:rPr>
-              <w:t>Тарифы банка</w:t>
+              <w:t>Кредитный договор, тарифы банка</w:t>
             </w:r>
           </w:p>
         </w:tc>
@@ -2086,7 +1248,7 @@
               <w:rPr>
                 <w:sz w:val="28"/>
               </w:rPr>
-              <w:t>BR-12</w:t>
+              <w:t>BR-10</w:t>
             </w:r>
           </w:p>
         </w:tc>
@@ -2105,7 +1267,7 @@
               <w:rPr>
                 <w:sz w:val="28"/>
               </w:rPr>
-              <w:t>Курсы покупки и продажи валюты рассчитываются от официального курса Национального банка с учётом спреда</w:t>
+              <w:t>Отзывный вклад можно закрыть досрочно с пересчётом процентов по ставке до востребования, безотзывный вклад досрочно закрыть нельзя</w:t>
             </w:r>
           </w:p>
         </w:tc>
@@ -2124,7 +1286,7 @@
               <w:rPr>
                 <w:sz w:val="28"/>
               </w:rPr>
-              <w:t>Факт, динамическое</w:t>
+              <w:t>Ограничение, статическое</w:t>
             </w:r>
           </w:p>
         </w:tc>
@@ -2143,7 +1305,7 @@
               <w:rPr>
                 <w:sz w:val="28"/>
               </w:rPr>
-              <w:t>Курсы Национального банка, тарифы банка</w:t>
+              <w:t>Условия банковского продукта</w:t>
             </w:r>
           </w:p>
         </w:tc>
@@ -2167,7 +1329,7 @@
               <w:rPr>
                 <w:sz w:val="28"/>
               </w:rPr>
-              <w:t>BR-13</w:t>
+              <w:t>BR-11</w:t>
             </w:r>
           </w:p>
         </w:tc>
@@ -2186,7 +1348,7 @@
               <w:rPr>
                 <w:sz w:val="28"/>
               </w:rPr>
-              <w:t>Долговая нагрузка заёмщика не должна превышать 40 %, заявка с большей нагрузкой отклоняется</w:t>
+              <w:t>Перевод с оценкой риска от 30 баллов подтверждается кодом, от 60 баллов задерживается до решения специалиста; операции от 20 000 BYN относятся к операциям особого контроля</w:t>
             </w:r>
           </w:p>
         </w:tc>
@@ -2224,88 +1386,7 @@
               <w:rPr>
                 <w:sz w:val="28"/>
               </w:rPr>
-              <w:t>Инструкция о порядке предоставления денежных средств в форме кредита и их возврата (погашения)</w:t>
-            </w:r>
-          </w:p>
-        </w:tc>
-      </w:tr>
-      <w:tr>
-        <w:trPr>
-          <w:cantSplit/>
-        </w:trPr>
-        <w:tc>
-          <w:tcPr>
-            <w:tcW w:type="dxa" w:w="1000"/>
-          </w:tcPr>
-          <w:p>
-            <w:pPr>
-              <w:spacing w:line="240" w:lineRule="auto"/>
-              <w:contextualSpacing/>
-              <w:jc w:val="left"/>
-            </w:pPr>
-            <w:r/>
-            <w:r>
-              <w:rPr>
-                <w:sz w:val="28"/>
-              </w:rPr>
-              <w:t>BR-14</w:t>
-            </w:r>
-          </w:p>
-        </w:tc>
-        <w:tc>
-          <w:tcPr>
-            <w:tcW w:type="dxa" w:w="3900"/>
-          </w:tcPr>
-          <w:p>
-            <w:pPr>
-              <w:spacing w:line="240" w:lineRule="auto"/>
-              <w:contextualSpacing/>
-              <w:jc w:val="left"/>
-            </w:pPr>
-            <w:r/>
-            <w:r>
-              <w:rPr>
-                <w:sz w:val="28"/>
-              </w:rPr>
-              <w:t>Заявка одобряется автоматически при вероятности дефолта не выше 8 % и сумме не выше 5 000 BYN; при вероятности не выше 30 % направляется кредитному специалисту; иначе отклоняется</w:t>
-            </w:r>
-          </w:p>
-        </w:tc>
-        <w:tc>
-          <w:tcPr>
-            <w:tcW w:type="dxa" w:w="1850"/>
-          </w:tcPr>
-          <w:p>
-            <w:pPr>
-              <w:spacing w:line="240" w:lineRule="auto"/>
-              <w:contextualSpacing/>
-              <w:jc w:val="left"/>
-            </w:pPr>
-            <w:r/>
-            <w:r>
-              <w:rPr>
-                <w:sz w:val="28"/>
-              </w:rPr>
-              <w:t>Ограничение, динамическое</w:t>
-            </w:r>
-          </w:p>
-        </w:tc>
-        <w:tc>
-          <w:tcPr>
-            <w:tcW w:type="dxa" w:w="2600"/>
-          </w:tcPr>
-          <w:p>
-            <w:pPr>
-              <w:spacing w:line="240" w:lineRule="auto"/>
-              <w:contextualSpacing/>
-              <w:jc w:val="left"/>
-            </w:pPr>
-            <w:r/>
-            <w:r>
-              <w:rPr>
-                <w:sz w:val="28"/>
-              </w:rPr>
-              <w:t>Кредитная политика банка</w:t>
+              <w:t>Закон «О мерах по предотвращению легализации доходов…»</w:t>
             </w:r>
           </w:p>
         </w:tc>
@@ -2319,7 +1400,7 @@
         <w:jc w:val="left"/>
       </w:pPr>
       <w:r>
-        <w:t xml:space="preserve">Продолжение таблицы 1.6</w:t>
+        <w:t xml:space="preserve">Продолжение таблицы 1.5</w:t>
       </w:r>
     </w:p>
     <w:tbl>
@@ -2440,412 +1521,7 @@
               <w:rPr>
                 <w:sz w:val="28"/>
               </w:rPr>
-              <w:t>BR-15</w:t>
-            </w:r>
-          </w:p>
-        </w:tc>
-        <w:tc>
-          <w:tcPr>
-            <w:tcW w:type="dxa" w:w="3900"/>
-          </w:tcPr>
-          <w:p>
-            <w:pPr>
-              <w:spacing w:line="240" w:lineRule="auto"/>
-              <w:contextualSpacing/>
-              <w:jc w:val="left"/>
-            </w:pPr>
-            <w:r/>
-            <w:r>
-              <w:rPr>
-                <w:sz w:val="28"/>
-              </w:rPr>
-              <w:t>За каждый день просрочки начисляется пеня 0,1 % от суммы просроченного платежа</w:t>
-            </w:r>
-          </w:p>
-        </w:tc>
-        <w:tc>
-          <w:tcPr>
-            <w:tcW w:type="dxa" w:w="1850"/>
-          </w:tcPr>
-          <w:p>
-            <w:pPr>
-              <w:spacing w:line="240" w:lineRule="auto"/>
-              <w:contextualSpacing/>
-              <w:jc w:val="left"/>
-            </w:pPr>
-            <w:r/>
-            <w:r>
-              <w:rPr>
-                <w:sz w:val="28"/>
-              </w:rPr>
-              <w:t>Факт, динамическое</w:t>
-            </w:r>
-          </w:p>
-        </w:tc>
-        <w:tc>
-          <w:tcPr>
-            <w:tcW w:type="dxa" w:w="2600"/>
-          </w:tcPr>
-          <w:p>
-            <w:pPr>
-              <w:spacing w:line="240" w:lineRule="auto"/>
-              <w:contextualSpacing/>
-              <w:jc w:val="left"/>
-            </w:pPr>
-            <w:r/>
-            <w:r>
-              <w:rPr>
-                <w:sz w:val="28"/>
-              </w:rPr>
-              <w:t>Кредитный договор, тарифы банка</w:t>
-            </w:r>
-          </w:p>
-        </w:tc>
-      </w:tr>
-      <w:tr>
-        <w:trPr>
-          <w:cantSplit/>
-        </w:trPr>
-        <w:tc>
-          <w:tcPr>
-            <w:tcW w:type="dxa" w:w="1000"/>
-          </w:tcPr>
-          <w:p>
-            <w:pPr>
-              <w:spacing w:line="240" w:lineRule="auto"/>
-              <w:contextualSpacing/>
-              <w:jc w:val="left"/>
-            </w:pPr>
-            <w:r/>
-            <w:r>
-              <w:rPr>
-                <w:sz w:val="28"/>
-              </w:rPr>
-              <w:t>BR-16</w:t>
-            </w:r>
-          </w:p>
-        </w:tc>
-        <w:tc>
-          <w:tcPr>
-            <w:tcW w:type="dxa" w:w="3900"/>
-          </w:tcPr>
-          <w:p>
-            <w:pPr>
-              <w:spacing w:line="240" w:lineRule="auto"/>
-              <w:contextualSpacing/>
-              <w:jc w:val="left"/>
-            </w:pPr>
-            <w:r/>
-            <w:r>
-              <w:rPr>
-                <w:sz w:val="28"/>
-              </w:rPr>
-              <w:t>Отзывный вклад можно закрыть досрочно с пересчётом процентов по ставке до востребования, безотзывный вклад досрочно закрыть нельзя</w:t>
-            </w:r>
-          </w:p>
-        </w:tc>
-        <w:tc>
-          <w:tcPr>
-            <w:tcW w:type="dxa" w:w="1850"/>
-          </w:tcPr>
-          <w:p>
-            <w:pPr>
-              <w:spacing w:line="240" w:lineRule="auto"/>
-              <w:contextualSpacing/>
-              <w:jc w:val="left"/>
-            </w:pPr>
-            <w:r/>
-            <w:r>
-              <w:rPr>
-                <w:sz w:val="28"/>
-              </w:rPr>
-              <w:t>Ограничение, статическое</w:t>
-            </w:r>
-          </w:p>
-        </w:tc>
-        <w:tc>
-          <w:tcPr>
-            <w:tcW w:type="dxa" w:w="2600"/>
-          </w:tcPr>
-          <w:p>
-            <w:pPr>
-              <w:spacing w:line="240" w:lineRule="auto"/>
-              <w:contextualSpacing/>
-              <w:jc w:val="left"/>
-            </w:pPr>
-            <w:r/>
-            <w:r>
-              <w:rPr>
-                <w:sz w:val="28"/>
-              </w:rPr>
-              <w:t>Условия банковского продукта</w:t>
-            </w:r>
-          </w:p>
-        </w:tc>
-      </w:tr>
-      <w:tr>
-        <w:trPr>
-          <w:cantSplit/>
-        </w:trPr>
-        <w:tc>
-          <w:tcPr>
-            <w:tcW w:type="dxa" w:w="1000"/>
-          </w:tcPr>
-          <w:p>
-            <w:pPr>
-              <w:spacing w:line="240" w:lineRule="auto"/>
-              <w:contextualSpacing/>
-              <w:jc w:val="left"/>
-            </w:pPr>
-            <w:r/>
-            <w:r>
-              <w:rPr>
-                <w:sz w:val="28"/>
-              </w:rPr>
-              <w:t>BR-17</w:t>
-            </w:r>
-          </w:p>
-        </w:tc>
-        <w:tc>
-          <w:tcPr>
-            <w:tcW w:type="dxa" w:w="3900"/>
-          </w:tcPr>
-          <w:p>
-            <w:pPr>
-              <w:spacing w:line="240" w:lineRule="auto"/>
-              <w:contextualSpacing/>
-              <w:jc w:val="left"/>
-            </w:pPr>
-            <w:r/>
-            <w:r>
-              <w:rPr>
-                <w:sz w:val="28"/>
-              </w:rPr>
-              <w:t>Перевод с оценкой риска от 30 баллов подтверждается кодом, от 60 баллов задерживается, а сумма резервируется до решения специалиста</w:t>
-            </w:r>
-          </w:p>
-        </w:tc>
-        <w:tc>
-          <w:tcPr>
-            <w:tcW w:type="dxa" w:w="1850"/>
-          </w:tcPr>
-          <w:p>
-            <w:pPr>
-              <w:spacing w:line="240" w:lineRule="auto"/>
-              <w:contextualSpacing/>
-              <w:jc w:val="left"/>
-            </w:pPr>
-            <w:r/>
-            <w:r>
-              <w:rPr>
-                <w:sz w:val="28"/>
-              </w:rPr>
-              <w:t>Ограничение, динамическое</w:t>
-            </w:r>
-          </w:p>
-        </w:tc>
-        <w:tc>
-          <w:tcPr>
-            <w:tcW w:type="dxa" w:w="2600"/>
-          </w:tcPr>
-          <w:p>
-            <w:pPr>
-              <w:spacing w:line="240" w:lineRule="auto"/>
-              <w:contextualSpacing/>
-              <w:jc w:val="left"/>
-            </w:pPr>
-            <w:r/>
-            <w:r>
-              <w:rPr>
-                <w:sz w:val="28"/>
-              </w:rPr>
-              <w:t>Политика банка по противодействию мошенничеству</w:t>
-            </w:r>
-          </w:p>
-        </w:tc>
-      </w:tr>
-      <w:tr>
-        <w:trPr>
-          <w:cantSplit/>
-        </w:trPr>
-        <w:tc>
-          <w:tcPr>
-            <w:tcW w:type="dxa" w:w="1000"/>
-          </w:tcPr>
-          <w:p>
-            <w:pPr>
-              <w:spacing w:line="240" w:lineRule="auto"/>
-              <w:contextualSpacing/>
-              <w:jc w:val="left"/>
-            </w:pPr>
-            <w:r/>
-            <w:r>
-              <w:rPr>
-                <w:sz w:val="28"/>
-              </w:rPr>
-              <w:t>BR-18</w:t>
-            </w:r>
-          </w:p>
-        </w:tc>
-        <w:tc>
-          <w:tcPr>
-            <w:tcW w:type="dxa" w:w="3900"/>
-          </w:tcPr>
-          <w:p>
-            <w:pPr>
-              <w:spacing w:line="240" w:lineRule="auto"/>
-              <w:contextualSpacing/>
-              <w:jc w:val="left"/>
-            </w:pPr>
-            <w:r/>
-            <w:r>
-              <w:rPr>
-                <w:sz w:val="28"/>
-              </w:rPr>
-              <w:t>Операции на сумму от 20 000 BYN относятся к операциям особого контроля</w:t>
-            </w:r>
-          </w:p>
-        </w:tc>
-        <w:tc>
-          <w:tcPr>
-            <w:tcW w:type="dxa" w:w="1850"/>
-          </w:tcPr>
-          <w:p>
-            <w:pPr>
-              <w:spacing w:line="240" w:lineRule="auto"/>
-              <w:contextualSpacing/>
-              <w:jc w:val="left"/>
-            </w:pPr>
-            <w:r/>
-            <w:r>
-              <w:rPr>
-                <w:sz w:val="28"/>
-              </w:rPr>
-              <w:t>Ограничение, динамическое</w:t>
-            </w:r>
-          </w:p>
-        </w:tc>
-        <w:tc>
-          <w:tcPr>
-            <w:tcW w:type="dxa" w:w="2600"/>
-          </w:tcPr>
-          <w:p>
-            <w:pPr>
-              <w:spacing w:line="240" w:lineRule="auto"/>
-              <w:contextualSpacing/>
-              <w:jc w:val="left"/>
-            </w:pPr>
-            <w:r/>
-            <w:r>
-              <w:rPr>
-                <w:sz w:val="28"/>
-              </w:rPr>
-              <w:t>Закон «О мерах по предотвращению легализации доходов…»</w:t>
-            </w:r>
-          </w:p>
-        </w:tc>
-      </w:tr>
-      <w:tr>
-        <w:trPr>
-          <w:cantSplit/>
-        </w:trPr>
-        <w:tc>
-          <w:tcPr>
-            <w:tcW w:type="dxa" w:w="1000"/>
-          </w:tcPr>
-          <w:p>
-            <w:pPr>
-              <w:spacing w:line="240" w:lineRule="auto"/>
-              <w:contextualSpacing/>
-              <w:jc w:val="left"/>
-            </w:pPr>
-            <w:r/>
-            <w:r>
-              <w:rPr>
-                <w:sz w:val="28"/>
-              </w:rPr>
-              <w:t>BR-19</w:t>
-            </w:r>
-          </w:p>
-        </w:tc>
-        <w:tc>
-          <w:tcPr>
-            <w:tcW w:type="dxa" w:w="3900"/>
-          </w:tcPr>
-          <w:p>
-            <w:pPr>
-              <w:spacing w:line="240" w:lineRule="auto"/>
-              <w:contextualSpacing/>
-              <w:jc w:val="left"/>
-            </w:pPr>
-            <w:r/>
-            <w:r>
-              <w:rPr>
-                <w:sz w:val="28"/>
-              </w:rPr>
-              <w:t>Закрытие операционного дня выполняется в одной транзакции и завершается проверкой равенства дебетовых и кредитовых оборотов</w:t>
-            </w:r>
-          </w:p>
-        </w:tc>
-        <w:tc>
-          <w:tcPr>
-            <w:tcW w:type="dxa" w:w="1850"/>
-          </w:tcPr>
-          <w:p>
-            <w:pPr>
-              <w:spacing w:line="240" w:lineRule="auto"/>
-              <w:contextualSpacing/>
-              <w:jc w:val="left"/>
-            </w:pPr>
-            <w:r/>
-            <w:r>
-              <w:rPr>
-                <w:sz w:val="28"/>
-              </w:rPr>
-              <w:t>Ограничение, статическое</w:t>
-            </w:r>
-          </w:p>
-        </w:tc>
-        <w:tc>
-          <w:tcPr>
-            <w:tcW w:type="dxa" w:w="2600"/>
-          </w:tcPr>
-          <w:p>
-            <w:pPr>
-              <w:spacing w:line="240" w:lineRule="auto"/>
-              <w:contextualSpacing/>
-              <w:jc w:val="left"/>
-            </w:pPr>
-            <w:r/>
-            <w:r>
-              <w:rPr>
-                <w:sz w:val="28"/>
-              </w:rPr>
-              <w:t>Регламент банка</w:t>
-            </w:r>
-          </w:p>
-        </w:tc>
-      </w:tr>
-      <w:tr>
-        <w:trPr>
-          <w:cantSplit/>
-        </w:trPr>
-        <w:tc>
-          <w:tcPr>
-            <w:tcW w:type="dxa" w:w="1000"/>
-          </w:tcPr>
-          <w:p>
-            <w:pPr>
-              <w:spacing w:line="240" w:lineRule="auto"/>
-              <w:contextualSpacing/>
-              <w:jc w:val="left"/>
-            </w:pPr>
-            <w:r/>
-            <w:r>
-              <w:rPr>
-                <w:sz w:val="28"/>
-              </w:rPr>
-              <w:t>BR-20</w:t>
+              <w:t>BR-12</w:t>
             </w:r>
           </w:p>
         </w:tc>
@@ -2932,7 +1608,7 @@
         <w:jc w:val="both"/>
       </w:pPr>
       <w:r>
-        <w:t>Профили заинтересованных лиц. Заинтересованными лицами являются все, на кого влияет разработка или эксплуатация программного средства. Их профили приведены в таблице 1.7.</w:t>
+        <w:t>Профили заинтересованных лиц. Заинтересованными лицами являются все, на кого влияет разработка или эксплуатация программного средства. Их профили приведены в таблице 1.6.</w:t>
       </w:r>
     </w:p>
     <w:p>
@@ -2943,7 +1619,7 @@
         <w:jc w:val="both"/>
       </w:pPr>
       <w:r>
-        <w:t>Таблица 1.7 – Профили заинтересованных лиц</w:t>
+        <w:t>Таблица 1.6 – Профили заинтересованных лиц</w:t>
       </w:r>
     </w:p>
     <w:tbl>
@@ -3105,7 +1781,7 @@
               <w:rPr>
                 <w:sz w:val="28"/>
               </w:rPr>
-              <w:t>Скорость и простота операций, сохранность денег и данных, понятные условия и причины решений банка</w:t>
+              <w:t>Скорость и простота операций, сохранность денег и данных, понятные причины решений банка</w:t>
             </w:r>
           </w:p>
         </w:tc>
@@ -3125,7 +1801,7 @@
               <w:rPr>
                 <w:sz w:val="28"/>
               </w:rPr>
-              <w:t>Операции доступны после проверки анкеты, действуют лимиты, расходные операции подтверждаются кодом</w:t>
+              <w:t>Операции доступны после проверки анкеты, действуют лимиты, крупные операции подтверждаются кодом</w:t>
             </w:r>
           </w:p>
         </w:tc>
@@ -3149,7 +1825,7 @@
               <w:rPr>
                 <w:sz w:val="28"/>
               </w:rPr>
-              <w:t>Операционист</w:t>
+              <w:t>Сотрудники банка</w:t>
             </w:r>
           </w:p>
         </w:tc>
@@ -3168,7 +1844,7 @@
               <w:rPr>
                 <w:sz w:val="28"/>
               </w:rPr>
-              <w:t>Сокращение ручной работы при подключении клиентов и обслуживании счетов</w:t>
+              <w:t>Сокращение ручной работы при проверке анкет, кредитовании и контроле операций</w:t>
             </w:r>
           </w:p>
         </w:tc>
@@ -3187,7 +1863,7 @@
               <w:rPr>
                 <w:sz w:val="28"/>
               </w:rPr>
-              <w:t>Быстрая проверка анкет, касса, регистрация входящих платежей, блокировка счетов</w:t>
+              <w:t>Рабочее место под свою роль: анкеты и касса, заявки на кредит, задержанные переводы</w:t>
             </w:r>
           </w:p>
         </w:tc>
@@ -3206,7 +1882,7 @@
               <w:rPr>
                 <w:sz w:val="28"/>
               </w:rPr>
-              <w:t>Доступ только к функциям своего рабочего места, просмотр персональных данных записывается в журнал</w:t>
+              <w:t>Доступ только к функциям своей роли, просмотр персональных данных записывается в журнал</w:t>
             </w:r>
           </w:p>
         </w:tc>
@@ -3230,7 +1906,7 @@
               <w:rPr>
                 <w:sz w:val="28"/>
               </w:rPr>
-              <w:t>Кредитный специалист</w:t>
+              <w:t>Руководство банка</w:t>
             </w:r>
           </w:p>
         </w:tc>
@@ -3249,7 +1925,7 @@
               <w:rPr>
                 <w:sz w:val="28"/>
               </w:rPr>
-              <w:t>Обоснованные решения по кредитным заявкам</w:t>
+              <w:t>Снижение затрат и рисков, рост числа клиентов</w:t>
             </w:r>
           </w:p>
         </w:tc>
@@ -3268,7 +1944,7 @@
               <w:rPr>
                 <w:sz w:val="28"/>
               </w:rPr>
-              <w:t>Видеть расчёт долговой нагрузки и вклад факторов скоринга, рассматривать только спорные заявки</w:t>
+              <w:t>Отчёты по оборотам, кредитному портфелю, вкладам, доходам и расходам; достоверность учёта</w:t>
             </w:r>
           </w:p>
         </w:tc>
@@ -3287,7 +1963,7 @@
               <w:rPr>
                 <w:sz w:val="28"/>
               </w:rPr>
-              <w:t>Рассматривает заявки только в статусе «на рассмотрении», отказ требует указания причины</w:t>
+              <w:t>Деятельность банка должна соответствовать законодательству</w:t>
             </w:r>
           </w:p>
         </w:tc>
@@ -3311,7 +1987,7 @@
               <w:rPr>
                 <w:sz w:val="28"/>
               </w:rPr>
-              <w:t>Специалист по финансовому мониторингу</w:t>
+              <w:t>Администратор системы</w:t>
             </w:r>
           </w:p>
         </w:tc>
@@ -3330,7 +2006,7 @@
               <w:rPr>
                 <w:sz w:val="28"/>
               </w:rPr>
-              <w:t>Выявление и пресечение подозрительных операций</w:t>
+              <w:t>Бесперебойная и безопасная работа программного средства</w:t>
             </w:r>
           </w:p>
         </w:tc>
@@ -3349,7 +2025,7 @@
               <w:rPr>
                 <w:sz w:val="28"/>
               </w:rPr>
-              <w:t>Очередь задержанных переводов с причинами срабатывания правил, отчёт по операциям особого контроля</w:t>
+              <w:t>Курсы, тарифы и пользователи, журнал аудита, резервные копии, закрытие операционного дня</w:t>
             </w:r>
           </w:p>
         </w:tc>
@@ -3368,88 +2044,7 @@
               <w:rPr>
                 <w:sz w:val="28"/>
               </w:rPr>
-              <w:t>Может одобрить или отклонить перевод, изменять правила контроля не может</w:t>
-            </w:r>
-          </w:p>
-        </w:tc>
-      </w:tr>
-      <w:tr>
-        <w:trPr>
-          <w:cantSplit/>
-        </w:trPr>
-        <w:tc>
-          <w:tcPr>
-            <w:tcW w:type="dxa" w:w="1900"/>
-          </w:tcPr>
-          <w:p>
-            <w:pPr>
-              <w:spacing w:line="240" w:lineRule="auto"/>
-              <w:contextualSpacing/>
-              <w:jc w:val="left"/>
-            </w:pPr>
-            <w:r/>
-            <w:r>
-              <w:rPr>
-                <w:sz w:val="28"/>
-              </w:rPr>
-              <w:t>Руководство банка</w:t>
-            </w:r>
-          </w:p>
-        </w:tc>
-        <w:tc>
-          <w:tcPr>
-            <w:tcW w:type="dxa" w:w="2300"/>
-          </w:tcPr>
-          <w:p>
-            <w:pPr>
-              <w:spacing w:line="240" w:lineRule="auto"/>
-              <w:contextualSpacing/>
-              <w:jc w:val="left"/>
-            </w:pPr>
-            <w:r/>
-            <w:r>
-              <w:rPr>
-                <w:sz w:val="28"/>
-              </w:rPr>
-              <w:t>Снижение затрат и рисков, рост числа клиентов</w:t>
-            </w:r>
-          </w:p>
-        </w:tc>
-        <w:tc>
-          <w:tcPr>
-            <w:tcW w:type="dxa" w:w="2900"/>
-          </w:tcPr>
-          <w:p>
-            <w:pPr>
-              <w:spacing w:line="240" w:lineRule="auto"/>
-              <w:contextualSpacing/>
-              <w:jc w:val="left"/>
-            </w:pPr>
-            <w:r/>
-            <w:r>
-              <w:rPr>
-                <w:sz w:val="28"/>
-              </w:rPr>
-              <w:t>Отчёты по оборотам и остаткам, кредитному портфелю, вкладам, доходам и расходам; достоверность учёта</w:t>
-            </w:r>
-          </w:p>
-        </w:tc>
-        <w:tc>
-          <w:tcPr>
-            <w:tcW w:type="dxa" w:w="2250"/>
-          </w:tcPr>
-          <w:p>
-            <w:pPr>
-              <w:spacing w:line="240" w:lineRule="auto"/>
-              <w:contextualSpacing/>
-              <w:jc w:val="left"/>
-            </w:pPr>
-            <w:r/>
-            <w:r>
-              <w:rPr>
-                <w:sz w:val="28"/>
-              </w:rPr>
-              <w:t>Деятельность банка должна соответствовать законодательству и требованиям Национального банка</w:t>
+              <w:t>Вход с двухфакторной защитой, журнал неизменяем</w:t>
             </w:r>
           </w:p>
         </w:tc>
@@ -3463,7 +2058,7 @@
         <w:jc w:val="left"/>
       </w:pPr>
       <w:r>
-        <w:t xml:space="preserve">Продолжение таблицы 1.7</w:t>
+        <w:t xml:space="preserve">Продолжение таблицы 1.6</w:t>
       </w:r>
     </w:p>
     <w:tbl>
@@ -3584,7 +2179,7 @@
               <w:rPr>
                 <w:sz w:val="28"/>
               </w:rPr>
-              <w:t>Администратор системы</w:t>
+              <w:t>Национальный банк (регулятор)</w:t>
             </w:r>
           </w:p>
         </w:tc>
@@ -3603,7 +2198,7 @@
               <w:rPr>
                 <w:sz w:val="28"/>
               </w:rPr>
-              <w:t>Бесперебойная и безопасная работа программного средства</w:t>
+              <w:t>Соблюдение банковского законодательства</w:t>
             </w:r>
           </w:p>
         </w:tc>
@@ -3622,88 +2217,7 @@
               <w:rPr>
                 <w:sz w:val="28"/>
               </w:rPr>
-              <w:t>Управление курсами, тарифами и пользователями, журнал аудита, резервные копии, закрытие операционного дня</w:t>
-            </w:r>
-          </w:p>
-        </w:tc>
-        <w:tc>
-          <w:tcPr>
-            <w:tcW w:type="dxa" w:w="2250"/>
-          </w:tcPr>
-          <w:p>
-            <w:pPr>
-              <w:spacing w:line="240" w:lineRule="auto"/>
-              <w:contextualSpacing/>
-              <w:jc w:val="left"/>
-            </w:pPr>
-            <w:r/>
-            <w:r>
-              <w:rPr>
-                <w:sz w:val="28"/>
-              </w:rPr>
-              <w:t>Вход с двухфакторной защитой, журнал действий неизменяем, ключ шифрования хранится отдельно от базы данных</w:t>
-            </w:r>
-          </w:p>
-        </w:tc>
-      </w:tr>
-      <w:tr>
-        <w:trPr>
-          <w:cantSplit/>
-        </w:trPr>
-        <w:tc>
-          <w:tcPr>
-            <w:tcW w:type="dxa" w:w="1900"/>
-          </w:tcPr>
-          <w:p>
-            <w:pPr>
-              <w:spacing w:line="240" w:lineRule="auto"/>
-              <w:contextualSpacing/>
-              <w:jc w:val="left"/>
-            </w:pPr>
-            <w:r/>
-            <w:r>
-              <w:rPr>
-                <w:sz w:val="28"/>
-              </w:rPr>
-              <w:t>Национальный банк (регулятор)</w:t>
-            </w:r>
-          </w:p>
-        </w:tc>
-        <w:tc>
-          <w:tcPr>
-            <w:tcW w:type="dxa" w:w="2300"/>
-          </w:tcPr>
-          <w:p>
-            <w:pPr>
-              <w:spacing w:line="240" w:lineRule="auto"/>
-              <w:contextualSpacing/>
-              <w:jc w:val="left"/>
-            </w:pPr>
-            <w:r/>
-            <w:r>
-              <w:rPr>
-                <w:sz w:val="28"/>
-              </w:rPr>
-              <w:t>Соблюдение банковского законодательства</w:t>
-            </w:r>
-          </w:p>
-        </w:tc>
-        <w:tc>
-          <w:tcPr>
-            <w:tcW w:type="dxa" w:w="2900"/>
-          </w:tcPr>
-          <w:p>
-            <w:pPr>
-              <w:spacing w:line="240" w:lineRule="auto"/>
-              <w:contextualSpacing/>
-              <w:jc w:val="left"/>
-            </w:pPr>
-            <w:r/>
-            <w:r>
-              <w:rPr>
-                <w:sz w:val="28"/>
-              </w:rPr>
-              <w:t>Идентификация клиентов, ограничение долговой нагрузки, контроль операций, защита персональных данных</w:t>
+              <w:t>Идентификация клиентов, ограничение долговой нагрузки, контроль операций, защита данных</w:t>
             </w:r>
           </w:p>
         </w:tc>
@@ -3744,6043 +2258,6 @@
       <w:r>
         <w:t>Информация из профилей показывает, какие требования предъявляют к системе разные участники, и используется при определении ролей и прав доступа.</w:t>
       </w:r>
-    </w:p>
-    <w:p>
-      <w:pPr>
-        <w:ind w:firstLine="709"/>
-        <w:contextualSpacing/>
-        <w:jc w:val="both"/>
-      </w:pPr>
-      <w:r>
-        <w:rPr>
-          <w:highlight w:val="yellow"/>
-        </w:rPr>
-        <w:t>[Вставить в 1.3 после абзаца «Вариант использования «Авторизоваться» связан с обобщённым актёром…» и перед абзацем «Спецификация функциональных требований приведена в таблице…». Номер таблицы спецификации требований станет 1.20. Эту строку удалить.]</w:t>
-      </w:r>
-    </w:p>
-    <w:p>
-      <w:pPr>
-        <w:ind w:firstLine="709"/>
-        <w:contextualSpacing/>
-        <w:jc w:val="both"/>
-      </w:pPr>
-      <w:r>
-        <w:t>Описание вариантов использования. Основные варианты использования, реализующие требования ФТ-1 – ФТ-14, описаны по единому шаблону в таблицах 1.8 – 1.19. Остальные варианты использования (просмотр выписки, шаблоны платежей, управление картами и другие) выполняются по аналогичным схемам и отдельно не описываются. В описании потоков использованы значения порогов и лимитов по умолчанию, администратор может изменить их в разделе настроек.</w:t>
-      </w:r>
-    </w:p>
-    <w:p>
-      <w:pPr>
-        <w:keepNext/>
-        <w:ind w:left="1701" w:hanging="1701"/>
-        <w:contextualSpacing/>
-        <w:jc w:val="both"/>
-      </w:pPr>
-      <w:r>
-        <w:t>Таблица 1.8 – Вариант использования UC-1 «Подключение клиента»</w:t>
-      </w:r>
-    </w:p>
-    <w:tbl>
-      <w:tblPr>
-        <w:tblStyle w:val="af5"/>
-        <w:tblLook w:firstColumn="1" w:firstRow="1" w:lastColumn="0" w:lastRow="0" w:noHBand="0" w:noVBand="1" w:val="04A0"/>
-        <w:tblW w:w="9350" w:type="dxa"/>
-        <w:tblLayout w:type="fixed"/>
-      </w:tblPr>
-      <w:tblGrid>
-        <w:gridCol w:w="2700"/>
-        <w:gridCol w:w="6650"/>
-      </w:tblGrid>
-      <w:tr>
-        <w:trPr>
-          <w:cantSplit/>
-          <w:tblHeader/>
-        </w:trPr>
-        <w:tc>
-          <w:tcPr>
-            <w:tcW w:type="dxa" w:w="2700"/>
-          </w:tcPr>
-          <w:p>
-            <w:pPr>
-              <w:keepNext/>
-              <w:spacing w:line="240" w:lineRule="auto"/>
-              <w:contextualSpacing/>
-              <w:jc w:val="center"/>
-            </w:pPr>
-            <w:r/>
-            <w:r>
-              <w:rPr>
-                <w:sz w:val="28"/>
-              </w:rPr>
-              <w:t>Поле</w:t>
-            </w:r>
-          </w:p>
-        </w:tc>
-        <w:tc>
-          <w:tcPr>
-            <w:tcW w:type="dxa" w:w="6650"/>
-          </w:tcPr>
-          <w:p>
-            <w:pPr>
-              <w:keepNext/>
-              <w:spacing w:line="240" w:lineRule="auto"/>
-              <w:contextualSpacing/>
-              <w:jc w:val="center"/>
-            </w:pPr>
-            <w:r/>
-            <w:r>
-              <w:rPr>
-                <w:sz w:val="28"/>
-              </w:rPr>
-              <w:t>Описание</w:t>
-            </w:r>
-          </w:p>
-        </w:tc>
-      </w:tr>
-      <w:tr>
-        <w:trPr>
-          <w:cantSplit/>
-        </w:trPr>
-        <w:tc>
-          <w:tcPr>
-            <w:tcW w:type="dxa" w:w="2700"/>
-          </w:tcPr>
-          <w:p>
-            <w:pPr>
-              <w:keepNext/>
-              <w:spacing w:line="240" w:lineRule="auto"/>
-              <w:contextualSpacing/>
-              <w:jc w:val="left"/>
-            </w:pPr>
-            <w:r/>
-            <w:r>
-              <w:rPr>
-                <w:sz w:val="28"/>
-              </w:rPr>
-              <w:t>Действующее лицо</w:t>
-            </w:r>
-          </w:p>
-        </w:tc>
-        <w:tc>
-          <w:tcPr>
-            <w:tcW w:type="dxa" w:w="6650"/>
-          </w:tcPr>
-          <w:p>
-            <w:pPr>
-              <w:keepNext/>
-              <w:spacing w:line="240" w:lineRule="auto"/>
-              <w:contextualSpacing/>
-              <w:jc w:val="left"/>
-            </w:pPr>
-            <w:r/>
-            <w:r>
-              <w:rPr>
-                <w:sz w:val="28"/>
-              </w:rPr>
-              <w:t>Гость, операционист</w:t>
-            </w:r>
-          </w:p>
-        </w:tc>
-      </w:tr>
-      <w:tr>
-        <w:trPr>
-          <w:cantSplit/>
-        </w:trPr>
-        <w:tc>
-          <w:tcPr>
-            <w:tcW w:type="dxa" w:w="2700"/>
-          </w:tcPr>
-          <w:p>
-            <w:pPr>
-              <w:spacing w:line="240" w:lineRule="auto"/>
-              <w:contextualSpacing/>
-              <w:jc w:val="left"/>
-            </w:pPr>
-            <w:r/>
-            <w:r>
-              <w:rPr>
-                <w:sz w:val="28"/>
-              </w:rPr>
-              <w:t>Краткое описание</w:t>
-            </w:r>
-          </w:p>
-        </w:tc>
-        <w:tc>
-          <w:tcPr>
-            <w:tcW w:type="dxa" w:w="6650"/>
-          </w:tcPr>
-          <w:p>
-            <w:pPr>
-              <w:spacing w:line="240" w:lineRule="auto"/>
-              <w:contextualSpacing/>
-              <w:jc w:val="left"/>
-            </w:pPr>
-            <w:r/>
-            <w:r>
-              <w:rPr>
-                <w:sz w:val="28"/>
-              </w:rPr>
-              <w:t>Гость подаёт анкету на подключение к дистанционному обслуживанию, операционист проверяет её, после чего клиент получает доступ к услугам банка и первый текущий счёт в белорусских рублях.</w:t>
-            </w:r>
-          </w:p>
-        </w:tc>
-      </w:tr>
-    </w:tbl>
-    <w:p>
-      <w:pPr>
-        <w:keepNext/>
-        <w:ind w:left="0"/>
-        <w:contextualSpacing/>
-        <w:jc w:val="left"/>
-      </w:pPr>
-      <w:r>
-        <w:t xml:space="preserve">Продолжение таблицы 1.8</w:t>
-      </w:r>
-    </w:p>
-    <w:tbl>
-      <w:tblPr>
-        <w:tblStyle w:val="af5"/>
-        <w:tblLook w:firstColumn="1" w:firstRow="1" w:lastColumn="0" w:lastRow="0" w:noHBand="0" w:noVBand="1" w:val="04A0"/>
-        <w:tblW w:w="9350" w:type="dxa"/>
-        <w:tblLayout w:type="fixed"/>
-      </w:tblPr>
-      <w:tblGrid>
-        <w:gridCol w:w="2700"/>
-        <w:gridCol w:w="6650"/>
-      </w:tblGrid>
-      <w:tr>
-        <w:trPr>
-          <w:cantSplit/>
-          <w:tblHeader/>
-        </w:trPr>
-        <w:tc>
-          <w:tcPr>
-            <w:tcW w:type="dxa" w:w="2700"/>
-          </w:tcPr>
-          <w:p>
-            <w:pPr>
-              <w:keepNext/>
-              <w:spacing w:line="240" w:lineRule="auto"/>
-              <w:contextualSpacing/>
-              <w:jc w:val="center"/>
-            </w:pPr>
-            <w:r/>
-            <w:r>
-              <w:rPr>
-                <w:sz w:val="28"/>
-              </w:rPr>
-              <w:t>Поле</w:t>
-            </w:r>
-          </w:p>
-        </w:tc>
-        <w:tc>
-          <w:tcPr>
-            <w:tcW w:type="dxa" w:w="6650"/>
-          </w:tcPr>
-          <w:p>
-            <w:pPr>
-              <w:keepNext/>
-              <w:spacing w:line="240" w:lineRule="auto"/>
-              <w:contextualSpacing/>
-              <w:jc w:val="center"/>
-            </w:pPr>
-            <w:r/>
-            <w:r>
-              <w:rPr>
-                <w:sz w:val="28"/>
-              </w:rPr>
-              <w:t>Описание</w:t>
-            </w:r>
-          </w:p>
-        </w:tc>
-      </w:tr>
-      <w:tr>
-        <w:trPr>
-          <w:cantSplit/>
-        </w:trPr>
-        <w:tc>
-          <w:tcPr>
-            <w:tcW w:type="dxa" w:w="2700"/>
-          </w:tcPr>
-          <w:p>
-            <w:pPr>
-              <w:spacing w:line="240" w:lineRule="auto"/>
-              <w:contextualSpacing/>
-              <w:jc w:val="left"/>
-            </w:pPr>
-            <w:r/>
-            <w:r>
-              <w:rPr>
-                <w:sz w:val="28"/>
-              </w:rPr>
-              <w:t>Связанные требования</w:t>
-            </w:r>
-          </w:p>
-        </w:tc>
-        <w:tc>
-          <w:tcPr>
-            <w:tcW w:type="dxa" w:w="6650"/>
-          </w:tcPr>
-          <w:p>
-            <w:pPr>
-              <w:spacing w:line="240" w:lineRule="auto"/>
-              <w:contextualSpacing/>
-              <w:jc w:val="left"/>
-            </w:pPr>
-            <w:r/>
-            <w:r>
-              <w:rPr>
-                <w:sz w:val="28"/>
-              </w:rPr>
-              <w:t>ФТ-1</w:t>
-            </w:r>
-          </w:p>
-        </w:tc>
-      </w:tr>
-      <w:tr>
-        <w:trPr>
-          <w:cantSplit/>
-        </w:trPr>
-        <w:tc>
-          <w:tcPr>
-            <w:tcW w:type="dxa" w:w="2700"/>
-          </w:tcPr>
-          <w:p>
-            <w:pPr>
-              <w:spacing w:line="240" w:lineRule="auto"/>
-              <w:contextualSpacing/>
-              <w:jc w:val="left"/>
-            </w:pPr>
-            <w:r/>
-            <w:r>
-              <w:rPr>
-                <w:sz w:val="28"/>
-              </w:rPr>
-              <w:t>Входные условия</w:t>
-            </w:r>
-          </w:p>
-        </w:tc>
-        <w:tc>
-          <w:tcPr>
-            <w:tcW w:type="dxa" w:w="6650"/>
-          </w:tcPr>
-          <w:p>
-            <w:pPr>
-              <w:spacing w:line="240" w:lineRule="auto"/>
-              <w:contextualSpacing/>
-              <w:jc w:val="left"/>
-            </w:pPr>
-            <w:r/>
-            <w:r>
-              <w:rPr>
-                <w:sz w:val="28"/>
-              </w:rPr>
-              <w:t>Гость открыл страницу подачи анкеты. Ему не менее 18 лет, анкета с его идентификационным номером ранее не подавалась.</w:t>
-            </w:r>
-          </w:p>
-        </w:tc>
-      </w:tr>
-      <w:tr>
-        <w:trPr>
-          <w:cantSplit/>
-        </w:trPr>
-        <w:tc>
-          <w:tcPr>
-            <w:tcW w:type="dxa" w:w="2700"/>
-          </w:tcPr>
-          <w:p>
-            <w:pPr>
-              <w:spacing w:line="240" w:lineRule="auto"/>
-              <w:contextualSpacing/>
-              <w:jc w:val="left"/>
-            </w:pPr>
-            <w:r/>
-            <w:r>
-              <w:rPr>
-                <w:sz w:val="28"/>
-              </w:rPr>
-              <w:t>Основной поток действий</w:t>
-            </w:r>
-          </w:p>
-        </w:tc>
-        <w:tc>
-          <w:tcPr>
-            <w:tcW w:type="dxa" w:w="6650"/>
-          </w:tcPr>
-          <w:p>
-            <w:pPr>
-              <w:spacing w:line="240" w:lineRule="auto"/>
-              <w:contextualSpacing/>
-              <w:jc w:val="left"/>
-            </w:pPr>
-            <w:r/>
-            <w:r>
-              <w:rPr>
-                <w:sz w:val="28"/>
-              </w:rPr>
-              <w:t>1. Гость заполняет анкету: фамилию, имя, отчество, дату рождения, телефон, электронную почту, идентификационный номер, номер паспорта, логин и пароль.</w:t>
-            </w:r>
-          </w:p>
-          <w:p>
-            <w:pPr>
-              <w:spacing w:line="240" w:lineRule="auto"/>
-              <w:contextualSpacing/>
-              <w:jc w:val="left"/>
-            </w:pPr>
-            <w:r>
-              <w:rPr>
-                <w:sz w:val="28"/>
-              </w:rPr>
-              <w:t>2. Система проверяет обязательность и формат полей, возраст, уникальность логина и идентификационного номера.</w:t>
-            </w:r>
-          </w:p>
-          <w:p>
-            <w:pPr>
-              <w:spacing w:line="240" w:lineRule="auto"/>
-              <w:contextualSpacing/>
-              <w:jc w:val="left"/>
-            </w:pPr>
-            <w:r>
-              <w:rPr>
-                <w:sz w:val="28"/>
-              </w:rPr>
-              <w:t>3. Система шифрует паспортные данные и идентификационный номер, вычисляет хэш пароля, создаёт учётную запись клиента и анкету в статусе «подана».</w:t>
-            </w:r>
-          </w:p>
-          <w:p>
-            <w:pPr>
-              <w:spacing w:line="240" w:lineRule="auto"/>
-              <w:contextualSpacing/>
-              <w:jc w:val="left"/>
-            </w:pPr>
-            <w:r>
-              <w:rPr>
-                <w:sz w:val="28"/>
-              </w:rPr>
-              <w:t>4. Операционист открывает очередь анкет и просматривает анкету; факт просмотра записывается в журнал.</w:t>
-            </w:r>
-          </w:p>
-          <w:p>
-            <w:pPr>
-              <w:spacing w:line="240" w:lineRule="auto"/>
-              <w:contextualSpacing/>
-              <w:jc w:val="left"/>
-            </w:pPr>
-            <w:r>
-              <w:rPr>
-                <w:sz w:val="28"/>
-              </w:rPr>
-              <w:t>5. Операционист подтверждает анкету.</w:t>
-            </w:r>
-          </w:p>
-          <w:p>
-            <w:pPr>
-              <w:spacing w:line="240" w:lineRule="auto"/>
-              <w:contextualSpacing/>
-              <w:jc w:val="left"/>
-            </w:pPr>
-            <w:r>
-              <w:rPr>
-                <w:sz w:val="28"/>
-              </w:rPr>
-              <w:t>6. Система присваивает анкете статус «подтверждена», открывает клиенту текущий счёт в BYN и отправляет уведомление.</w:t>
-            </w:r>
-          </w:p>
-        </w:tc>
-      </w:tr>
-      <w:tr>
-        <w:trPr>
-          <w:cantSplit/>
-        </w:trPr>
-        <w:tc>
-          <w:tcPr>
-            <w:tcW w:type="dxa" w:w="2700"/>
-          </w:tcPr>
-          <w:p>
-            <w:pPr>
-              <w:spacing w:line="240" w:lineRule="auto"/>
-              <w:contextualSpacing/>
-              <w:jc w:val="left"/>
-            </w:pPr>
-            <w:r/>
-            <w:r>
-              <w:rPr>
-                <w:sz w:val="28"/>
-              </w:rPr>
-              <w:t>Альтернативные потоки действий</w:t>
-            </w:r>
-          </w:p>
-        </w:tc>
-        <w:tc>
-          <w:tcPr>
-            <w:tcW w:type="dxa" w:w="6650"/>
-          </w:tcPr>
-          <w:p>
-            <w:pPr>
-              <w:spacing w:line="240" w:lineRule="auto"/>
-              <w:contextualSpacing/>
-              <w:jc w:val="left"/>
-            </w:pPr>
-            <w:r/>
-            <w:r>
-              <w:rPr>
-                <w:sz w:val="28"/>
-              </w:rPr>
-              <w:t>2а. Данные не прошли проверку: система показывает сообщения возле полей, анкета не создаётся.</w:t>
-            </w:r>
-          </w:p>
-          <w:p>
-            <w:pPr>
-              <w:spacing w:line="240" w:lineRule="auto"/>
-              <w:contextualSpacing/>
-              <w:jc w:val="left"/>
-            </w:pPr>
-            <w:r>
-              <w:rPr>
-                <w:sz w:val="28"/>
-              </w:rPr>
-              <w:t>5а. Операционист отклоняет анкету и указывает причину: система отправляет причину клиенту, операции с деньгами остаются недоступными.</w:t>
-            </w:r>
-          </w:p>
-        </w:tc>
-      </w:tr>
-      <w:tr>
-        <w:trPr>
-          <w:cantSplit/>
-        </w:trPr>
-        <w:tc>
-          <w:tcPr>
-            <w:tcW w:type="dxa" w:w="2700"/>
-          </w:tcPr>
-          <w:p>
-            <w:pPr>
-              <w:spacing w:line="240" w:lineRule="auto"/>
-              <w:contextualSpacing/>
-              <w:jc w:val="left"/>
-            </w:pPr>
-            <w:r/>
-            <w:r>
-              <w:rPr>
-                <w:sz w:val="28"/>
-              </w:rPr>
-              <w:t>Выходные условия</w:t>
-            </w:r>
-          </w:p>
-        </w:tc>
-        <w:tc>
-          <w:tcPr>
-            <w:tcW w:type="dxa" w:w="6650"/>
-          </w:tcPr>
-          <w:p>
-            <w:pPr>
-              <w:spacing w:line="240" w:lineRule="auto"/>
-              <w:contextualSpacing/>
-              <w:jc w:val="left"/>
-            </w:pPr>
-            <w:r/>
-            <w:r>
-              <w:rPr>
-                <w:sz w:val="28"/>
-              </w:rPr>
-              <w:t>Анкета подтверждена, клиенту открыт текущий счёт в BYN, либо анкета отклонена и клиент уведомлён о причине.</w:t>
-            </w:r>
-          </w:p>
-        </w:tc>
-      </w:tr>
-    </w:tbl>
-    <w:p>
-      <w:pPr>
-        <w:ind w:firstLine="709"/>
-        <w:contextualSpacing/>
-        <w:jc w:val="both"/>
-      </w:pPr>
-    </w:p>
-    <w:p>
-      <w:pPr>
-        <w:keepNext/>
-        <w:ind w:left="1701" w:hanging="1701"/>
-        <w:contextualSpacing/>
-        <w:jc w:val="both"/>
-      </w:pPr>
-      <w:r>
-        <w:t>Таблица 1.9 – Вариант использования UC-2 «Вход в систему»</w:t>
-      </w:r>
-    </w:p>
-    <w:tbl>
-      <w:tblPr>
-        <w:tblStyle w:val="af5"/>
-        <w:tblLook w:firstColumn="1" w:firstRow="1" w:lastColumn="0" w:lastRow="0" w:noHBand="0" w:noVBand="1" w:val="04A0"/>
-        <w:tblW w:w="9350" w:type="dxa"/>
-        <w:tblLayout w:type="fixed"/>
-      </w:tblPr>
-      <w:tblGrid>
-        <w:gridCol w:w="2700"/>
-        <w:gridCol w:w="6650"/>
-      </w:tblGrid>
-      <w:tr>
-        <w:trPr>
-          <w:cantSplit/>
-          <w:tblHeader/>
-        </w:trPr>
-        <w:tc>
-          <w:tcPr>
-            <w:tcW w:type="dxa" w:w="2700"/>
-          </w:tcPr>
-          <w:p>
-            <w:pPr>
-              <w:keepNext/>
-              <w:spacing w:line="240" w:lineRule="auto"/>
-              <w:contextualSpacing/>
-              <w:jc w:val="center"/>
-            </w:pPr>
-            <w:r/>
-            <w:r>
-              <w:rPr>
-                <w:sz w:val="28"/>
-              </w:rPr>
-              <w:t>Поле</w:t>
-            </w:r>
-          </w:p>
-        </w:tc>
-        <w:tc>
-          <w:tcPr>
-            <w:tcW w:type="dxa" w:w="6650"/>
-          </w:tcPr>
-          <w:p>
-            <w:pPr>
-              <w:keepNext/>
-              <w:spacing w:line="240" w:lineRule="auto"/>
-              <w:contextualSpacing/>
-              <w:jc w:val="center"/>
-            </w:pPr>
-            <w:r/>
-            <w:r>
-              <w:rPr>
-                <w:sz w:val="28"/>
-              </w:rPr>
-              <w:t>Описание</w:t>
-            </w:r>
-          </w:p>
-        </w:tc>
-      </w:tr>
-      <w:tr>
-        <w:trPr>
-          <w:cantSplit/>
-        </w:trPr>
-        <w:tc>
-          <w:tcPr>
-            <w:tcW w:type="dxa" w:w="2700"/>
-          </w:tcPr>
-          <w:p>
-            <w:pPr>
-              <w:keepNext/>
-              <w:spacing w:line="240" w:lineRule="auto"/>
-              <w:contextualSpacing/>
-              <w:jc w:val="left"/>
-            </w:pPr>
-            <w:r/>
-            <w:r>
-              <w:rPr>
-                <w:sz w:val="28"/>
-              </w:rPr>
-              <w:t>Действующее лицо</w:t>
-            </w:r>
-          </w:p>
-        </w:tc>
-        <w:tc>
-          <w:tcPr>
-            <w:tcW w:type="dxa" w:w="6650"/>
-          </w:tcPr>
-          <w:p>
-            <w:pPr>
-              <w:keepNext/>
-              <w:spacing w:line="240" w:lineRule="auto"/>
-              <w:contextualSpacing/>
-              <w:jc w:val="left"/>
-            </w:pPr>
-            <w:r/>
-            <w:r>
-              <w:rPr>
-                <w:sz w:val="28"/>
-              </w:rPr>
-              <w:t>Клиент, операционист, кредитный специалист, специалист по финансовому мониторингу, администратор</w:t>
-            </w:r>
-          </w:p>
-        </w:tc>
-      </w:tr>
-      <w:tr>
-        <w:trPr>
-          <w:cantSplit/>
-        </w:trPr>
-        <w:tc>
-          <w:tcPr>
-            <w:tcW w:type="dxa" w:w="2700"/>
-          </w:tcPr>
-          <w:p>
-            <w:pPr>
-              <w:spacing w:line="240" w:lineRule="auto"/>
-              <w:contextualSpacing/>
-              <w:jc w:val="left"/>
-            </w:pPr>
-            <w:r/>
-            <w:r>
-              <w:rPr>
-                <w:sz w:val="28"/>
-              </w:rPr>
-              <w:t>Краткое описание</w:t>
-            </w:r>
-          </w:p>
-        </w:tc>
-        <w:tc>
-          <w:tcPr>
-            <w:tcW w:type="dxa" w:w="6650"/>
-          </w:tcPr>
-          <w:p>
-            <w:pPr>
-              <w:spacing w:line="240" w:lineRule="auto"/>
-              <w:contextualSpacing/>
-              <w:jc w:val="left"/>
-            </w:pPr>
-            <w:r/>
-            <w:r>
-              <w:rPr>
-                <w:sz w:val="28"/>
-              </w:rPr>
-              <w:t>Пользователь входит в систему по логину и паролю, при включённой двухфакторной защите вход подтверждается кодом приложения-аутентификатора.</w:t>
-            </w:r>
-          </w:p>
-        </w:tc>
-      </w:tr>
-    </w:tbl>
-    <w:p>
-      <w:pPr>
-        <w:keepNext/>
-        <w:ind w:left="0"/>
-        <w:contextualSpacing/>
-        <w:jc w:val="left"/>
-      </w:pPr>
-      <w:r>
-        <w:t xml:space="preserve">Продолжение таблицы 1.9</w:t>
-      </w:r>
-    </w:p>
-    <w:tbl>
-      <w:tblPr>
-        <w:tblStyle w:val="af5"/>
-        <w:tblLook w:firstColumn="1" w:firstRow="1" w:lastColumn="0" w:lastRow="0" w:noHBand="0" w:noVBand="1" w:val="04A0"/>
-        <w:tblW w:w="9350" w:type="dxa"/>
-        <w:tblLayout w:type="fixed"/>
-      </w:tblPr>
-      <w:tblGrid>
-        <w:gridCol w:w="2700"/>
-        <w:gridCol w:w="6650"/>
-      </w:tblGrid>
-      <w:tr>
-        <w:trPr>
-          <w:cantSplit/>
-          <w:tblHeader/>
-        </w:trPr>
-        <w:tc>
-          <w:tcPr>
-            <w:tcW w:type="dxa" w:w="2700"/>
-          </w:tcPr>
-          <w:p>
-            <w:pPr>
-              <w:keepNext/>
-              <w:spacing w:line="240" w:lineRule="auto"/>
-              <w:contextualSpacing/>
-              <w:jc w:val="center"/>
-            </w:pPr>
-            <w:r/>
-            <w:r>
-              <w:rPr>
-                <w:sz w:val="28"/>
-              </w:rPr>
-              <w:t>Поле</w:t>
-            </w:r>
-          </w:p>
-        </w:tc>
-        <w:tc>
-          <w:tcPr>
-            <w:tcW w:type="dxa" w:w="6650"/>
-          </w:tcPr>
-          <w:p>
-            <w:pPr>
-              <w:keepNext/>
-              <w:spacing w:line="240" w:lineRule="auto"/>
-              <w:contextualSpacing/>
-              <w:jc w:val="center"/>
-            </w:pPr>
-            <w:r/>
-            <w:r>
-              <w:rPr>
-                <w:sz w:val="28"/>
-              </w:rPr>
-              <w:t>Описание</w:t>
-            </w:r>
-          </w:p>
-        </w:tc>
-      </w:tr>
-      <w:tr>
-        <w:trPr>
-          <w:cantSplit/>
-        </w:trPr>
-        <w:tc>
-          <w:tcPr>
-            <w:tcW w:type="dxa" w:w="2700"/>
-          </w:tcPr>
-          <w:p>
-            <w:pPr>
-              <w:spacing w:line="240" w:lineRule="auto"/>
-              <w:contextualSpacing/>
-              <w:jc w:val="left"/>
-            </w:pPr>
-            <w:r/>
-            <w:r>
-              <w:rPr>
-                <w:sz w:val="28"/>
-              </w:rPr>
-              <w:t>Связанные требования</w:t>
-            </w:r>
-          </w:p>
-        </w:tc>
-        <w:tc>
-          <w:tcPr>
-            <w:tcW w:type="dxa" w:w="6650"/>
-          </w:tcPr>
-          <w:p>
-            <w:pPr>
-              <w:spacing w:line="240" w:lineRule="auto"/>
-              <w:contextualSpacing/>
-              <w:jc w:val="left"/>
-            </w:pPr>
-            <w:r/>
-            <w:r>
-              <w:rPr>
-                <w:sz w:val="28"/>
-              </w:rPr>
-              <w:t>ФТ-2</w:t>
-            </w:r>
-          </w:p>
-        </w:tc>
-      </w:tr>
-      <w:tr>
-        <w:trPr>
-          <w:cantSplit/>
-        </w:trPr>
-        <w:tc>
-          <w:tcPr>
-            <w:tcW w:type="dxa" w:w="2700"/>
-          </w:tcPr>
-          <w:p>
-            <w:pPr>
-              <w:spacing w:line="240" w:lineRule="auto"/>
-              <w:contextualSpacing/>
-              <w:jc w:val="left"/>
-            </w:pPr>
-            <w:r/>
-            <w:r>
-              <w:rPr>
-                <w:sz w:val="28"/>
-              </w:rPr>
-              <w:t>Входные условия</w:t>
-            </w:r>
-          </w:p>
-        </w:tc>
-        <w:tc>
-          <w:tcPr>
-            <w:tcW w:type="dxa" w:w="6650"/>
-          </w:tcPr>
-          <w:p>
-            <w:pPr>
-              <w:spacing w:line="240" w:lineRule="auto"/>
-              <w:contextualSpacing/>
-              <w:jc w:val="left"/>
-            </w:pPr>
-            <w:r/>
-            <w:r>
-              <w:rPr>
-                <w:sz w:val="28"/>
-              </w:rPr>
-              <w:t>У пользователя есть учётная запись, она не заблокирована.</w:t>
-            </w:r>
-          </w:p>
-        </w:tc>
-      </w:tr>
-      <w:tr>
-        <w:trPr>
-          <w:cantSplit/>
-        </w:trPr>
-        <w:tc>
-          <w:tcPr>
-            <w:tcW w:type="dxa" w:w="2700"/>
-          </w:tcPr>
-          <w:p>
-            <w:pPr>
-              <w:spacing w:line="240" w:lineRule="auto"/>
-              <w:contextualSpacing/>
-              <w:jc w:val="left"/>
-            </w:pPr>
-            <w:r/>
-            <w:r>
-              <w:rPr>
-                <w:sz w:val="28"/>
-              </w:rPr>
-              <w:t>Основной поток действий</w:t>
-            </w:r>
-          </w:p>
-        </w:tc>
-        <w:tc>
-          <w:tcPr>
-            <w:tcW w:type="dxa" w:w="6650"/>
-          </w:tcPr>
-          <w:p>
-            <w:pPr>
-              <w:spacing w:line="240" w:lineRule="auto"/>
-              <w:contextualSpacing/>
-              <w:jc w:val="left"/>
-            </w:pPr>
-            <w:r/>
-            <w:r>
-              <w:rPr>
-                <w:sz w:val="28"/>
-              </w:rPr>
-              <w:t>1. Пользователь вводит логин и пароль.</w:t>
-            </w:r>
-          </w:p>
-          <w:p>
-            <w:pPr>
-              <w:spacing w:line="240" w:lineRule="auto"/>
-              <w:contextualSpacing/>
-              <w:jc w:val="left"/>
-            </w:pPr>
-            <w:r>
-              <w:rPr>
-                <w:sz w:val="28"/>
-              </w:rPr>
-              <w:t>2. Система проверяет пароль по хэш-значению.</w:t>
-            </w:r>
-          </w:p>
-          <w:p>
-            <w:pPr>
-              <w:spacing w:line="240" w:lineRule="auto"/>
-              <w:contextualSpacing/>
-              <w:jc w:val="left"/>
-            </w:pPr>
-            <w:r>
-              <w:rPr>
-                <w:sz w:val="28"/>
-              </w:rPr>
-              <w:t>3. Если включена двухфакторная защита, система запрашивает шестизначный код приложения-аутентификатора или резервный код и проверяет его.</w:t>
-            </w:r>
-          </w:p>
-          <w:p>
-            <w:pPr>
-              <w:spacing w:line="240" w:lineRule="auto"/>
-              <w:contextualSpacing/>
-              <w:jc w:val="left"/>
-            </w:pPr>
-            <w:r>
-              <w:rPr>
-                <w:sz w:val="28"/>
-              </w:rPr>
-              <w:t>4. Система создаёт сеанс, записывает вход в журнал аудита и открывает рабочее место, соответствующее роли пользователя.</w:t>
-            </w:r>
-          </w:p>
-        </w:tc>
-      </w:tr>
-      <w:tr>
-        <w:trPr>
-          <w:cantSplit/>
-        </w:trPr>
-        <w:tc>
-          <w:tcPr>
-            <w:tcW w:type="dxa" w:w="2700"/>
-          </w:tcPr>
-          <w:p>
-            <w:pPr>
-              <w:spacing w:line="240" w:lineRule="auto"/>
-              <w:contextualSpacing/>
-              <w:jc w:val="left"/>
-            </w:pPr>
-            <w:r/>
-            <w:r>
-              <w:rPr>
-                <w:sz w:val="28"/>
-              </w:rPr>
-              <w:t>Альтернативные потоки действий</w:t>
-            </w:r>
-          </w:p>
-        </w:tc>
-        <w:tc>
-          <w:tcPr>
-            <w:tcW w:type="dxa" w:w="6650"/>
-          </w:tcPr>
-          <w:p>
-            <w:pPr>
-              <w:spacing w:line="240" w:lineRule="auto"/>
-              <w:contextualSpacing/>
-              <w:jc w:val="left"/>
-            </w:pPr>
-            <w:r/>
-            <w:r>
-              <w:rPr>
-                <w:sz w:val="28"/>
-              </w:rPr>
-              <w:t>2а. Логин или пароль неверны: система показывает одинаковое сообщение в обоих случаях и увеличивает счётчик неудач. После пяти неудач вход блокируется на 15 минут.</w:t>
-            </w:r>
-          </w:p>
-          <w:p>
-            <w:pPr>
-              <w:spacing w:line="240" w:lineRule="auto"/>
-              <w:contextualSpacing/>
-              <w:jc w:val="left"/>
-            </w:pPr>
-            <w:r>
-              <w:rPr>
-                <w:sz w:val="28"/>
-              </w:rPr>
-              <w:t>3а. Сотрудник входит впервые: система требует настроить двухфакторную защиту, показывает QR-код и резервные коды.</w:t>
-            </w:r>
-          </w:p>
-        </w:tc>
-      </w:tr>
-      <w:tr>
-        <w:trPr>
-          <w:cantSplit/>
-        </w:trPr>
-        <w:tc>
-          <w:tcPr>
-            <w:tcW w:type="dxa" w:w="2700"/>
-          </w:tcPr>
-          <w:p>
-            <w:pPr>
-              <w:spacing w:line="240" w:lineRule="auto"/>
-              <w:contextualSpacing/>
-              <w:jc w:val="left"/>
-            </w:pPr>
-            <w:r/>
-            <w:r>
-              <w:rPr>
-                <w:sz w:val="28"/>
-              </w:rPr>
-              <w:t>Выходные условия</w:t>
-            </w:r>
-          </w:p>
-        </w:tc>
-        <w:tc>
-          <w:tcPr>
-            <w:tcW w:type="dxa" w:w="6650"/>
-          </w:tcPr>
-          <w:p>
-            <w:pPr>
-              <w:spacing w:line="240" w:lineRule="auto"/>
-              <w:contextualSpacing/>
-              <w:jc w:val="left"/>
-            </w:pPr>
-            <w:r/>
-            <w:r>
-              <w:rPr>
-                <w:sz w:val="28"/>
-              </w:rPr>
-              <w:t>Сеанс создан, вход записан в журнал, либо вход отклонён.</w:t>
-            </w:r>
-          </w:p>
-        </w:tc>
-      </w:tr>
-    </w:tbl>
-    <w:p>
-      <w:pPr>
-        <w:ind w:firstLine="709"/>
-        <w:contextualSpacing/>
-        <w:jc w:val="both"/>
-      </w:pPr>
-    </w:p>
-    <w:p>
-      <w:pPr>
-        <w:keepNext/>
-        <w:ind w:left="1701" w:hanging="1701"/>
-        <w:contextualSpacing/>
-        <w:jc w:val="both"/>
-      </w:pPr>
-      <w:r>
-        <w:t>Таблица 1.10 – Вариант использования UC-3 «Открытие и закрытие счёта»</w:t>
-      </w:r>
-    </w:p>
-    <w:tbl>
-      <w:tblPr>
-        <w:tblStyle w:val="af5"/>
-        <w:tblLook w:firstColumn="1" w:firstRow="1" w:lastColumn="0" w:lastRow="0" w:noHBand="0" w:noVBand="1" w:val="04A0"/>
-        <w:tblW w:w="9350" w:type="dxa"/>
-        <w:tblLayout w:type="fixed"/>
-      </w:tblPr>
-      <w:tblGrid>
-        <w:gridCol w:w="2700"/>
-        <w:gridCol w:w="6650"/>
-      </w:tblGrid>
-      <w:tr>
-        <w:trPr>
-          <w:cantSplit/>
-          <w:tblHeader/>
-        </w:trPr>
-        <w:tc>
-          <w:tcPr>
-            <w:tcW w:type="dxa" w:w="2700"/>
-          </w:tcPr>
-          <w:p>
-            <w:pPr>
-              <w:keepNext/>
-              <w:spacing w:line="240" w:lineRule="auto"/>
-              <w:contextualSpacing/>
-              <w:jc w:val="center"/>
-            </w:pPr>
-            <w:r/>
-            <w:r>
-              <w:rPr>
-                <w:sz w:val="28"/>
-              </w:rPr>
-              <w:t>Поле</w:t>
-            </w:r>
-          </w:p>
-        </w:tc>
-        <w:tc>
-          <w:tcPr>
-            <w:tcW w:type="dxa" w:w="6650"/>
-          </w:tcPr>
-          <w:p>
-            <w:pPr>
-              <w:keepNext/>
-              <w:spacing w:line="240" w:lineRule="auto"/>
-              <w:contextualSpacing/>
-              <w:jc w:val="center"/>
-            </w:pPr>
-            <w:r/>
-            <w:r>
-              <w:rPr>
-                <w:sz w:val="28"/>
-              </w:rPr>
-              <w:t>Описание</w:t>
-            </w:r>
-          </w:p>
-        </w:tc>
-      </w:tr>
-      <w:tr>
-        <w:trPr>
-          <w:cantSplit/>
-        </w:trPr>
-        <w:tc>
-          <w:tcPr>
-            <w:tcW w:type="dxa" w:w="2700"/>
-          </w:tcPr>
-          <w:p>
-            <w:pPr>
-              <w:keepNext/>
-              <w:spacing w:line="240" w:lineRule="auto"/>
-              <w:contextualSpacing/>
-              <w:jc w:val="left"/>
-            </w:pPr>
-            <w:r/>
-            <w:r>
-              <w:rPr>
-                <w:sz w:val="28"/>
-              </w:rPr>
-              <w:t>Действующее лицо</w:t>
-            </w:r>
-          </w:p>
-        </w:tc>
-        <w:tc>
-          <w:tcPr>
-            <w:tcW w:type="dxa" w:w="6650"/>
-          </w:tcPr>
-          <w:p>
-            <w:pPr>
-              <w:keepNext/>
-              <w:spacing w:line="240" w:lineRule="auto"/>
-              <w:contextualSpacing/>
-              <w:jc w:val="left"/>
-            </w:pPr>
-            <w:r/>
-            <w:r>
-              <w:rPr>
-                <w:sz w:val="28"/>
-              </w:rPr>
-              <w:t>Клиент</w:t>
-            </w:r>
-          </w:p>
-        </w:tc>
-      </w:tr>
-      <w:tr>
-        <w:trPr>
-          <w:cantSplit/>
-        </w:trPr>
-        <w:tc>
-          <w:tcPr>
-            <w:tcW w:type="dxa" w:w="2700"/>
-          </w:tcPr>
-          <w:p>
-            <w:pPr>
-              <w:spacing w:line="240" w:lineRule="auto"/>
-              <w:contextualSpacing/>
-              <w:jc w:val="left"/>
-            </w:pPr>
-            <w:r/>
-            <w:r>
-              <w:rPr>
-                <w:sz w:val="28"/>
-              </w:rPr>
-              <w:t>Краткое описание</w:t>
-            </w:r>
-          </w:p>
-        </w:tc>
-        <w:tc>
-          <w:tcPr>
-            <w:tcW w:type="dxa" w:w="6650"/>
-          </w:tcPr>
-          <w:p>
-            <w:pPr>
-              <w:spacing w:line="240" w:lineRule="auto"/>
-              <w:contextualSpacing/>
-              <w:jc w:val="left"/>
-            </w:pPr>
-            <w:r/>
-            <w:r>
-              <w:rPr>
-                <w:sz w:val="28"/>
-              </w:rPr>
-              <w:t>Клиент открывает дополнительный текущий или сберегательный счёт в выбранной валюте либо закрывает ненужный счёт.</w:t>
-            </w:r>
-          </w:p>
-        </w:tc>
-      </w:tr>
-      <w:tr>
-        <w:trPr>
-          <w:cantSplit/>
-        </w:trPr>
-        <w:tc>
-          <w:tcPr>
-            <w:tcW w:type="dxa" w:w="2700"/>
-          </w:tcPr>
-          <w:p>
-            <w:pPr>
-              <w:spacing w:line="240" w:lineRule="auto"/>
-              <w:contextualSpacing/>
-              <w:jc w:val="left"/>
-            </w:pPr>
-            <w:r/>
-            <w:r>
-              <w:rPr>
-                <w:sz w:val="28"/>
-              </w:rPr>
-              <w:t>Связанные требования</w:t>
-            </w:r>
-          </w:p>
-        </w:tc>
-        <w:tc>
-          <w:tcPr>
-            <w:tcW w:type="dxa" w:w="6650"/>
-          </w:tcPr>
-          <w:p>
-            <w:pPr>
-              <w:spacing w:line="240" w:lineRule="auto"/>
-              <w:contextualSpacing/>
-              <w:jc w:val="left"/>
-            </w:pPr>
-            <w:r/>
-            <w:r>
-              <w:rPr>
-                <w:sz w:val="28"/>
-              </w:rPr>
-              <w:t>ФТ-3</w:t>
-            </w:r>
-          </w:p>
-        </w:tc>
-      </w:tr>
-      <w:tr>
-        <w:trPr>
-          <w:cantSplit/>
-        </w:trPr>
-        <w:tc>
-          <w:tcPr>
-            <w:tcW w:type="dxa" w:w="2700"/>
-          </w:tcPr>
-          <w:p>
-            <w:pPr>
-              <w:spacing w:line="240" w:lineRule="auto"/>
-              <w:contextualSpacing/>
-              <w:jc w:val="left"/>
-            </w:pPr>
-            <w:r/>
-            <w:r>
-              <w:rPr>
-                <w:sz w:val="28"/>
-              </w:rPr>
-              <w:t>Входные условия</w:t>
-            </w:r>
-          </w:p>
-        </w:tc>
-        <w:tc>
-          <w:tcPr>
-            <w:tcW w:type="dxa" w:w="6650"/>
-          </w:tcPr>
-          <w:p>
-            <w:pPr>
-              <w:spacing w:line="240" w:lineRule="auto"/>
-              <w:contextualSpacing/>
-              <w:jc w:val="left"/>
-            </w:pPr>
-            <w:r/>
-            <w:r>
-              <w:rPr>
-                <w:sz w:val="28"/>
-              </w:rPr>
-              <w:t>Клиент вошёл в систему, его анкета подтверждена.</w:t>
-            </w:r>
-          </w:p>
-        </w:tc>
-      </w:tr>
-      <w:tr>
-        <w:trPr>
-          <w:cantSplit/>
-        </w:trPr>
-        <w:tc>
-          <w:tcPr>
-            <w:tcW w:type="dxa" w:w="2700"/>
-          </w:tcPr>
-          <w:p>
-            <w:pPr>
-              <w:spacing w:line="240" w:lineRule="auto"/>
-              <w:contextualSpacing/>
-              <w:jc w:val="left"/>
-            </w:pPr>
-            <w:r/>
-            <w:r>
-              <w:rPr>
-                <w:sz w:val="28"/>
-              </w:rPr>
-              <w:t>Основной поток действий</w:t>
-            </w:r>
-          </w:p>
-        </w:tc>
-        <w:tc>
-          <w:tcPr>
-            <w:tcW w:type="dxa" w:w="6650"/>
-          </w:tcPr>
-          <w:p>
-            <w:pPr>
-              <w:spacing w:line="240" w:lineRule="auto"/>
-              <w:contextualSpacing/>
-              <w:jc w:val="left"/>
-            </w:pPr>
-            <w:r/>
-            <w:r>
-              <w:rPr>
-                <w:sz w:val="28"/>
-              </w:rPr>
-              <w:t>1. Клиент выбирает действие «Открыть счёт», вид счёта и валюту.</w:t>
-            </w:r>
-          </w:p>
-          <w:p>
-            <w:pPr>
-              <w:spacing w:line="240" w:lineRule="auto"/>
-              <w:contextualSpacing/>
-              <w:jc w:val="left"/>
-            </w:pPr>
-            <w:r>
-              <w:rPr>
-                <w:sz w:val="28"/>
-              </w:rPr>
-              <w:t>2. Система проверяет допустимость вида счёта и валюты.</w:t>
-            </w:r>
-          </w:p>
-          <w:p>
-            <w:pPr>
-              <w:spacing w:line="240" w:lineRule="auto"/>
-              <w:contextualSpacing/>
-              <w:jc w:val="left"/>
-            </w:pPr>
-            <w:r>
-              <w:rPr>
-                <w:sz w:val="28"/>
-              </w:rPr>
-              <w:t>3. Система формирует номер счёта в формате IBAN: код страны, контрольные цифры по остатку от деления на 97, код банка, балансовый счёт и номер.</w:t>
-            </w:r>
-          </w:p>
-          <w:p>
-            <w:pPr>
-              <w:spacing w:line="240" w:lineRule="auto"/>
-              <w:contextualSpacing/>
-              <w:jc w:val="left"/>
-            </w:pPr>
-            <w:r>
-              <w:rPr>
-                <w:sz w:val="28"/>
-              </w:rPr>
-              <w:t>4. Система создаёт счёт в статусе «действует», записывает действие в журнал и показывает реквизиты нового счёта.</w:t>
-            </w:r>
-          </w:p>
-        </w:tc>
-      </w:tr>
-    </w:tbl>
-    <w:p>
-      <w:pPr>
-        <w:keepNext/>
-        <w:ind w:left="0"/>
-        <w:contextualSpacing/>
-        <w:jc w:val="left"/>
-      </w:pPr>
-      <w:r>
-        <w:t xml:space="preserve">Продолжение таблицы 1.10</w:t>
-      </w:r>
-    </w:p>
-    <w:tbl>
-      <w:tblPr>
-        <w:tblStyle w:val="af5"/>
-        <w:tblLook w:firstColumn="1" w:firstRow="1" w:lastColumn="0" w:lastRow="0" w:noHBand="0" w:noVBand="1" w:val="04A0"/>
-        <w:tblW w:w="9350" w:type="dxa"/>
-        <w:tblLayout w:type="fixed"/>
-      </w:tblPr>
-      <w:tblGrid>
-        <w:gridCol w:w="2700"/>
-        <w:gridCol w:w="6650"/>
-      </w:tblGrid>
-      <w:tr>
-        <w:trPr>
-          <w:cantSplit/>
-          <w:tblHeader/>
-        </w:trPr>
-        <w:tc>
-          <w:tcPr>
-            <w:tcW w:type="dxa" w:w="2700"/>
-          </w:tcPr>
-          <w:p>
-            <w:pPr>
-              <w:keepNext/>
-              <w:spacing w:line="240" w:lineRule="auto"/>
-              <w:contextualSpacing/>
-              <w:jc w:val="center"/>
-            </w:pPr>
-            <w:r/>
-            <w:r>
-              <w:rPr>
-                <w:sz w:val="28"/>
-              </w:rPr>
-              <w:t>Поле</w:t>
-            </w:r>
-          </w:p>
-        </w:tc>
-        <w:tc>
-          <w:tcPr>
-            <w:tcW w:type="dxa" w:w="6650"/>
-          </w:tcPr>
-          <w:p>
-            <w:pPr>
-              <w:keepNext/>
-              <w:spacing w:line="240" w:lineRule="auto"/>
-              <w:contextualSpacing/>
-              <w:jc w:val="center"/>
-            </w:pPr>
-            <w:r/>
-            <w:r>
-              <w:rPr>
-                <w:sz w:val="28"/>
-              </w:rPr>
-              <w:t>Описание</w:t>
-            </w:r>
-          </w:p>
-        </w:tc>
-      </w:tr>
-      <w:tr>
-        <w:trPr>
-          <w:cantSplit/>
-        </w:trPr>
-        <w:tc>
-          <w:tcPr>
-            <w:tcW w:type="dxa" w:w="2700"/>
-          </w:tcPr>
-          <w:p>
-            <w:pPr>
-              <w:spacing w:line="240" w:lineRule="auto"/>
-              <w:contextualSpacing/>
-              <w:jc w:val="left"/>
-            </w:pPr>
-            <w:r/>
-            <w:r>
-              <w:rPr>
-                <w:sz w:val="28"/>
-              </w:rPr>
-              <w:t>Альтернативные потоки действий</w:t>
-            </w:r>
-          </w:p>
-        </w:tc>
-        <w:tc>
-          <w:tcPr>
-            <w:tcW w:type="dxa" w:w="6650"/>
-          </w:tcPr>
-          <w:p>
-            <w:pPr>
-              <w:spacing w:line="240" w:lineRule="auto"/>
-              <w:contextualSpacing/>
-              <w:jc w:val="left"/>
-            </w:pPr>
-            <w:r/>
-            <w:r>
-              <w:rPr>
-                <w:sz w:val="28"/>
-              </w:rPr>
-              <w:t>1а. Клиент закрывает счёт. Система проверяет, что остаток равен нулю, нет зарезервированных сумм, действующих карт, вкладов, кредитов и автоплатежей, связанных со счётом, и переводит счёт в статус «закрыт».</w:t>
-            </w:r>
-          </w:p>
-          <w:p>
-            <w:pPr>
-              <w:spacing w:line="240" w:lineRule="auto"/>
-              <w:contextualSpacing/>
-              <w:jc w:val="left"/>
-            </w:pPr>
-            <w:r>
-              <w:rPr>
-                <w:sz w:val="28"/>
-              </w:rPr>
-              <w:t>1б. Условия закрытия не выполнены: система показывает причину, счёт остаётся действующим.</w:t>
-            </w:r>
-          </w:p>
-        </w:tc>
-      </w:tr>
-      <w:tr>
-        <w:trPr>
-          <w:cantSplit/>
-        </w:trPr>
-        <w:tc>
-          <w:tcPr>
-            <w:tcW w:type="dxa" w:w="2700"/>
-          </w:tcPr>
-          <w:p>
-            <w:pPr>
-              <w:spacing w:line="240" w:lineRule="auto"/>
-              <w:contextualSpacing/>
-              <w:jc w:val="left"/>
-            </w:pPr>
-            <w:r/>
-            <w:r>
-              <w:rPr>
-                <w:sz w:val="28"/>
-              </w:rPr>
-              <w:t>Выходные условия</w:t>
-            </w:r>
-          </w:p>
-        </w:tc>
-        <w:tc>
-          <w:tcPr>
-            <w:tcW w:type="dxa" w:w="6650"/>
-          </w:tcPr>
-          <w:p>
-            <w:pPr>
-              <w:spacing w:line="240" w:lineRule="auto"/>
-              <w:contextualSpacing/>
-              <w:jc w:val="left"/>
-            </w:pPr>
-            <w:r/>
-            <w:r>
-              <w:rPr>
-                <w:sz w:val="28"/>
-              </w:rPr>
-              <w:t>Счёт открыт и доступен для операций либо закрыт.</w:t>
-            </w:r>
-          </w:p>
-        </w:tc>
-      </w:tr>
-    </w:tbl>
-    <w:p>
-      <w:pPr>
-        <w:ind w:firstLine="709"/>
-        <w:contextualSpacing/>
-        <w:jc w:val="both"/>
-      </w:pPr>
-    </w:p>
-    <w:p>
-      <w:pPr>
-        <w:keepNext/>
-        <w:ind w:left="1701" w:hanging="1701"/>
-        <w:contextualSpacing/>
-        <w:jc w:val="both"/>
-      </w:pPr>
-      <w:r>
-        <w:t>Таблица 1.11 – Вариант использования UC-4 «Перевод клиенту банка»</w:t>
-      </w:r>
-    </w:p>
-    <w:tbl>
-      <w:tblPr>
-        <w:tblStyle w:val="af5"/>
-        <w:tblLook w:firstColumn="1" w:firstRow="1" w:lastColumn="0" w:lastRow="0" w:noHBand="0" w:noVBand="1" w:val="04A0"/>
-        <w:tblW w:w="9350" w:type="dxa"/>
-        <w:tblLayout w:type="fixed"/>
-      </w:tblPr>
-      <w:tblGrid>
-        <w:gridCol w:w="2700"/>
-        <w:gridCol w:w="6650"/>
-      </w:tblGrid>
-      <w:tr>
-        <w:trPr>
-          <w:cantSplit/>
-          <w:tblHeader/>
-        </w:trPr>
-        <w:tc>
-          <w:tcPr>
-            <w:tcW w:type="dxa" w:w="2700"/>
-          </w:tcPr>
-          <w:p>
-            <w:pPr>
-              <w:keepNext/>
-              <w:spacing w:line="240" w:lineRule="auto"/>
-              <w:contextualSpacing/>
-              <w:jc w:val="center"/>
-            </w:pPr>
-            <w:r/>
-            <w:r>
-              <w:rPr>
-                <w:sz w:val="28"/>
-              </w:rPr>
-              <w:t>Поле</w:t>
-            </w:r>
-          </w:p>
-        </w:tc>
-        <w:tc>
-          <w:tcPr>
-            <w:tcW w:type="dxa" w:w="6650"/>
-          </w:tcPr>
-          <w:p>
-            <w:pPr>
-              <w:keepNext/>
-              <w:spacing w:line="240" w:lineRule="auto"/>
-              <w:contextualSpacing/>
-              <w:jc w:val="center"/>
-            </w:pPr>
-            <w:r/>
-            <w:r>
-              <w:rPr>
-                <w:sz w:val="28"/>
-              </w:rPr>
-              <w:t>Описание</w:t>
-            </w:r>
-          </w:p>
-        </w:tc>
-      </w:tr>
-      <w:tr>
-        <w:trPr>
-          <w:cantSplit/>
-        </w:trPr>
-        <w:tc>
-          <w:tcPr>
-            <w:tcW w:type="dxa" w:w="2700"/>
-          </w:tcPr>
-          <w:p>
-            <w:pPr>
-              <w:keepNext/>
-              <w:spacing w:line="240" w:lineRule="auto"/>
-              <w:contextualSpacing/>
-              <w:jc w:val="left"/>
-            </w:pPr>
-            <w:r/>
-            <w:r>
-              <w:rPr>
-                <w:sz w:val="28"/>
-              </w:rPr>
-              <w:t>Действующее лицо</w:t>
-            </w:r>
-          </w:p>
-        </w:tc>
-        <w:tc>
-          <w:tcPr>
-            <w:tcW w:type="dxa" w:w="6650"/>
-          </w:tcPr>
-          <w:p>
-            <w:pPr>
-              <w:keepNext/>
-              <w:spacing w:line="240" w:lineRule="auto"/>
-              <w:contextualSpacing/>
-              <w:jc w:val="left"/>
-            </w:pPr>
-            <w:r/>
-            <w:r>
-              <w:rPr>
-                <w:sz w:val="28"/>
-              </w:rPr>
-              <w:t>Клиент, специалист по финансовому мониторингу</w:t>
-            </w:r>
-          </w:p>
-        </w:tc>
-      </w:tr>
-      <w:tr>
-        <w:trPr>
-          <w:cantSplit/>
-        </w:trPr>
-        <w:tc>
-          <w:tcPr>
-            <w:tcW w:type="dxa" w:w="2700"/>
-          </w:tcPr>
-          <w:p>
-            <w:pPr>
-              <w:spacing w:line="240" w:lineRule="auto"/>
-              <w:contextualSpacing/>
-              <w:jc w:val="left"/>
-            </w:pPr>
-            <w:r/>
-            <w:r>
-              <w:rPr>
-                <w:sz w:val="28"/>
-              </w:rPr>
-              <w:t>Краткое описание</w:t>
-            </w:r>
-          </w:p>
-        </w:tc>
-        <w:tc>
-          <w:tcPr>
-            <w:tcW w:type="dxa" w:w="6650"/>
-          </w:tcPr>
-          <w:p>
-            <w:pPr>
-              <w:spacing w:line="240" w:lineRule="auto"/>
-              <w:contextualSpacing/>
-              <w:jc w:val="left"/>
-            </w:pPr>
-            <w:r/>
-            <w:r>
-              <w:rPr>
-                <w:sz w:val="28"/>
-              </w:rPr>
-              <w:t>Клиент переводит деньги на счёт другого клиента банка по номеру IBAN. Перевод проверяется по правилам контроля и при необходимости подтверждается одноразовым кодом.</w:t>
-            </w:r>
-          </w:p>
-        </w:tc>
-      </w:tr>
-      <w:tr>
-        <w:trPr>
-          <w:cantSplit/>
-        </w:trPr>
-        <w:tc>
-          <w:tcPr>
-            <w:tcW w:type="dxa" w:w="2700"/>
-          </w:tcPr>
-          <w:p>
-            <w:pPr>
-              <w:spacing w:line="240" w:lineRule="auto"/>
-              <w:contextualSpacing/>
-              <w:jc w:val="left"/>
-            </w:pPr>
-            <w:r/>
-            <w:r>
-              <w:rPr>
-                <w:sz w:val="28"/>
-              </w:rPr>
-              <w:t>Связанные требования</w:t>
-            </w:r>
-          </w:p>
-        </w:tc>
-        <w:tc>
-          <w:tcPr>
-            <w:tcW w:type="dxa" w:w="6650"/>
-          </w:tcPr>
-          <w:p>
-            <w:pPr>
-              <w:spacing w:line="240" w:lineRule="auto"/>
-              <w:contextualSpacing/>
-              <w:jc w:val="left"/>
-            </w:pPr>
-            <w:r/>
-            <w:r>
-              <w:rPr>
-                <w:sz w:val="28"/>
-              </w:rPr>
-              <w:t>ФТ-4, ФТ-5, ФТ-13</w:t>
-            </w:r>
-          </w:p>
-        </w:tc>
-      </w:tr>
-      <w:tr>
-        <w:trPr>
-          <w:cantSplit/>
-        </w:trPr>
-        <w:tc>
-          <w:tcPr>
-            <w:tcW w:type="dxa" w:w="2700"/>
-          </w:tcPr>
-          <w:p>
-            <w:pPr>
-              <w:spacing w:line="240" w:lineRule="auto"/>
-              <w:contextualSpacing/>
-              <w:jc w:val="left"/>
-            </w:pPr>
-            <w:r/>
-            <w:r>
-              <w:rPr>
-                <w:sz w:val="28"/>
-              </w:rPr>
-              <w:t>Входные условия</w:t>
-            </w:r>
-          </w:p>
-        </w:tc>
-        <w:tc>
-          <w:tcPr>
-            <w:tcW w:type="dxa" w:w="6650"/>
-          </w:tcPr>
-          <w:p>
-            <w:pPr>
-              <w:spacing w:line="240" w:lineRule="auto"/>
-              <w:contextualSpacing/>
-              <w:jc w:val="left"/>
-            </w:pPr>
-            <w:r/>
-            <w:r>
-              <w:rPr>
-                <w:sz w:val="28"/>
-              </w:rPr>
-              <w:t>Клиент вошёл в систему, его анкета подтверждена, на счёте списания достаточно средств для перевода и комиссии.</w:t>
-            </w:r>
-          </w:p>
-        </w:tc>
-      </w:tr>
-      <w:tr>
-        <w:trPr>
-          <w:cantSplit/>
-        </w:trPr>
-        <w:tc>
-          <w:tcPr>
-            <w:tcW w:type="dxa" w:w="2700"/>
-          </w:tcPr>
-          <w:p>
-            <w:pPr>
-              <w:spacing w:line="240" w:lineRule="auto"/>
-              <w:contextualSpacing/>
-              <w:jc w:val="left"/>
-            </w:pPr>
-            <w:r/>
-            <w:r>
-              <w:rPr>
-                <w:sz w:val="28"/>
-              </w:rPr>
-              <w:t>Основной поток действий</w:t>
-            </w:r>
-          </w:p>
-        </w:tc>
-        <w:tc>
-          <w:tcPr>
-            <w:tcW w:type="dxa" w:w="6650"/>
-          </w:tcPr>
-          <w:p>
-            <w:pPr>
-              <w:spacing w:line="240" w:lineRule="auto"/>
-              <w:contextualSpacing/>
-              <w:jc w:val="left"/>
-            </w:pPr>
-            <w:r/>
-            <w:r>
-              <w:rPr>
-                <w:sz w:val="28"/>
-              </w:rPr>
-              <w:t>1. Клиент выбирает счёт списания, вводит IBAN получателя, сумму и комментарий.</w:t>
-            </w:r>
-          </w:p>
-          <w:p>
-            <w:pPr>
-              <w:spacing w:line="240" w:lineRule="auto"/>
-              <w:contextualSpacing/>
-              <w:jc w:val="left"/>
-            </w:pPr>
-            <w:r>
-              <w:rPr>
-                <w:sz w:val="28"/>
-              </w:rPr>
-              <w:t>2. Система проверяет контрольные цифры IBAN, существование счёта получателя, принадлежность счёта списания клиенту и суточный лимит переводов.</w:t>
-            </w:r>
-          </w:p>
-          <w:p>
-            <w:pPr>
-              <w:spacing w:line="240" w:lineRule="auto"/>
-              <w:contextualSpacing/>
-              <w:jc w:val="left"/>
-            </w:pPr>
-            <w:r>
-              <w:rPr>
-                <w:sz w:val="28"/>
-              </w:rPr>
-              <w:t>3. Система рассчитывает комиссию и оценивает риск перевода по правилам контроля.</w:t>
-            </w:r>
-          </w:p>
-          <w:p>
-            <w:pPr>
-              <w:spacing w:line="240" w:lineRule="auto"/>
-              <w:contextualSpacing/>
-              <w:jc w:val="left"/>
-            </w:pPr>
-            <w:r>
-              <w:rPr>
-                <w:sz w:val="28"/>
-              </w:rPr>
-              <w:t>4. Если сумма не меньше порога подтверждения или правила контроля этого требуют, система отправляет одноразовый код на электронную почту клиента.</w:t>
-            </w:r>
-          </w:p>
-          <w:p>
-            <w:pPr>
-              <w:spacing w:line="240" w:lineRule="auto"/>
-              <w:contextualSpacing/>
-              <w:jc w:val="left"/>
-            </w:pPr>
-            <w:r>
-              <w:rPr>
-                <w:sz w:val="28"/>
-              </w:rPr>
-              <w:t>5. Клиент вводит код.</w:t>
-            </w:r>
-          </w:p>
-          <w:p>
-            <w:pPr>
-              <w:spacing w:line="240" w:lineRule="auto"/>
-              <w:contextualSpacing/>
-              <w:jc w:val="left"/>
-            </w:pPr>
-            <w:r>
-              <w:rPr>
-                <w:sz w:val="28"/>
-              </w:rPr>
-              <w:t>6. Система проверяет код и в одной транзакции базы данных проводит перевод. Если валюты счетов различаются, выполняется конвертация, комиссия отражается отдельной проводкой.</w:t>
-            </w:r>
-          </w:p>
-          <w:p>
-            <w:pPr>
-              <w:spacing w:line="240" w:lineRule="auto"/>
-              <w:contextualSpacing/>
-              <w:jc w:val="left"/>
-            </w:pPr>
-            <w:r>
-              <w:rPr>
-                <w:sz w:val="28"/>
-              </w:rPr>
-              <w:t>7. Система уведомляет клиента и показывает квитанцию.</w:t>
-            </w:r>
-          </w:p>
-        </w:tc>
-      </w:tr>
-    </w:tbl>
-    <w:p>
-      <w:pPr>
-        <w:keepNext/>
-        <w:ind w:left="0"/>
-        <w:contextualSpacing/>
-        <w:jc w:val="left"/>
-      </w:pPr>
-      <w:r>
-        <w:t xml:space="preserve">Продолжение таблицы 1.11</w:t>
-      </w:r>
-    </w:p>
-    <w:tbl>
-      <w:tblPr>
-        <w:tblStyle w:val="af5"/>
-        <w:tblLook w:firstColumn="1" w:firstRow="1" w:lastColumn="0" w:lastRow="0" w:noHBand="0" w:noVBand="1" w:val="04A0"/>
-        <w:tblW w:w="9350" w:type="dxa"/>
-        <w:tblLayout w:type="fixed"/>
-      </w:tblPr>
-      <w:tblGrid>
-        <w:gridCol w:w="2700"/>
-        <w:gridCol w:w="6650"/>
-      </w:tblGrid>
-      <w:tr>
-        <w:trPr>
-          <w:cantSplit/>
-          <w:tblHeader/>
-        </w:trPr>
-        <w:tc>
-          <w:tcPr>
-            <w:tcW w:type="dxa" w:w="2700"/>
-          </w:tcPr>
-          <w:p>
-            <w:pPr>
-              <w:keepNext/>
-              <w:spacing w:line="240" w:lineRule="auto"/>
-              <w:contextualSpacing/>
-              <w:jc w:val="center"/>
-            </w:pPr>
-            <w:r/>
-            <w:r>
-              <w:rPr>
-                <w:sz w:val="28"/>
-              </w:rPr>
-              <w:t>Поле</w:t>
-            </w:r>
-          </w:p>
-        </w:tc>
-        <w:tc>
-          <w:tcPr>
-            <w:tcW w:type="dxa" w:w="6650"/>
-          </w:tcPr>
-          <w:p>
-            <w:pPr>
-              <w:keepNext/>
-              <w:spacing w:line="240" w:lineRule="auto"/>
-              <w:contextualSpacing/>
-              <w:jc w:val="center"/>
-            </w:pPr>
-            <w:r/>
-            <w:r>
-              <w:rPr>
-                <w:sz w:val="28"/>
-              </w:rPr>
-              <w:t>Описание</w:t>
-            </w:r>
-          </w:p>
-        </w:tc>
-      </w:tr>
-      <w:tr>
-        <w:trPr>
-          <w:cantSplit/>
-        </w:trPr>
-        <w:tc>
-          <w:tcPr>
-            <w:tcW w:type="dxa" w:w="2700"/>
-          </w:tcPr>
-          <w:p>
-            <w:pPr>
-              <w:spacing w:line="240" w:lineRule="auto"/>
-              <w:contextualSpacing/>
-              <w:jc w:val="left"/>
-            </w:pPr>
-            <w:r/>
-            <w:r>
-              <w:rPr>
-                <w:sz w:val="28"/>
-              </w:rPr>
-              <w:t>Альтернативные потоки действий</w:t>
-            </w:r>
-          </w:p>
-        </w:tc>
-        <w:tc>
-          <w:tcPr>
-            <w:tcW w:type="dxa" w:w="6650"/>
-          </w:tcPr>
-          <w:p>
-            <w:pPr>
-              <w:spacing w:line="240" w:lineRule="auto"/>
-              <w:contextualSpacing/>
-              <w:jc w:val="left"/>
-            </w:pPr>
-            <w:r/>
-            <w:r>
-              <w:rPr>
-                <w:sz w:val="28"/>
-              </w:rPr>
-              <w:t>2а. IBAN указан неверно, счёт получателя не найден, средств недостаточно или превышен лимит: система отклоняет операцию и называет причину.</w:t>
-            </w:r>
-          </w:p>
-          <w:p>
-            <w:pPr>
-              <w:spacing w:line="240" w:lineRule="auto"/>
-              <w:contextualSpacing/>
-              <w:jc w:val="left"/>
-            </w:pPr>
-            <w:r>
-              <w:rPr>
-                <w:sz w:val="28"/>
-              </w:rPr>
-              <w:t>3а. Риск перевода высокий: система резервирует сумму, перевод получает статус «на проверке», дальнейшие действия описаны в UC-11.</w:t>
-            </w:r>
-          </w:p>
-          <w:p>
-            <w:pPr>
-              <w:spacing w:line="240" w:lineRule="auto"/>
-              <w:contextualSpacing/>
-              <w:jc w:val="left"/>
-            </w:pPr>
-            <w:r>
-              <w:rPr>
-                <w:sz w:val="28"/>
-              </w:rPr>
-              <w:t>5а. Код неверен: система сообщает об ошибке, перевод не проводится. Если срок действия кода истёк, заявка получает статус «истёк срок».</w:t>
-            </w:r>
-          </w:p>
-        </w:tc>
-      </w:tr>
-      <w:tr>
-        <w:trPr>
-          <w:cantSplit/>
-        </w:trPr>
-        <w:tc>
-          <w:tcPr>
-            <w:tcW w:type="dxa" w:w="2700"/>
-          </w:tcPr>
-          <w:p>
-            <w:pPr>
-              <w:spacing w:line="240" w:lineRule="auto"/>
-              <w:contextualSpacing/>
-              <w:jc w:val="left"/>
-            </w:pPr>
-            <w:r/>
-            <w:r>
-              <w:rPr>
-                <w:sz w:val="28"/>
-              </w:rPr>
-              <w:t>Выходные условия</w:t>
-            </w:r>
-          </w:p>
-        </w:tc>
-        <w:tc>
-          <w:tcPr>
-            <w:tcW w:type="dxa" w:w="6650"/>
-          </w:tcPr>
-          <w:p>
-            <w:pPr>
-              <w:spacing w:line="240" w:lineRule="auto"/>
-              <w:contextualSpacing/>
-              <w:jc w:val="left"/>
-            </w:pPr>
-            <w:r/>
-            <w:r>
-              <w:rPr>
-                <w:sz w:val="28"/>
-              </w:rPr>
-              <w:t>Перевод проведён и отражён в выписках обоих счетов, либо отклонён, либо задержан для проверки.</w:t>
-            </w:r>
-          </w:p>
-        </w:tc>
-      </w:tr>
-    </w:tbl>
-    <w:p>
-      <w:pPr>
-        <w:ind w:firstLine="709"/>
-        <w:contextualSpacing/>
-        <w:jc w:val="both"/>
-      </w:pPr>
-    </w:p>
-    <w:p>
-      <w:pPr>
-        <w:keepNext/>
-        <w:ind w:left="1701" w:hanging="1701"/>
-        <w:contextualSpacing/>
-        <w:jc w:val="both"/>
-      </w:pPr>
-      <w:r>
-        <w:t>Таблица 1.12 – Вариант использования UC-5 «Оплата услуг по каталогу»</w:t>
-      </w:r>
-    </w:p>
-    <w:tbl>
-      <w:tblPr>
-        <w:tblStyle w:val="af5"/>
-        <w:tblLook w:firstColumn="1" w:firstRow="1" w:lastColumn="0" w:lastRow="0" w:noHBand="0" w:noVBand="1" w:val="04A0"/>
-        <w:tblW w:w="9350" w:type="dxa"/>
-        <w:tblLayout w:type="fixed"/>
-      </w:tblPr>
-      <w:tblGrid>
-        <w:gridCol w:w="2700"/>
-        <w:gridCol w:w="6650"/>
-      </w:tblGrid>
-      <w:tr>
-        <w:trPr>
-          <w:cantSplit/>
-          <w:tblHeader/>
-        </w:trPr>
-        <w:tc>
-          <w:tcPr>
-            <w:tcW w:type="dxa" w:w="2700"/>
-          </w:tcPr>
-          <w:p>
-            <w:pPr>
-              <w:keepNext/>
-              <w:spacing w:line="240" w:lineRule="auto"/>
-              <w:contextualSpacing/>
-              <w:jc w:val="center"/>
-            </w:pPr>
-            <w:r/>
-            <w:r>
-              <w:rPr>
-                <w:sz w:val="28"/>
-              </w:rPr>
-              <w:t>Поле</w:t>
-            </w:r>
-          </w:p>
-        </w:tc>
-        <w:tc>
-          <w:tcPr>
-            <w:tcW w:type="dxa" w:w="6650"/>
-          </w:tcPr>
-          <w:p>
-            <w:pPr>
-              <w:keepNext/>
-              <w:spacing w:line="240" w:lineRule="auto"/>
-              <w:contextualSpacing/>
-              <w:jc w:val="center"/>
-            </w:pPr>
-            <w:r/>
-            <w:r>
-              <w:rPr>
-                <w:sz w:val="28"/>
-              </w:rPr>
-              <w:t>Описание</w:t>
-            </w:r>
-          </w:p>
-        </w:tc>
-      </w:tr>
-      <w:tr>
-        <w:trPr>
-          <w:cantSplit/>
-        </w:trPr>
-        <w:tc>
-          <w:tcPr>
-            <w:tcW w:type="dxa" w:w="2700"/>
-          </w:tcPr>
-          <w:p>
-            <w:pPr>
-              <w:keepNext/>
-              <w:spacing w:line="240" w:lineRule="auto"/>
-              <w:contextualSpacing/>
-              <w:jc w:val="left"/>
-            </w:pPr>
-            <w:r/>
-            <w:r>
-              <w:rPr>
-                <w:sz w:val="28"/>
-              </w:rPr>
-              <w:t>Действующее лицо</w:t>
-            </w:r>
-          </w:p>
-        </w:tc>
-        <w:tc>
-          <w:tcPr>
-            <w:tcW w:type="dxa" w:w="6650"/>
-          </w:tcPr>
-          <w:p>
-            <w:pPr>
-              <w:keepNext/>
-              <w:spacing w:line="240" w:lineRule="auto"/>
-              <w:contextualSpacing/>
-              <w:jc w:val="left"/>
-            </w:pPr>
-            <w:r/>
-            <w:r>
-              <w:rPr>
-                <w:sz w:val="28"/>
-              </w:rPr>
-              <w:t>Клиент</w:t>
-            </w:r>
-          </w:p>
-        </w:tc>
-      </w:tr>
-      <w:tr>
-        <w:trPr>
-          <w:cantSplit/>
-        </w:trPr>
-        <w:tc>
-          <w:tcPr>
-            <w:tcW w:type="dxa" w:w="2700"/>
-          </w:tcPr>
-          <w:p>
-            <w:pPr>
-              <w:spacing w:line="240" w:lineRule="auto"/>
-              <w:contextualSpacing/>
-              <w:jc w:val="left"/>
-            </w:pPr>
-            <w:r/>
-            <w:r>
-              <w:rPr>
-                <w:sz w:val="28"/>
-              </w:rPr>
-              <w:t>Краткое описание</w:t>
-            </w:r>
-          </w:p>
-        </w:tc>
-        <w:tc>
-          <w:tcPr>
-            <w:tcW w:type="dxa" w:w="6650"/>
-          </w:tcPr>
-          <w:p>
-            <w:pPr>
-              <w:spacing w:line="240" w:lineRule="auto"/>
-              <w:contextualSpacing/>
-              <w:jc w:val="left"/>
-            </w:pPr>
-            <w:r/>
-            <w:r>
-              <w:rPr>
-                <w:sz w:val="28"/>
-              </w:rPr>
-              <w:t>Клиент оплачивает услугу выбранного поставщика со своего счёта и получает квитанцию.</w:t>
-            </w:r>
-          </w:p>
-        </w:tc>
-      </w:tr>
-      <w:tr>
-        <w:trPr>
-          <w:cantSplit/>
-        </w:trPr>
-        <w:tc>
-          <w:tcPr>
-            <w:tcW w:type="dxa" w:w="2700"/>
-          </w:tcPr>
-          <w:p>
-            <w:pPr>
-              <w:spacing w:line="240" w:lineRule="auto"/>
-              <w:contextualSpacing/>
-              <w:jc w:val="left"/>
-            </w:pPr>
-            <w:r/>
-            <w:r>
-              <w:rPr>
-                <w:sz w:val="28"/>
-              </w:rPr>
-              <w:t>Связанные требования</w:t>
-            </w:r>
-          </w:p>
-        </w:tc>
-        <w:tc>
-          <w:tcPr>
-            <w:tcW w:type="dxa" w:w="6650"/>
-          </w:tcPr>
-          <w:p>
-            <w:pPr>
-              <w:spacing w:line="240" w:lineRule="auto"/>
-              <w:contextualSpacing/>
-              <w:jc w:val="left"/>
-            </w:pPr>
-            <w:r/>
-            <w:r>
-              <w:rPr>
-                <w:sz w:val="28"/>
-              </w:rPr>
-              <w:t>ФТ-6</w:t>
-            </w:r>
-          </w:p>
-        </w:tc>
-      </w:tr>
-      <w:tr>
-        <w:trPr>
-          <w:cantSplit/>
-        </w:trPr>
-        <w:tc>
-          <w:tcPr>
-            <w:tcW w:type="dxa" w:w="2700"/>
-          </w:tcPr>
-          <w:p>
-            <w:pPr>
-              <w:spacing w:line="240" w:lineRule="auto"/>
-              <w:contextualSpacing/>
-              <w:jc w:val="left"/>
-            </w:pPr>
-            <w:r/>
-            <w:r>
-              <w:rPr>
-                <w:sz w:val="28"/>
-              </w:rPr>
-              <w:t>Входные условия</w:t>
-            </w:r>
-          </w:p>
-        </w:tc>
-        <w:tc>
-          <w:tcPr>
-            <w:tcW w:type="dxa" w:w="6650"/>
-          </w:tcPr>
-          <w:p>
-            <w:pPr>
-              <w:spacing w:line="240" w:lineRule="auto"/>
-              <w:contextualSpacing/>
-              <w:jc w:val="left"/>
-            </w:pPr>
-            <w:r/>
-            <w:r>
-              <w:rPr>
-                <w:sz w:val="28"/>
-              </w:rPr>
-              <w:t>Клиент вошёл в систему, его анкета подтверждена, на счёте достаточно средств.</w:t>
-            </w:r>
-          </w:p>
-        </w:tc>
-      </w:tr>
-      <w:tr>
-        <w:trPr>
-          <w:cantSplit/>
-        </w:trPr>
-        <w:tc>
-          <w:tcPr>
-            <w:tcW w:type="dxa" w:w="2700"/>
-          </w:tcPr>
-          <w:p>
-            <w:pPr>
-              <w:spacing w:line="240" w:lineRule="auto"/>
-              <w:contextualSpacing/>
-              <w:jc w:val="left"/>
-            </w:pPr>
-            <w:r/>
-            <w:r>
-              <w:rPr>
-                <w:sz w:val="28"/>
-              </w:rPr>
-              <w:t>Основной поток действий</w:t>
-            </w:r>
-          </w:p>
-        </w:tc>
-        <w:tc>
-          <w:tcPr>
-            <w:tcW w:type="dxa" w:w="6650"/>
-          </w:tcPr>
-          <w:p>
-            <w:pPr>
-              <w:spacing w:line="240" w:lineRule="auto"/>
-              <w:contextualSpacing/>
-              <w:jc w:val="left"/>
-            </w:pPr>
-            <w:r/>
-            <w:r>
-              <w:rPr>
-                <w:sz w:val="28"/>
-              </w:rPr>
-              <w:t>1. Клиент выбирает категорию и поставщика услуги в каталоге.</w:t>
-            </w:r>
-          </w:p>
-          <w:p>
-            <w:pPr>
-              <w:spacing w:line="240" w:lineRule="auto"/>
-              <w:contextualSpacing/>
-              <w:jc w:val="left"/>
-            </w:pPr>
-            <w:r>
-              <w:rPr>
-                <w:sz w:val="28"/>
-              </w:rPr>
-              <w:t>2. Клиент вводит реквизит платежа (например, номер лицевого счёта) и сумму.</w:t>
-            </w:r>
-          </w:p>
-          <w:p>
-            <w:pPr>
-              <w:spacing w:line="240" w:lineRule="auto"/>
-              <w:contextualSpacing/>
-              <w:jc w:val="left"/>
-            </w:pPr>
-            <w:r>
-              <w:rPr>
-                <w:sz w:val="28"/>
-              </w:rPr>
-              <w:t>3. Система проверяет реквизит по формату поставщика, допустимые границы суммы и достаточность средств.</w:t>
-            </w:r>
-          </w:p>
-          <w:p>
-            <w:pPr>
-              <w:spacing w:line="240" w:lineRule="auto"/>
-              <w:contextualSpacing/>
-              <w:jc w:val="left"/>
-            </w:pPr>
-            <w:r>
-              <w:rPr>
-                <w:sz w:val="28"/>
-              </w:rPr>
-              <w:t>4. Система рассчитывает комиссию и проводит платёж.</w:t>
-            </w:r>
-          </w:p>
-          <w:p>
-            <w:pPr>
-              <w:spacing w:line="240" w:lineRule="auto"/>
-              <w:contextualSpacing/>
-              <w:jc w:val="left"/>
-            </w:pPr>
-            <w:r>
-              <w:rPr>
-                <w:sz w:val="28"/>
-              </w:rPr>
-              <w:t>5. Система формирует квитанцию в формате PDF и уведомляет клиента.</w:t>
-            </w:r>
-          </w:p>
-          <w:p>
-            <w:pPr>
-              <w:spacing w:line="240" w:lineRule="auto"/>
-              <w:contextualSpacing/>
-              <w:jc w:val="left"/>
-            </w:pPr>
-            <w:r>
-              <w:rPr>
-                <w:sz w:val="28"/>
-              </w:rPr>
-              <w:t>6. Клиент может сохранить платёж как шаблон или настроить по нему автоплатёж.</w:t>
-            </w:r>
-          </w:p>
-        </w:tc>
-      </w:tr>
-      <w:tr>
-        <w:trPr>
-          <w:cantSplit/>
-        </w:trPr>
-        <w:tc>
-          <w:tcPr>
-            <w:tcW w:type="dxa" w:w="2700"/>
-          </w:tcPr>
-          <w:p>
-            <w:pPr>
-              <w:spacing w:line="240" w:lineRule="auto"/>
-              <w:contextualSpacing/>
-              <w:jc w:val="left"/>
-            </w:pPr>
-            <w:r/>
-            <w:r>
-              <w:rPr>
-                <w:sz w:val="28"/>
-              </w:rPr>
-              <w:t>Альтернативные потоки действий</w:t>
-            </w:r>
-          </w:p>
-        </w:tc>
-        <w:tc>
-          <w:tcPr>
-            <w:tcW w:type="dxa" w:w="6650"/>
-          </w:tcPr>
-          <w:p>
-            <w:pPr>
-              <w:spacing w:line="240" w:lineRule="auto"/>
-              <w:contextualSpacing/>
-              <w:jc w:val="left"/>
-            </w:pPr>
-            <w:r/>
-            <w:r>
-              <w:rPr>
-                <w:sz w:val="28"/>
-              </w:rPr>
-              <w:t>3а. Реквизит не соответствует формату, сумма вне границ или средств недостаточно: система показывает причину, платёж не выполняется.</w:t>
-            </w:r>
-          </w:p>
-          <w:p>
-            <w:pPr>
-              <w:spacing w:line="240" w:lineRule="auto"/>
-              <w:contextualSpacing/>
-              <w:jc w:val="left"/>
-            </w:pPr>
-            <w:r>
-              <w:rPr>
-                <w:sz w:val="28"/>
-              </w:rPr>
-              <w:t>6а. Автоплатёж исполняется системой при закрытии операционного дня (UC-12).</w:t>
-            </w:r>
-          </w:p>
-        </w:tc>
-      </w:tr>
-      <w:tr>
-        <w:trPr>
-          <w:cantSplit/>
-        </w:trPr>
-        <w:tc>
-          <w:tcPr>
-            <w:tcW w:type="dxa" w:w="2700"/>
-          </w:tcPr>
-          <w:p>
-            <w:pPr>
-              <w:spacing w:line="240" w:lineRule="auto"/>
-              <w:contextualSpacing/>
-              <w:jc w:val="left"/>
-            </w:pPr>
-            <w:r/>
-            <w:r>
-              <w:rPr>
-                <w:sz w:val="28"/>
-              </w:rPr>
-              <w:t>Выходные условия</w:t>
-            </w:r>
-          </w:p>
-        </w:tc>
-        <w:tc>
-          <w:tcPr>
-            <w:tcW w:type="dxa" w:w="6650"/>
-          </w:tcPr>
-          <w:p>
-            <w:pPr>
-              <w:spacing w:line="240" w:lineRule="auto"/>
-              <w:contextualSpacing/>
-              <w:jc w:val="left"/>
-            </w:pPr>
-            <w:r/>
-            <w:r>
-              <w:rPr>
-                <w:sz w:val="28"/>
-              </w:rPr>
-              <w:t>Платёж выполнен, квитанция сформирована, либо платёж отклонён.</w:t>
-            </w:r>
-          </w:p>
-        </w:tc>
-      </w:tr>
-    </w:tbl>
-    <w:p>
-      <w:pPr>
-        <w:ind w:firstLine="709"/>
-        <w:contextualSpacing/>
-        <w:jc w:val="both"/>
-      </w:pPr>
-    </w:p>
-    <w:p>
-      <w:pPr>
-        <w:keepNext/>
-        <w:ind w:left="1701" w:hanging="1701"/>
-        <w:contextualSpacing/>
-        <w:jc w:val="both"/>
-      </w:pPr>
-      <w:r>
-        <w:t>Таблица 1.13 – Вариант использования UC-6 «Оформление вклада»</w:t>
-      </w:r>
-    </w:p>
-    <w:tbl>
-      <w:tblPr>
-        <w:tblStyle w:val="af5"/>
-        <w:tblLook w:firstColumn="1" w:firstRow="1" w:lastColumn="0" w:lastRow="0" w:noHBand="0" w:noVBand="1" w:val="04A0"/>
-        <w:tblW w:w="9350" w:type="dxa"/>
-        <w:tblLayout w:type="fixed"/>
-      </w:tblPr>
-      <w:tblGrid>
-        <w:gridCol w:w="2700"/>
-        <w:gridCol w:w="6650"/>
-      </w:tblGrid>
-      <w:tr>
-        <w:trPr>
-          <w:cantSplit/>
-          <w:tblHeader/>
-        </w:trPr>
-        <w:tc>
-          <w:tcPr>
-            <w:tcW w:type="dxa" w:w="2700"/>
-          </w:tcPr>
-          <w:p>
-            <w:pPr>
-              <w:keepNext/>
-              <w:spacing w:line="240" w:lineRule="auto"/>
-              <w:contextualSpacing/>
-              <w:jc w:val="center"/>
-            </w:pPr>
-            <w:r/>
-            <w:r>
-              <w:rPr>
-                <w:sz w:val="28"/>
-              </w:rPr>
-              <w:t>Поле</w:t>
-            </w:r>
-          </w:p>
-        </w:tc>
-        <w:tc>
-          <w:tcPr>
-            <w:tcW w:type="dxa" w:w="6650"/>
-          </w:tcPr>
-          <w:p>
-            <w:pPr>
-              <w:keepNext/>
-              <w:spacing w:line="240" w:lineRule="auto"/>
-              <w:contextualSpacing/>
-              <w:jc w:val="center"/>
-            </w:pPr>
-            <w:r/>
-            <w:r>
-              <w:rPr>
-                <w:sz w:val="28"/>
-              </w:rPr>
-              <w:t>Описание</w:t>
-            </w:r>
-          </w:p>
-        </w:tc>
-      </w:tr>
-      <w:tr>
-        <w:trPr>
-          <w:cantSplit/>
-        </w:trPr>
-        <w:tc>
-          <w:tcPr>
-            <w:tcW w:type="dxa" w:w="2700"/>
-          </w:tcPr>
-          <w:p>
-            <w:pPr>
-              <w:keepNext/>
-              <w:spacing w:line="240" w:lineRule="auto"/>
-              <w:contextualSpacing/>
-              <w:jc w:val="left"/>
-            </w:pPr>
-            <w:r/>
-            <w:r>
-              <w:rPr>
-                <w:sz w:val="28"/>
-              </w:rPr>
-              <w:t>Действующее лицо</w:t>
-            </w:r>
-          </w:p>
-        </w:tc>
-        <w:tc>
-          <w:tcPr>
-            <w:tcW w:type="dxa" w:w="6650"/>
-          </w:tcPr>
-          <w:p>
-            <w:pPr>
-              <w:keepNext/>
-              <w:spacing w:line="240" w:lineRule="auto"/>
-              <w:contextualSpacing/>
-              <w:jc w:val="left"/>
-            </w:pPr>
-            <w:r/>
-            <w:r>
-              <w:rPr>
-                <w:sz w:val="28"/>
-              </w:rPr>
-              <w:t>Клиент</w:t>
-            </w:r>
-          </w:p>
-        </w:tc>
-      </w:tr>
-      <w:tr>
-        <w:trPr>
-          <w:cantSplit/>
-        </w:trPr>
-        <w:tc>
-          <w:tcPr>
-            <w:tcW w:type="dxa" w:w="2700"/>
-          </w:tcPr>
-          <w:p>
-            <w:pPr>
-              <w:spacing w:line="240" w:lineRule="auto"/>
-              <w:contextualSpacing/>
-              <w:jc w:val="left"/>
-            </w:pPr>
-            <w:r/>
-            <w:r>
-              <w:rPr>
-                <w:sz w:val="28"/>
-              </w:rPr>
-              <w:t>Краткое описание</w:t>
-            </w:r>
-          </w:p>
-        </w:tc>
-        <w:tc>
-          <w:tcPr>
-            <w:tcW w:type="dxa" w:w="6650"/>
-          </w:tcPr>
-          <w:p>
-            <w:pPr>
-              <w:spacing w:line="240" w:lineRule="auto"/>
-              <w:contextualSpacing/>
-              <w:jc w:val="left"/>
-            </w:pPr>
-            <w:r/>
-            <w:r>
-              <w:rPr>
-                <w:sz w:val="28"/>
-              </w:rPr>
-              <w:t>Клиент открывает срочный вклад на выбранных условиях. Проценты начисляются при закрытии операционных дней.</w:t>
-            </w:r>
-          </w:p>
-        </w:tc>
-      </w:tr>
-      <w:tr>
-        <w:trPr>
-          <w:cantSplit/>
-        </w:trPr>
-        <w:tc>
-          <w:tcPr>
-            <w:tcW w:type="dxa" w:w="2700"/>
-          </w:tcPr>
-          <w:p>
-            <w:pPr>
-              <w:spacing w:line="240" w:lineRule="auto"/>
-              <w:contextualSpacing/>
-              <w:jc w:val="left"/>
-            </w:pPr>
-            <w:r/>
-            <w:r>
-              <w:rPr>
-                <w:sz w:val="28"/>
-              </w:rPr>
-              <w:t>Связанные требования</w:t>
-            </w:r>
-          </w:p>
-        </w:tc>
-        <w:tc>
-          <w:tcPr>
-            <w:tcW w:type="dxa" w:w="6650"/>
-          </w:tcPr>
-          <w:p>
-            <w:pPr>
-              <w:spacing w:line="240" w:lineRule="auto"/>
-              <w:contextualSpacing/>
-              <w:jc w:val="left"/>
-            </w:pPr>
-            <w:r/>
-            <w:r>
-              <w:rPr>
-                <w:sz w:val="28"/>
-              </w:rPr>
-              <w:t>ФТ-8</w:t>
-            </w:r>
-          </w:p>
-        </w:tc>
-      </w:tr>
-      <w:tr>
-        <w:trPr>
-          <w:cantSplit/>
-        </w:trPr>
-        <w:tc>
-          <w:tcPr>
-            <w:tcW w:type="dxa" w:w="2700"/>
-          </w:tcPr>
-          <w:p>
-            <w:pPr>
-              <w:spacing w:line="240" w:lineRule="auto"/>
-              <w:contextualSpacing/>
-              <w:jc w:val="left"/>
-            </w:pPr>
-            <w:r/>
-            <w:r>
-              <w:rPr>
-                <w:sz w:val="28"/>
-              </w:rPr>
-              <w:t>Входные условия</w:t>
-            </w:r>
-          </w:p>
-        </w:tc>
-        <w:tc>
-          <w:tcPr>
-            <w:tcW w:type="dxa" w:w="6650"/>
-          </w:tcPr>
-          <w:p>
-            <w:pPr>
-              <w:spacing w:line="240" w:lineRule="auto"/>
-              <w:contextualSpacing/>
-              <w:jc w:val="left"/>
-            </w:pPr>
-            <w:r/>
-            <w:r>
-              <w:rPr>
-                <w:sz w:val="28"/>
-              </w:rPr>
-              <w:t>Клиент вошёл в систему, его анкета подтверждена, у него есть счёт в валюте вклада с достаточной суммой.</w:t>
-            </w:r>
-          </w:p>
-        </w:tc>
-      </w:tr>
-      <w:tr>
-        <w:trPr>
-          <w:cantSplit/>
-        </w:trPr>
-        <w:tc>
-          <w:tcPr>
-            <w:tcW w:type="dxa" w:w="2700"/>
-          </w:tcPr>
-          <w:p>
-            <w:pPr>
-              <w:spacing w:line="240" w:lineRule="auto"/>
-              <w:contextualSpacing/>
-              <w:jc w:val="left"/>
-            </w:pPr>
-            <w:r/>
-            <w:r>
-              <w:rPr>
-                <w:sz w:val="28"/>
-              </w:rPr>
-              <w:t>Основной поток действий</w:t>
-            </w:r>
-          </w:p>
-        </w:tc>
-        <w:tc>
-          <w:tcPr>
-            <w:tcW w:type="dxa" w:w="6650"/>
-          </w:tcPr>
-          <w:p>
-            <w:pPr>
-              <w:spacing w:line="240" w:lineRule="auto"/>
-              <w:contextualSpacing/>
-              <w:jc w:val="left"/>
-            </w:pPr>
-            <w:r/>
-            <w:r>
-              <w:rPr>
-                <w:sz w:val="28"/>
-              </w:rPr>
-              <w:t>1. Клиент выбирает вклад в каталоге; калькулятор показывает ожидаемый доход по введённой сумме.</w:t>
-            </w:r>
-          </w:p>
-          <w:p>
-            <w:pPr>
-              <w:spacing w:line="240" w:lineRule="auto"/>
-              <w:contextualSpacing/>
-              <w:jc w:val="left"/>
-            </w:pPr>
-            <w:r>
-              <w:rPr>
-                <w:sz w:val="28"/>
-              </w:rPr>
-              <w:t>2. Клиент указывает сумму и счёт списания.</w:t>
-            </w:r>
-          </w:p>
-          <w:p>
-            <w:pPr>
-              <w:spacing w:line="240" w:lineRule="auto"/>
-              <w:contextualSpacing/>
-              <w:jc w:val="left"/>
-            </w:pPr>
-            <w:r>
-              <w:rPr>
-                <w:sz w:val="28"/>
-              </w:rPr>
-              <w:t>3. Система проверяет минимальную сумму вклада, совпадение валюты счёта и вклада, достаточность средств.</w:t>
-            </w:r>
-          </w:p>
-          <w:p>
-            <w:pPr>
-              <w:spacing w:line="240" w:lineRule="auto"/>
-              <w:contextualSpacing/>
-              <w:jc w:val="left"/>
-            </w:pPr>
-            <w:r>
-              <w:rPr>
-                <w:sz w:val="28"/>
-              </w:rPr>
-              <w:t>4. Система открывает вкладной счёт, проводит сумму вклада со счёта списания, определяет дату окончания по сроку вклада.</w:t>
-            </w:r>
-          </w:p>
-          <w:p>
-            <w:pPr>
-              <w:spacing w:line="240" w:lineRule="auto"/>
-              <w:contextualSpacing/>
-              <w:jc w:val="left"/>
-            </w:pPr>
-            <w:r>
-              <w:rPr>
-                <w:sz w:val="28"/>
-              </w:rPr>
-              <w:t>5. Система уведомляет клиента и показывает вклад в списке договоров.</w:t>
-            </w:r>
-          </w:p>
-        </w:tc>
-      </w:tr>
-      <w:tr>
-        <w:trPr>
-          <w:cantSplit/>
-        </w:trPr>
-        <w:tc>
-          <w:tcPr>
-            <w:tcW w:type="dxa" w:w="2700"/>
-          </w:tcPr>
-          <w:p>
-            <w:pPr>
-              <w:spacing w:line="240" w:lineRule="auto"/>
-              <w:contextualSpacing/>
-              <w:jc w:val="left"/>
-            </w:pPr>
-            <w:r/>
-            <w:r>
-              <w:rPr>
-                <w:sz w:val="28"/>
-              </w:rPr>
-              <w:t>Альтернативные потоки действий</w:t>
-            </w:r>
-          </w:p>
-        </w:tc>
-        <w:tc>
-          <w:tcPr>
-            <w:tcW w:type="dxa" w:w="6650"/>
-          </w:tcPr>
-          <w:p>
-            <w:pPr>
-              <w:spacing w:line="240" w:lineRule="auto"/>
-              <w:contextualSpacing/>
-              <w:jc w:val="left"/>
-            </w:pPr>
-            <w:r/>
-            <w:r>
-              <w:rPr>
-                <w:sz w:val="28"/>
-              </w:rPr>
-              <w:t>3а. Сумма меньше минимальной, валюта счёта не совпадает с валютой вклада или средств недостаточно: система отклоняет операцию и называет причину.</w:t>
-            </w:r>
-          </w:p>
-          <w:p>
-            <w:pPr>
-              <w:spacing w:line="240" w:lineRule="auto"/>
-              <w:contextualSpacing/>
-              <w:jc w:val="left"/>
-            </w:pPr>
-            <w:r>
-              <w:rPr>
-                <w:sz w:val="28"/>
-              </w:rPr>
-              <w:t>5а. По окончании срока вклад закрывается при закрытии операционного дня, сумма и проценты возвращаются на счёт клиента.</w:t>
-            </w:r>
-          </w:p>
-        </w:tc>
-      </w:tr>
-      <w:tr>
-        <w:trPr>
-          <w:cantSplit/>
-        </w:trPr>
-        <w:tc>
-          <w:tcPr>
-            <w:tcW w:type="dxa" w:w="2700"/>
-          </w:tcPr>
-          <w:p>
-            <w:pPr>
-              <w:spacing w:line="240" w:lineRule="auto"/>
-              <w:contextualSpacing/>
-              <w:jc w:val="left"/>
-            </w:pPr>
-            <w:r/>
-            <w:r>
-              <w:rPr>
-                <w:sz w:val="28"/>
-              </w:rPr>
-              <w:t>Выходные условия</w:t>
-            </w:r>
-          </w:p>
-        </w:tc>
-        <w:tc>
-          <w:tcPr>
-            <w:tcW w:type="dxa" w:w="6650"/>
-          </w:tcPr>
-          <w:p>
-            <w:pPr>
-              <w:spacing w:line="240" w:lineRule="auto"/>
-              <w:contextualSpacing/>
-              <w:jc w:val="left"/>
-            </w:pPr>
-            <w:r/>
-            <w:r>
-              <w:rPr>
-                <w:sz w:val="28"/>
-              </w:rPr>
-              <w:t>Вкладной счёт открыт, вклад отражён в списке договоров клиента.</w:t>
-            </w:r>
-          </w:p>
-        </w:tc>
-      </w:tr>
-    </w:tbl>
-    <w:p>
-      <w:pPr>
-        <w:ind w:firstLine="709"/>
-        <w:contextualSpacing/>
-        <w:jc w:val="both"/>
-      </w:pPr>
-    </w:p>
-    <w:p>
-      <w:pPr>
-        <w:keepNext/>
-        <w:ind w:left="1701" w:hanging="1701"/>
-        <w:contextualSpacing/>
-        <w:jc w:val="both"/>
-      </w:pPr>
-      <w:r>
-        <w:t>Таблица 1.14 – Вариант использования UC-7 «Досрочное закрытие вклада»</w:t>
-      </w:r>
-    </w:p>
-    <w:tbl>
-      <w:tblPr>
-        <w:tblStyle w:val="af5"/>
-        <w:tblLook w:firstColumn="1" w:firstRow="1" w:lastColumn="0" w:lastRow="0" w:noHBand="0" w:noVBand="1" w:val="04A0"/>
-        <w:tblW w:w="9350" w:type="dxa"/>
-        <w:tblLayout w:type="fixed"/>
-      </w:tblPr>
-      <w:tblGrid>
-        <w:gridCol w:w="2700"/>
-        <w:gridCol w:w="6650"/>
-      </w:tblGrid>
-      <w:tr>
-        <w:trPr>
-          <w:cantSplit/>
-          <w:tblHeader/>
-        </w:trPr>
-        <w:tc>
-          <w:tcPr>
-            <w:tcW w:type="dxa" w:w="2700"/>
-          </w:tcPr>
-          <w:p>
-            <w:pPr>
-              <w:keepNext/>
-              <w:spacing w:line="240" w:lineRule="auto"/>
-              <w:contextualSpacing/>
-              <w:jc w:val="center"/>
-            </w:pPr>
-            <w:r/>
-            <w:r>
-              <w:rPr>
-                <w:sz w:val="28"/>
-              </w:rPr>
-              <w:t>Поле</w:t>
-            </w:r>
-          </w:p>
-        </w:tc>
-        <w:tc>
-          <w:tcPr>
-            <w:tcW w:type="dxa" w:w="6650"/>
-          </w:tcPr>
-          <w:p>
-            <w:pPr>
-              <w:keepNext/>
-              <w:spacing w:line="240" w:lineRule="auto"/>
-              <w:contextualSpacing/>
-              <w:jc w:val="center"/>
-            </w:pPr>
-            <w:r/>
-            <w:r>
-              <w:rPr>
-                <w:sz w:val="28"/>
-              </w:rPr>
-              <w:t>Описание</w:t>
-            </w:r>
-          </w:p>
-        </w:tc>
-      </w:tr>
-      <w:tr>
-        <w:trPr>
-          <w:cantSplit/>
-        </w:trPr>
-        <w:tc>
-          <w:tcPr>
-            <w:tcW w:type="dxa" w:w="2700"/>
-          </w:tcPr>
-          <w:p>
-            <w:pPr>
-              <w:keepNext/>
-              <w:spacing w:line="240" w:lineRule="auto"/>
-              <w:contextualSpacing/>
-              <w:jc w:val="left"/>
-            </w:pPr>
-            <w:r/>
-            <w:r>
-              <w:rPr>
-                <w:sz w:val="28"/>
-              </w:rPr>
-              <w:t>Действующее лицо</w:t>
-            </w:r>
-          </w:p>
-        </w:tc>
-        <w:tc>
-          <w:tcPr>
-            <w:tcW w:type="dxa" w:w="6650"/>
-          </w:tcPr>
-          <w:p>
-            <w:pPr>
-              <w:keepNext/>
-              <w:spacing w:line="240" w:lineRule="auto"/>
-              <w:contextualSpacing/>
-              <w:jc w:val="left"/>
-            </w:pPr>
-            <w:r/>
-            <w:r>
-              <w:rPr>
-                <w:sz w:val="28"/>
-              </w:rPr>
-              <w:t>Клиент</w:t>
-            </w:r>
-          </w:p>
-        </w:tc>
-      </w:tr>
-      <w:tr>
-        <w:trPr>
-          <w:cantSplit/>
-        </w:trPr>
-        <w:tc>
-          <w:tcPr>
-            <w:tcW w:type="dxa" w:w="2700"/>
-          </w:tcPr>
-          <w:p>
-            <w:pPr>
-              <w:spacing w:line="240" w:lineRule="auto"/>
-              <w:contextualSpacing/>
-              <w:jc w:val="left"/>
-            </w:pPr>
-            <w:r/>
-            <w:r>
-              <w:rPr>
-                <w:sz w:val="28"/>
-              </w:rPr>
-              <w:t>Краткое описание</w:t>
-            </w:r>
-          </w:p>
-        </w:tc>
-        <w:tc>
-          <w:tcPr>
-            <w:tcW w:type="dxa" w:w="6650"/>
-          </w:tcPr>
-          <w:p>
-            <w:pPr>
-              <w:spacing w:line="240" w:lineRule="auto"/>
-              <w:contextualSpacing/>
-              <w:jc w:val="left"/>
-            </w:pPr>
-            <w:r/>
-            <w:r>
-              <w:rPr>
-                <w:sz w:val="28"/>
-              </w:rPr>
-              <w:t>Клиент расторгает отзывный вклад до окончания срока, проценты пересчитываются по ставке до востребования.</w:t>
-            </w:r>
-          </w:p>
-        </w:tc>
-      </w:tr>
-      <w:tr>
-        <w:trPr>
-          <w:cantSplit/>
-        </w:trPr>
-        <w:tc>
-          <w:tcPr>
-            <w:tcW w:type="dxa" w:w="2700"/>
-          </w:tcPr>
-          <w:p>
-            <w:pPr>
-              <w:spacing w:line="240" w:lineRule="auto"/>
-              <w:contextualSpacing/>
-              <w:jc w:val="left"/>
-            </w:pPr>
-            <w:r/>
-            <w:r>
-              <w:rPr>
-                <w:sz w:val="28"/>
-              </w:rPr>
-              <w:t>Связанные требования</w:t>
-            </w:r>
-          </w:p>
-        </w:tc>
-        <w:tc>
-          <w:tcPr>
-            <w:tcW w:type="dxa" w:w="6650"/>
-          </w:tcPr>
-          <w:p>
-            <w:pPr>
-              <w:spacing w:line="240" w:lineRule="auto"/>
-              <w:contextualSpacing/>
-              <w:jc w:val="left"/>
-            </w:pPr>
-            <w:r/>
-            <w:r>
-              <w:rPr>
-                <w:sz w:val="28"/>
-              </w:rPr>
-              <w:t>ФТ-8</w:t>
-            </w:r>
-          </w:p>
-        </w:tc>
-      </w:tr>
-      <w:tr>
-        <w:trPr>
-          <w:cantSplit/>
-        </w:trPr>
-        <w:tc>
-          <w:tcPr>
-            <w:tcW w:type="dxa" w:w="2700"/>
-          </w:tcPr>
-          <w:p>
-            <w:pPr>
-              <w:spacing w:line="240" w:lineRule="auto"/>
-              <w:contextualSpacing/>
-              <w:jc w:val="left"/>
-            </w:pPr>
-            <w:r/>
-            <w:r>
-              <w:rPr>
-                <w:sz w:val="28"/>
-              </w:rPr>
-              <w:t>Входные условия</w:t>
-            </w:r>
-          </w:p>
-        </w:tc>
-        <w:tc>
-          <w:tcPr>
-            <w:tcW w:type="dxa" w:w="6650"/>
-          </w:tcPr>
-          <w:p>
-            <w:pPr>
-              <w:spacing w:line="240" w:lineRule="auto"/>
-              <w:contextualSpacing/>
-              <w:jc w:val="left"/>
-            </w:pPr>
-            <w:r/>
-            <w:r>
-              <w:rPr>
-                <w:sz w:val="28"/>
-              </w:rPr>
-              <w:t>Клиент вошёл в систему, у него есть действующий отзывный вклад.</w:t>
-            </w:r>
-          </w:p>
-        </w:tc>
-      </w:tr>
-    </w:tbl>
-    <w:p>
-      <w:pPr>
-        <w:keepNext/>
-        <w:ind w:left="0"/>
-        <w:contextualSpacing/>
-        <w:jc w:val="left"/>
-      </w:pPr>
-      <w:r>
-        <w:t xml:space="preserve">Продолжение таблицы 1.14</w:t>
-      </w:r>
-    </w:p>
-    <w:tbl>
-      <w:tblPr>
-        <w:tblStyle w:val="af5"/>
-        <w:tblLook w:firstColumn="1" w:firstRow="1" w:lastColumn="0" w:lastRow="0" w:noHBand="0" w:noVBand="1" w:val="04A0"/>
-        <w:tblW w:w="9350" w:type="dxa"/>
-        <w:tblLayout w:type="fixed"/>
-      </w:tblPr>
-      <w:tblGrid>
-        <w:gridCol w:w="2700"/>
-        <w:gridCol w:w="6650"/>
-      </w:tblGrid>
-      <w:tr>
-        <w:trPr>
-          <w:cantSplit/>
-          <w:tblHeader/>
-        </w:trPr>
-        <w:tc>
-          <w:tcPr>
-            <w:tcW w:type="dxa" w:w="2700"/>
-          </w:tcPr>
-          <w:p>
-            <w:pPr>
-              <w:keepNext/>
-              <w:spacing w:line="240" w:lineRule="auto"/>
-              <w:contextualSpacing/>
-              <w:jc w:val="center"/>
-            </w:pPr>
-            <w:r/>
-            <w:r>
-              <w:rPr>
-                <w:sz w:val="28"/>
-              </w:rPr>
-              <w:t>Поле</w:t>
-            </w:r>
-          </w:p>
-        </w:tc>
-        <w:tc>
-          <w:tcPr>
-            <w:tcW w:type="dxa" w:w="6650"/>
-          </w:tcPr>
-          <w:p>
-            <w:pPr>
-              <w:keepNext/>
-              <w:spacing w:line="240" w:lineRule="auto"/>
-              <w:contextualSpacing/>
-              <w:jc w:val="center"/>
-            </w:pPr>
-            <w:r/>
-            <w:r>
-              <w:rPr>
-                <w:sz w:val="28"/>
-              </w:rPr>
-              <w:t>Описание</w:t>
-            </w:r>
-          </w:p>
-        </w:tc>
-      </w:tr>
-      <w:tr>
-        <w:trPr>
-          <w:cantSplit/>
-        </w:trPr>
-        <w:tc>
-          <w:tcPr>
-            <w:tcW w:type="dxa" w:w="2700"/>
-          </w:tcPr>
-          <w:p>
-            <w:pPr>
-              <w:spacing w:line="240" w:lineRule="auto"/>
-              <w:contextualSpacing/>
-              <w:jc w:val="left"/>
-            </w:pPr>
-            <w:r/>
-            <w:r>
-              <w:rPr>
-                <w:sz w:val="28"/>
-              </w:rPr>
-              <w:t>Основной поток действий</w:t>
-            </w:r>
-          </w:p>
-        </w:tc>
-        <w:tc>
-          <w:tcPr>
-            <w:tcW w:type="dxa" w:w="6650"/>
-          </w:tcPr>
-          <w:p>
-            <w:pPr>
-              <w:spacing w:line="240" w:lineRule="auto"/>
-              <w:contextualSpacing/>
-              <w:jc w:val="left"/>
-            </w:pPr>
-            <w:r/>
-            <w:r>
-              <w:rPr>
-                <w:sz w:val="28"/>
-              </w:rPr>
-              <w:t>1. Клиент выбирает вклад и действие «Закрыть досрочно».</w:t>
-            </w:r>
-          </w:p>
-          <w:p>
-            <w:pPr>
-              <w:spacing w:line="240" w:lineRule="auto"/>
-              <w:contextualSpacing/>
-              <w:jc w:val="left"/>
-            </w:pPr>
-            <w:r>
-              <w:rPr>
-                <w:sz w:val="28"/>
-              </w:rPr>
-              <w:t>2. Система рассчитывает проценты по ставке до востребования за фактический срок и сравнивает их с уже выплаченными.</w:t>
-            </w:r>
-          </w:p>
-          <w:p>
-            <w:pPr>
-              <w:spacing w:line="240" w:lineRule="auto"/>
-              <w:contextualSpacing/>
-              <w:jc w:val="left"/>
-            </w:pPr>
-            <w:r>
-              <w:rPr>
-                <w:sz w:val="28"/>
-              </w:rPr>
-              <w:t>3. Система показывает сумму к выплате.</w:t>
-            </w:r>
-          </w:p>
-          <w:p>
-            <w:pPr>
-              <w:spacing w:line="240" w:lineRule="auto"/>
-              <w:contextualSpacing/>
-              <w:jc w:val="left"/>
-            </w:pPr>
-            <w:r>
-              <w:rPr>
-                <w:sz w:val="28"/>
-              </w:rPr>
-              <w:t>4. Клиент подтверждает расторжение.</w:t>
-            </w:r>
-          </w:p>
-          <w:p>
-            <w:pPr>
-              <w:spacing w:line="240" w:lineRule="auto"/>
-              <w:contextualSpacing/>
-              <w:jc w:val="left"/>
-            </w:pPr>
-            <w:r>
-              <w:rPr>
-                <w:sz w:val="28"/>
-              </w:rPr>
-              <w:t>5. Система проводками доначисляет или удерживает разницу процентов, возвращает остаток на счёт возврата, закрывает вкладной счёт и присваивает вкладу статус «закрыт досрочно».</w:t>
-            </w:r>
-          </w:p>
-        </w:tc>
-      </w:tr>
-      <w:tr>
-        <w:trPr>
-          <w:cantSplit/>
-        </w:trPr>
-        <w:tc>
-          <w:tcPr>
-            <w:tcW w:type="dxa" w:w="2700"/>
-          </w:tcPr>
-          <w:p>
-            <w:pPr>
-              <w:spacing w:line="240" w:lineRule="auto"/>
-              <w:contextualSpacing/>
-              <w:jc w:val="left"/>
-            </w:pPr>
-            <w:r/>
-            <w:r>
-              <w:rPr>
-                <w:sz w:val="28"/>
-              </w:rPr>
-              <w:t>Альтернативные потоки действий</w:t>
-            </w:r>
-          </w:p>
-        </w:tc>
-        <w:tc>
-          <w:tcPr>
-            <w:tcW w:type="dxa" w:w="6650"/>
-          </w:tcPr>
-          <w:p>
-            <w:pPr>
-              <w:spacing w:line="240" w:lineRule="auto"/>
-              <w:contextualSpacing/>
-              <w:jc w:val="left"/>
-            </w:pPr>
-            <w:r/>
-            <w:r>
-              <w:rPr>
-                <w:sz w:val="28"/>
-              </w:rPr>
-              <w:t>1а. Вклад безотзывный: система сообщает, что досрочно закрыть его нельзя.</w:t>
-            </w:r>
-          </w:p>
-          <w:p>
-            <w:pPr>
-              <w:spacing w:line="240" w:lineRule="auto"/>
-              <w:contextualSpacing/>
-              <w:jc w:val="left"/>
-            </w:pPr>
-            <w:r>
-              <w:rPr>
-                <w:sz w:val="28"/>
-              </w:rPr>
-              <w:t>4а. Клиент отказывается от расторжения: вклад остаётся действующим.</w:t>
-            </w:r>
-          </w:p>
-        </w:tc>
-      </w:tr>
-      <w:tr>
-        <w:trPr>
-          <w:cantSplit/>
-        </w:trPr>
-        <w:tc>
-          <w:tcPr>
-            <w:tcW w:type="dxa" w:w="2700"/>
-          </w:tcPr>
-          <w:p>
-            <w:pPr>
-              <w:spacing w:line="240" w:lineRule="auto"/>
-              <w:contextualSpacing/>
-              <w:jc w:val="left"/>
-            </w:pPr>
-            <w:r/>
-            <w:r>
-              <w:rPr>
-                <w:sz w:val="28"/>
-              </w:rPr>
-              <w:t>Выходные условия</w:t>
-            </w:r>
-          </w:p>
-        </w:tc>
-        <w:tc>
-          <w:tcPr>
-            <w:tcW w:type="dxa" w:w="6650"/>
-          </w:tcPr>
-          <w:p>
-            <w:pPr>
-              <w:spacing w:line="240" w:lineRule="auto"/>
-              <w:contextualSpacing/>
-              <w:jc w:val="left"/>
-            </w:pPr>
-            <w:r/>
-            <w:r>
-              <w:rPr>
-                <w:sz w:val="28"/>
-              </w:rPr>
-              <w:t>Вклад закрыт, деньги зачислены на счёт клиента, либо вклад остался без изменений.</w:t>
-            </w:r>
-          </w:p>
-        </w:tc>
-      </w:tr>
-    </w:tbl>
-    <w:p>
-      <w:pPr>
-        <w:ind w:firstLine="709"/>
-        <w:contextualSpacing/>
-        <w:jc w:val="both"/>
-      </w:pPr>
-    </w:p>
-    <w:p>
-      <w:pPr>
-        <w:keepNext/>
-        <w:ind w:left="1701" w:hanging="1701"/>
-        <w:contextualSpacing/>
-        <w:jc w:val="both"/>
-      </w:pPr>
-      <w:r>
-        <w:t>Таблица 1.15 – Вариант использования UC-8 «Подача заявки на кредит»</w:t>
-      </w:r>
-    </w:p>
-    <w:tbl>
-      <w:tblPr>
-        <w:tblStyle w:val="af5"/>
-        <w:tblLook w:firstColumn="1" w:firstRow="1" w:lastColumn="0" w:lastRow="0" w:noHBand="0" w:noVBand="1" w:val="04A0"/>
-        <w:tblW w:w="9350" w:type="dxa"/>
-        <w:tblLayout w:type="fixed"/>
-      </w:tblPr>
-      <w:tblGrid>
-        <w:gridCol w:w="2700"/>
-        <w:gridCol w:w="6650"/>
-      </w:tblGrid>
-      <w:tr>
-        <w:trPr>
-          <w:cantSplit/>
-          <w:tblHeader/>
-        </w:trPr>
-        <w:tc>
-          <w:tcPr>
-            <w:tcW w:type="dxa" w:w="2700"/>
-          </w:tcPr>
-          <w:p>
-            <w:pPr>
-              <w:keepNext/>
-              <w:spacing w:line="240" w:lineRule="auto"/>
-              <w:contextualSpacing/>
-              <w:jc w:val="center"/>
-            </w:pPr>
-            <w:r/>
-            <w:r>
-              <w:rPr>
-                <w:sz w:val="28"/>
-              </w:rPr>
-              <w:t>Поле</w:t>
-            </w:r>
-          </w:p>
-        </w:tc>
-        <w:tc>
-          <w:tcPr>
-            <w:tcW w:type="dxa" w:w="6650"/>
-          </w:tcPr>
-          <w:p>
-            <w:pPr>
-              <w:keepNext/>
-              <w:spacing w:line="240" w:lineRule="auto"/>
-              <w:contextualSpacing/>
-              <w:jc w:val="center"/>
-            </w:pPr>
-            <w:r/>
-            <w:r>
-              <w:rPr>
-                <w:sz w:val="28"/>
-              </w:rPr>
-              <w:t>Описание</w:t>
-            </w:r>
-          </w:p>
-        </w:tc>
-      </w:tr>
-      <w:tr>
-        <w:trPr>
-          <w:cantSplit/>
-        </w:trPr>
-        <w:tc>
-          <w:tcPr>
-            <w:tcW w:type="dxa" w:w="2700"/>
-          </w:tcPr>
-          <w:p>
-            <w:pPr>
-              <w:keepNext/>
-              <w:spacing w:line="240" w:lineRule="auto"/>
-              <w:contextualSpacing/>
-              <w:jc w:val="left"/>
-            </w:pPr>
-            <w:r/>
-            <w:r>
-              <w:rPr>
-                <w:sz w:val="28"/>
-              </w:rPr>
-              <w:t>Действующее лицо</w:t>
-            </w:r>
-          </w:p>
-        </w:tc>
-        <w:tc>
-          <w:tcPr>
-            <w:tcW w:type="dxa" w:w="6650"/>
-          </w:tcPr>
-          <w:p>
-            <w:pPr>
-              <w:keepNext/>
-              <w:spacing w:line="240" w:lineRule="auto"/>
-              <w:contextualSpacing/>
-              <w:jc w:val="left"/>
-            </w:pPr>
-            <w:r/>
-            <w:r>
-              <w:rPr>
-                <w:sz w:val="28"/>
-              </w:rPr>
-              <w:t>Клиент</w:t>
-            </w:r>
-          </w:p>
-        </w:tc>
-      </w:tr>
-      <w:tr>
-        <w:trPr>
-          <w:cantSplit/>
-        </w:trPr>
-        <w:tc>
-          <w:tcPr>
-            <w:tcW w:type="dxa" w:w="2700"/>
-          </w:tcPr>
-          <w:p>
-            <w:pPr>
-              <w:spacing w:line="240" w:lineRule="auto"/>
-              <w:contextualSpacing/>
-              <w:jc w:val="left"/>
-            </w:pPr>
-            <w:r/>
-            <w:r>
-              <w:rPr>
-                <w:sz w:val="28"/>
-              </w:rPr>
-              <w:t>Краткое описание</w:t>
-            </w:r>
-          </w:p>
-        </w:tc>
-        <w:tc>
-          <w:tcPr>
-            <w:tcW w:type="dxa" w:w="6650"/>
-          </w:tcPr>
-          <w:p>
-            <w:pPr>
-              <w:spacing w:line="240" w:lineRule="auto"/>
-              <w:contextualSpacing/>
-              <w:jc w:val="left"/>
-            </w:pPr>
-            <w:r/>
-            <w:r>
-              <w:rPr>
-                <w:sz w:val="28"/>
-              </w:rPr>
-              <w:t>Клиент подаёт заявку на потребительский кредит. Система рассчитывает долговую нагрузку и вероятность дефолта и принимает решение либо передаёт заявку кредитному специалисту.</w:t>
-            </w:r>
-          </w:p>
-        </w:tc>
-      </w:tr>
-      <w:tr>
-        <w:trPr>
-          <w:cantSplit/>
-        </w:trPr>
-        <w:tc>
-          <w:tcPr>
-            <w:tcW w:type="dxa" w:w="2700"/>
-          </w:tcPr>
-          <w:p>
-            <w:pPr>
-              <w:spacing w:line="240" w:lineRule="auto"/>
-              <w:contextualSpacing/>
-              <w:jc w:val="left"/>
-            </w:pPr>
-            <w:r/>
-            <w:r>
-              <w:rPr>
-                <w:sz w:val="28"/>
-              </w:rPr>
-              <w:t>Связанные требования</w:t>
-            </w:r>
-          </w:p>
-        </w:tc>
-        <w:tc>
-          <w:tcPr>
-            <w:tcW w:type="dxa" w:w="6650"/>
-          </w:tcPr>
-          <w:p>
-            <w:pPr>
-              <w:spacing w:line="240" w:lineRule="auto"/>
-              <w:contextualSpacing/>
-              <w:jc w:val="left"/>
-            </w:pPr>
-            <w:r/>
-            <w:r>
-              <w:rPr>
-                <w:sz w:val="28"/>
-              </w:rPr>
-              <w:t>ФТ-9</w:t>
-            </w:r>
-          </w:p>
-        </w:tc>
-      </w:tr>
-      <w:tr>
-        <w:trPr>
-          <w:cantSplit/>
-        </w:trPr>
-        <w:tc>
-          <w:tcPr>
-            <w:tcW w:type="dxa" w:w="2700"/>
-          </w:tcPr>
-          <w:p>
-            <w:pPr>
-              <w:spacing w:line="240" w:lineRule="auto"/>
-              <w:contextualSpacing/>
-              <w:jc w:val="left"/>
-            </w:pPr>
-            <w:r/>
-            <w:r>
-              <w:rPr>
-                <w:sz w:val="28"/>
-              </w:rPr>
-              <w:t>Входные условия</w:t>
-            </w:r>
-          </w:p>
-        </w:tc>
-        <w:tc>
-          <w:tcPr>
-            <w:tcW w:type="dxa" w:w="6650"/>
-          </w:tcPr>
-          <w:p>
-            <w:pPr>
-              <w:spacing w:line="240" w:lineRule="auto"/>
-              <w:contextualSpacing/>
-              <w:jc w:val="left"/>
-            </w:pPr>
-            <w:r/>
-            <w:r>
-              <w:rPr>
-                <w:sz w:val="28"/>
-              </w:rPr>
-              <w:t>Клиент вошёл в систему, его анкета подтверждена, у него есть счёт в BYN для зачисления кредита.</w:t>
-            </w:r>
-          </w:p>
-        </w:tc>
-      </w:tr>
-    </w:tbl>
-    <w:p>
-      <w:pPr>
-        <w:keepNext/>
-        <w:ind w:left="0"/>
-        <w:contextualSpacing/>
-        <w:jc w:val="left"/>
-      </w:pPr>
-      <w:r>
-        <w:t xml:space="preserve">Продолжение таблицы 1.15</w:t>
-      </w:r>
-    </w:p>
-    <w:tbl>
-      <w:tblPr>
-        <w:tblStyle w:val="af5"/>
-        <w:tblLook w:firstColumn="1" w:firstRow="1" w:lastColumn="0" w:lastRow="0" w:noHBand="0" w:noVBand="1" w:val="04A0"/>
-        <w:tblW w:w="9350" w:type="dxa"/>
-        <w:tblLayout w:type="fixed"/>
-      </w:tblPr>
-      <w:tblGrid>
-        <w:gridCol w:w="2700"/>
-        <w:gridCol w:w="6650"/>
-      </w:tblGrid>
-      <w:tr>
-        <w:trPr>
-          <w:cantSplit/>
-          <w:tblHeader/>
-        </w:trPr>
-        <w:tc>
-          <w:tcPr>
-            <w:tcW w:type="dxa" w:w="2700"/>
-          </w:tcPr>
-          <w:p>
-            <w:pPr>
-              <w:keepNext/>
-              <w:spacing w:line="240" w:lineRule="auto"/>
-              <w:contextualSpacing/>
-              <w:jc w:val="center"/>
-            </w:pPr>
-            <w:r/>
-            <w:r>
-              <w:rPr>
-                <w:sz w:val="28"/>
-              </w:rPr>
-              <w:t>Поле</w:t>
-            </w:r>
-          </w:p>
-        </w:tc>
-        <w:tc>
-          <w:tcPr>
-            <w:tcW w:type="dxa" w:w="6650"/>
-          </w:tcPr>
-          <w:p>
-            <w:pPr>
-              <w:keepNext/>
-              <w:spacing w:line="240" w:lineRule="auto"/>
-              <w:contextualSpacing/>
-              <w:jc w:val="center"/>
-            </w:pPr>
-            <w:r/>
-            <w:r>
-              <w:rPr>
-                <w:sz w:val="28"/>
-              </w:rPr>
-              <w:t>Описание</w:t>
-            </w:r>
-          </w:p>
-        </w:tc>
-      </w:tr>
-      <w:tr>
-        <w:trPr>
-          <w:cantSplit/>
-        </w:trPr>
-        <w:tc>
-          <w:tcPr>
-            <w:tcW w:type="dxa" w:w="2700"/>
-          </w:tcPr>
-          <w:p>
-            <w:pPr>
-              <w:spacing w:line="240" w:lineRule="auto"/>
-              <w:contextualSpacing/>
-              <w:jc w:val="left"/>
-            </w:pPr>
-            <w:r/>
-            <w:r>
-              <w:rPr>
-                <w:sz w:val="28"/>
-              </w:rPr>
-              <w:t>Основной поток действий</w:t>
-            </w:r>
-          </w:p>
-        </w:tc>
-        <w:tc>
-          <w:tcPr>
-            <w:tcW w:type="dxa" w:w="6650"/>
-          </w:tcPr>
-          <w:p>
-            <w:pPr>
-              <w:spacing w:line="240" w:lineRule="auto"/>
-              <w:contextualSpacing/>
-              <w:jc w:val="left"/>
-            </w:pPr>
-            <w:r/>
-            <w:r>
-              <w:rPr>
-                <w:sz w:val="28"/>
-              </w:rPr>
-              <w:t>1. Клиент выбирает кредитный продукт, сумму, срок и вид графика платежей; калькулятор показывает график.</w:t>
-            </w:r>
-          </w:p>
-          <w:p>
-            <w:pPr>
-              <w:spacing w:line="240" w:lineRule="auto"/>
-              <w:contextualSpacing/>
-              <w:jc w:val="left"/>
-            </w:pPr>
-            <w:r>
-              <w:rPr>
-                <w:sz w:val="28"/>
-              </w:rPr>
-              <w:t>2. Клиент указывает доход, платежи по другим кредитам, стаж, число иждивенцев и счёт зачисления.</w:t>
-            </w:r>
-          </w:p>
-          <w:p>
-            <w:pPr>
-              <w:spacing w:line="240" w:lineRule="auto"/>
-              <w:contextualSpacing/>
-              <w:jc w:val="left"/>
-            </w:pPr>
-            <w:r>
-              <w:rPr>
-                <w:sz w:val="28"/>
-              </w:rPr>
-              <w:t>3. Система проверяет данные, рассчитывает первый платёж и долговую нагрузку.</w:t>
-            </w:r>
-          </w:p>
-          <w:p>
-            <w:pPr>
-              <w:spacing w:line="240" w:lineRule="auto"/>
-              <w:contextualSpacing/>
-              <w:jc w:val="left"/>
-            </w:pPr>
-            <w:r>
-              <w:rPr>
-                <w:sz w:val="28"/>
-              </w:rPr>
-              <w:t>4. Система вычисляет вероятность дефолта по модели скоринга.</w:t>
-            </w:r>
-          </w:p>
-          <w:p>
-            <w:pPr>
-              <w:spacing w:line="240" w:lineRule="auto"/>
-              <w:contextualSpacing/>
-              <w:jc w:val="left"/>
-            </w:pPr>
-            <w:r>
-              <w:rPr>
-                <w:sz w:val="28"/>
-              </w:rPr>
-              <w:t>5. Система принимает решение и сохраняет заявку вместе с результатами расчёта.</w:t>
-            </w:r>
-          </w:p>
-          <w:p>
-            <w:pPr>
-              <w:spacing w:line="240" w:lineRule="auto"/>
-              <w:contextualSpacing/>
-              <w:jc w:val="left"/>
-            </w:pPr>
-            <w:r>
-              <w:rPr>
-                <w:sz w:val="28"/>
-              </w:rPr>
-              <w:t>6. Система показывает клиенту решение, расчёт долговой нагрузки и вклад факторов скоринга и отправляет уведомление.</w:t>
-            </w:r>
-          </w:p>
-        </w:tc>
-      </w:tr>
-      <w:tr>
-        <w:trPr>
-          <w:cantSplit/>
-        </w:trPr>
-        <w:tc>
-          <w:tcPr>
-            <w:tcW w:type="dxa" w:w="2700"/>
-          </w:tcPr>
-          <w:p>
-            <w:pPr>
-              <w:spacing w:line="240" w:lineRule="auto"/>
-              <w:contextualSpacing/>
-              <w:jc w:val="left"/>
-            </w:pPr>
-            <w:r/>
-            <w:r>
-              <w:rPr>
-                <w:sz w:val="28"/>
-              </w:rPr>
-              <w:t>Альтернативные потоки действий</w:t>
-            </w:r>
-          </w:p>
-        </w:tc>
-        <w:tc>
-          <w:tcPr>
-            <w:tcW w:type="dxa" w:w="6650"/>
-          </w:tcPr>
-          <w:p>
-            <w:pPr>
-              <w:spacing w:line="240" w:lineRule="auto"/>
-              <w:contextualSpacing/>
-              <w:jc w:val="left"/>
-            </w:pPr>
-            <w:r/>
-            <w:r>
-              <w:rPr>
-                <w:sz w:val="28"/>
-              </w:rPr>
-              <w:t>3а. Долговая нагрузка выше 40 %: заявка получает статус «отказано» с указанием причины.</w:t>
-            </w:r>
-          </w:p>
-          <w:p>
-            <w:pPr>
-              <w:spacing w:line="240" w:lineRule="auto"/>
-              <w:contextualSpacing/>
-              <w:jc w:val="left"/>
-            </w:pPr>
-            <w:r>
-              <w:rPr>
-                <w:sz w:val="28"/>
-              </w:rPr>
-              <w:t>5а. Вероятность дефолта не выше 8 % и сумма не выше лимита автоодобрения: заявка получает статус «одобрена».</w:t>
-            </w:r>
-          </w:p>
-          <w:p>
-            <w:pPr>
-              <w:spacing w:line="240" w:lineRule="auto"/>
-              <w:contextualSpacing/>
-              <w:jc w:val="left"/>
-            </w:pPr>
-            <w:r>
-              <w:rPr>
-                <w:sz w:val="28"/>
-              </w:rPr>
-              <w:t>5б. Вероятность дефолта от 8 до 30 % либо сумма выше лимита автоодобрения: заявка получает статус «на рассмотрении» и попадает в очередь кредитного специалиста (UC-10).</w:t>
-            </w:r>
-          </w:p>
-          <w:p>
-            <w:pPr>
-              <w:spacing w:line="240" w:lineRule="auto"/>
-              <w:contextualSpacing/>
-              <w:jc w:val="left"/>
-            </w:pPr>
-            <w:r>
-              <w:rPr>
-                <w:sz w:val="28"/>
-              </w:rPr>
-              <w:t>5в. Вероятность дефолта выше 30 %: заявка получает статус «отказано».</w:t>
-            </w:r>
-          </w:p>
-        </w:tc>
-      </w:tr>
-      <w:tr>
-        <w:trPr>
-          <w:cantSplit/>
-        </w:trPr>
-        <w:tc>
-          <w:tcPr>
-            <w:tcW w:type="dxa" w:w="2700"/>
-          </w:tcPr>
-          <w:p>
-            <w:pPr>
-              <w:spacing w:line="240" w:lineRule="auto"/>
-              <w:contextualSpacing/>
-              <w:jc w:val="left"/>
-            </w:pPr>
-            <w:r/>
-            <w:r>
-              <w:rPr>
-                <w:sz w:val="28"/>
-              </w:rPr>
-              <w:t>Выходные условия</w:t>
-            </w:r>
-          </w:p>
-        </w:tc>
-        <w:tc>
-          <w:tcPr>
-            <w:tcW w:type="dxa" w:w="6650"/>
-          </w:tcPr>
-          <w:p>
-            <w:pPr>
-              <w:spacing w:line="240" w:lineRule="auto"/>
-              <w:contextualSpacing/>
-              <w:jc w:val="left"/>
-            </w:pPr>
-            <w:r/>
-            <w:r>
-              <w:rPr>
-                <w:sz w:val="28"/>
-              </w:rPr>
-              <w:t>Заявка сохранена с одним из статусов: «одобрена», «на рассмотрении» или «отказано». Клиент уведомлён.</w:t>
-            </w:r>
-          </w:p>
-        </w:tc>
-      </w:tr>
-    </w:tbl>
-    <w:p>
-      <w:pPr>
-        <w:ind w:firstLine="709"/>
-        <w:contextualSpacing/>
-        <w:jc w:val="both"/>
-      </w:pPr>
-    </w:p>
-    <w:p>
-      <w:pPr>
-        <w:keepNext/>
-        <w:ind w:left="1701" w:hanging="1701"/>
-        <w:contextualSpacing/>
-        <w:jc w:val="both"/>
-      </w:pPr>
-      <w:r>
-        <w:t>Таблица 1.16 – Вариант использования UC-9 «Подписание договора и получение кредита»</w:t>
-      </w:r>
-    </w:p>
-    <w:tbl>
-      <w:tblPr>
-        <w:tblStyle w:val="af5"/>
-        <w:tblLook w:firstColumn="1" w:firstRow="1" w:lastColumn="0" w:lastRow="0" w:noHBand="0" w:noVBand="1" w:val="04A0"/>
-        <w:tblW w:w="9350" w:type="dxa"/>
-        <w:tblLayout w:type="fixed"/>
-      </w:tblPr>
-      <w:tblGrid>
-        <w:gridCol w:w="2700"/>
-        <w:gridCol w:w="6650"/>
-      </w:tblGrid>
-      <w:tr>
-        <w:trPr>
-          <w:cantSplit/>
-          <w:tblHeader/>
-        </w:trPr>
-        <w:tc>
-          <w:tcPr>
-            <w:tcW w:type="dxa" w:w="2700"/>
-          </w:tcPr>
-          <w:p>
-            <w:pPr>
-              <w:keepNext/>
-              <w:spacing w:line="240" w:lineRule="auto"/>
-              <w:contextualSpacing/>
-              <w:jc w:val="center"/>
-            </w:pPr>
-            <w:r/>
-            <w:r>
-              <w:rPr>
-                <w:sz w:val="28"/>
-              </w:rPr>
-              <w:t>Поле</w:t>
-            </w:r>
-          </w:p>
-        </w:tc>
-        <w:tc>
-          <w:tcPr>
-            <w:tcW w:type="dxa" w:w="6650"/>
-          </w:tcPr>
-          <w:p>
-            <w:pPr>
-              <w:keepNext/>
-              <w:spacing w:line="240" w:lineRule="auto"/>
-              <w:contextualSpacing/>
-              <w:jc w:val="center"/>
-            </w:pPr>
-            <w:r/>
-            <w:r>
-              <w:rPr>
-                <w:sz w:val="28"/>
-              </w:rPr>
-              <w:t>Описание</w:t>
-            </w:r>
-          </w:p>
-        </w:tc>
-      </w:tr>
-      <w:tr>
-        <w:trPr>
-          <w:cantSplit/>
-        </w:trPr>
-        <w:tc>
-          <w:tcPr>
-            <w:tcW w:type="dxa" w:w="2700"/>
-          </w:tcPr>
-          <w:p>
-            <w:pPr>
-              <w:keepNext/>
-              <w:spacing w:line="240" w:lineRule="auto"/>
-              <w:contextualSpacing/>
-              <w:jc w:val="left"/>
-            </w:pPr>
-            <w:r/>
-            <w:r>
-              <w:rPr>
-                <w:sz w:val="28"/>
-              </w:rPr>
-              <w:t>Действующее лицо</w:t>
-            </w:r>
-          </w:p>
-        </w:tc>
-        <w:tc>
-          <w:tcPr>
-            <w:tcW w:type="dxa" w:w="6650"/>
-          </w:tcPr>
-          <w:p>
-            <w:pPr>
-              <w:keepNext/>
-              <w:spacing w:line="240" w:lineRule="auto"/>
-              <w:contextualSpacing/>
-              <w:jc w:val="left"/>
-            </w:pPr>
-            <w:r/>
-            <w:r>
-              <w:rPr>
-                <w:sz w:val="28"/>
-              </w:rPr>
-              <w:t>Клиент</w:t>
-            </w:r>
-          </w:p>
-        </w:tc>
-      </w:tr>
-      <w:tr>
-        <w:trPr>
-          <w:cantSplit/>
-        </w:trPr>
-        <w:tc>
-          <w:tcPr>
-            <w:tcW w:type="dxa" w:w="2700"/>
-          </w:tcPr>
-          <w:p>
-            <w:pPr>
-              <w:spacing w:line="240" w:lineRule="auto"/>
-              <w:contextualSpacing/>
-              <w:jc w:val="left"/>
-            </w:pPr>
-            <w:r/>
-            <w:r>
-              <w:rPr>
-                <w:sz w:val="28"/>
-              </w:rPr>
-              <w:t>Краткое описание</w:t>
-            </w:r>
-          </w:p>
-        </w:tc>
-        <w:tc>
-          <w:tcPr>
-            <w:tcW w:type="dxa" w:w="6650"/>
-          </w:tcPr>
-          <w:p>
-            <w:pPr>
-              <w:spacing w:line="240" w:lineRule="auto"/>
-              <w:contextualSpacing/>
-              <w:jc w:val="left"/>
-            </w:pPr>
-            <w:r/>
-            <w:r>
-              <w:rPr>
-                <w:sz w:val="28"/>
-              </w:rPr>
-              <w:t>Клиент подписывает кредитный договор одноразовым кодом и получает деньги на свой счёт.</w:t>
-            </w:r>
-          </w:p>
-        </w:tc>
-      </w:tr>
-      <w:tr>
-        <w:trPr>
-          <w:cantSplit/>
-        </w:trPr>
-        <w:tc>
-          <w:tcPr>
-            <w:tcW w:type="dxa" w:w="2700"/>
-          </w:tcPr>
-          <w:p>
-            <w:pPr>
-              <w:spacing w:line="240" w:lineRule="auto"/>
-              <w:contextualSpacing/>
-              <w:jc w:val="left"/>
-            </w:pPr>
-            <w:r/>
-            <w:r>
-              <w:rPr>
-                <w:sz w:val="28"/>
-              </w:rPr>
-              <w:t>Связанные требования</w:t>
-            </w:r>
-          </w:p>
-        </w:tc>
-        <w:tc>
-          <w:tcPr>
-            <w:tcW w:type="dxa" w:w="6650"/>
-          </w:tcPr>
-          <w:p>
-            <w:pPr>
-              <w:spacing w:line="240" w:lineRule="auto"/>
-              <w:contextualSpacing/>
-              <w:jc w:val="left"/>
-            </w:pPr>
-            <w:r/>
-            <w:r>
-              <w:rPr>
-                <w:sz w:val="28"/>
-              </w:rPr>
-              <w:t>ФТ-10</w:t>
-            </w:r>
-          </w:p>
-        </w:tc>
-      </w:tr>
-      <w:tr>
-        <w:trPr>
-          <w:cantSplit/>
-        </w:trPr>
-        <w:tc>
-          <w:tcPr>
-            <w:tcW w:type="dxa" w:w="2700"/>
-          </w:tcPr>
-          <w:p>
-            <w:pPr>
-              <w:spacing w:line="240" w:lineRule="auto"/>
-              <w:contextualSpacing/>
-              <w:jc w:val="left"/>
-            </w:pPr>
-            <w:r/>
-            <w:r>
-              <w:rPr>
-                <w:sz w:val="28"/>
-              </w:rPr>
-              <w:t>Входные условия</w:t>
-            </w:r>
-          </w:p>
-        </w:tc>
-        <w:tc>
-          <w:tcPr>
-            <w:tcW w:type="dxa" w:w="6650"/>
-          </w:tcPr>
-          <w:p>
-            <w:pPr>
-              <w:spacing w:line="240" w:lineRule="auto"/>
-              <w:contextualSpacing/>
-              <w:jc w:val="left"/>
-            </w:pPr>
-            <w:r/>
-            <w:r>
-              <w:rPr>
-                <w:sz w:val="28"/>
-              </w:rPr>
-              <w:t>Заявка клиента находится в статусе «одобрена».</w:t>
-            </w:r>
-          </w:p>
-        </w:tc>
-      </w:tr>
-    </w:tbl>
-    <w:p>
-      <w:pPr>
-        <w:keepNext/>
-        <w:ind w:left="0"/>
-        <w:contextualSpacing/>
-        <w:jc w:val="left"/>
-      </w:pPr>
-      <w:r>
-        <w:t xml:space="preserve">Продолжение таблицы 1.16</w:t>
-      </w:r>
-    </w:p>
-    <w:tbl>
-      <w:tblPr>
-        <w:tblStyle w:val="af5"/>
-        <w:tblLook w:firstColumn="1" w:firstRow="1" w:lastColumn="0" w:lastRow="0" w:noHBand="0" w:noVBand="1" w:val="04A0"/>
-        <w:tblW w:w="9350" w:type="dxa"/>
-        <w:tblLayout w:type="fixed"/>
-      </w:tblPr>
-      <w:tblGrid>
-        <w:gridCol w:w="2700"/>
-        <w:gridCol w:w="6650"/>
-      </w:tblGrid>
-      <w:tr>
-        <w:trPr>
-          <w:cantSplit/>
-          <w:tblHeader/>
-        </w:trPr>
-        <w:tc>
-          <w:tcPr>
-            <w:tcW w:type="dxa" w:w="2700"/>
-          </w:tcPr>
-          <w:p>
-            <w:pPr>
-              <w:keepNext/>
-              <w:spacing w:line="240" w:lineRule="auto"/>
-              <w:contextualSpacing/>
-              <w:jc w:val="center"/>
-            </w:pPr>
-            <w:r/>
-            <w:r>
-              <w:rPr>
-                <w:sz w:val="28"/>
-              </w:rPr>
-              <w:t>Поле</w:t>
-            </w:r>
-          </w:p>
-        </w:tc>
-        <w:tc>
-          <w:tcPr>
-            <w:tcW w:type="dxa" w:w="6650"/>
-          </w:tcPr>
-          <w:p>
-            <w:pPr>
-              <w:keepNext/>
-              <w:spacing w:line="240" w:lineRule="auto"/>
-              <w:contextualSpacing/>
-              <w:jc w:val="center"/>
-            </w:pPr>
-            <w:r/>
-            <w:r>
-              <w:rPr>
-                <w:sz w:val="28"/>
-              </w:rPr>
-              <w:t>Описание</w:t>
-            </w:r>
-          </w:p>
-        </w:tc>
-      </w:tr>
-      <w:tr>
-        <w:trPr>
-          <w:cantSplit/>
-        </w:trPr>
-        <w:tc>
-          <w:tcPr>
-            <w:tcW w:type="dxa" w:w="2700"/>
-          </w:tcPr>
-          <w:p>
-            <w:pPr>
-              <w:spacing w:line="240" w:lineRule="auto"/>
-              <w:contextualSpacing/>
-              <w:jc w:val="left"/>
-            </w:pPr>
-            <w:r/>
-            <w:r>
-              <w:rPr>
-                <w:sz w:val="28"/>
-              </w:rPr>
-              <w:t>Основной поток действий</w:t>
-            </w:r>
-          </w:p>
-        </w:tc>
-        <w:tc>
-          <w:tcPr>
-            <w:tcW w:type="dxa" w:w="6650"/>
-          </w:tcPr>
-          <w:p>
-            <w:pPr>
-              <w:spacing w:line="240" w:lineRule="auto"/>
-              <w:contextualSpacing/>
-              <w:jc w:val="left"/>
-            </w:pPr>
-            <w:r/>
-            <w:r>
-              <w:rPr>
-                <w:sz w:val="28"/>
-              </w:rPr>
-              <w:t>1. Клиент открывает одобренную заявку, проверяет условия кредита и график платежей.</w:t>
-            </w:r>
-          </w:p>
-          <w:p>
-            <w:pPr>
-              <w:spacing w:line="240" w:lineRule="auto"/>
-              <w:contextualSpacing/>
-              <w:jc w:val="left"/>
-            </w:pPr>
-            <w:r>
-              <w:rPr>
-                <w:sz w:val="28"/>
-              </w:rPr>
-              <w:t>2. Клиент запрашивает код подписания, система отправляет одноразовый код на электронную почту.</w:t>
-            </w:r>
-          </w:p>
-          <w:p>
-            <w:pPr>
-              <w:spacing w:line="240" w:lineRule="auto"/>
-              <w:contextualSpacing/>
-              <w:jc w:val="left"/>
-            </w:pPr>
-            <w:r>
-              <w:rPr>
-                <w:sz w:val="28"/>
-              </w:rPr>
-              <w:t>3. Клиент вводит код.</w:t>
-            </w:r>
-          </w:p>
-          <w:p>
-            <w:pPr>
-              <w:spacing w:line="240" w:lineRule="auto"/>
-              <w:contextualSpacing/>
-              <w:jc w:val="left"/>
-            </w:pPr>
-            <w:r>
-              <w:rPr>
-                <w:sz w:val="28"/>
-              </w:rPr>
-              <w:t>4. Система проверяет код и в одной транзакции открывает ссудный счёт, сохраняет договор и график платежей, проводит выдачу кредита на счёт зачисления.</w:t>
-            </w:r>
-          </w:p>
-          <w:p>
-            <w:pPr>
-              <w:spacing w:line="240" w:lineRule="auto"/>
-              <w:contextualSpacing/>
-              <w:jc w:val="left"/>
-            </w:pPr>
-            <w:r>
-              <w:rPr>
-                <w:sz w:val="28"/>
-              </w:rPr>
-              <w:t>5. Система присваивает заявке статус «договор подписан», уведомляет клиента и сообщает дату и сумму первого платежа.</w:t>
-            </w:r>
-          </w:p>
-        </w:tc>
-      </w:tr>
-      <w:tr>
-        <w:trPr>
-          <w:cantSplit/>
-        </w:trPr>
-        <w:tc>
-          <w:tcPr>
-            <w:tcW w:type="dxa" w:w="2700"/>
-          </w:tcPr>
-          <w:p>
-            <w:pPr>
-              <w:spacing w:line="240" w:lineRule="auto"/>
-              <w:contextualSpacing/>
-              <w:jc w:val="left"/>
-            </w:pPr>
-            <w:r/>
-            <w:r>
-              <w:rPr>
-                <w:sz w:val="28"/>
-              </w:rPr>
-              <w:t>Альтернативные потоки действий</w:t>
-            </w:r>
-          </w:p>
-        </w:tc>
-        <w:tc>
-          <w:tcPr>
-            <w:tcW w:type="dxa" w:w="6650"/>
-          </w:tcPr>
-          <w:p>
-            <w:pPr>
-              <w:spacing w:line="240" w:lineRule="auto"/>
-              <w:contextualSpacing/>
-              <w:jc w:val="left"/>
-            </w:pPr>
-            <w:r/>
-            <w:r>
-              <w:rPr>
-                <w:sz w:val="28"/>
-              </w:rPr>
-              <w:t>1а. Заявка не одобрена (на рассмотрении или отклонена): подписание недоступно.</w:t>
-            </w:r>
-          </w:p>
-          <w:p>
-            <w:pPr>
-              <w:spacing w:line="240" w:lineRule="auto"/>
-              <w:contextualSpacing/>
-              <w:jc w:val="left"/>
-            </w:pPr>
-            <w:r>
-              <w:rPr>
-                <w:sz w:val="28"/>
-              </w:rPr>
-              <w:t>3а. Код неверен: договор не подписывается, клиент может запросить новый код.</w:t>
-            </w:r>
-          </w:p>
-        </w:tc>
-      </w:tr>
-      <w:tr>
-        <w:trPr>
-          <w:cantSplit/>
-        </w:trPr>
-        <w:tc>
-          <w:tcPr>
-            <w:tcW w:type="dxa" w:w="2700"/>
-          </w:tcPr>
-          <w:p>
-            <w:pPr>
-              <w:spacing w:line="240" w:lineRule="auto"/>
-              <w:contextualSpacing/>
-              <w:jc w:val="left"/>
-            </w:pPr>
-            <w:r/>
-            <w:r>
-              <w:rPr>
-                <w:sz w:val="28"/>
-              </w:rPr>
-              <w:t>Выходные условия</w:t>
-            </w:r>
-          </w:p>
-        </w:tc>
-        <w:tc>
-          <w:tcPr>
-            <w:tcW w:type="dxa" w:w="6650"/>
-          </w:tcPr>
-          <w:p>
-            <w:pPr>
-              <w:spacing w:line="240" w:lineRule="auto"/>
-              <w:contextualSpacing/>
-              <w:jc w:val="left"/>
-            </w:pPr>
-            <w:r/>
-            <w:r>
-              <w:rPr>
-                <w:sz w:val="28"/>
-              </w:rPr>
-              <w:t>Кредит выдан, деньги зачислены на счёт клиента, график платежей действует.</w:t>
-            </w:r>
-          </w:p>
-        </w:tc>
-      </w:tr>
-    </w:tbl>
-    <w:p>
-      <w:pPr>
-        <w:ind w:firstLine="709"/>
-        <w:contextualSpacing/>
-        <w:jc w:val="both"/>
-      </w:pPr>
-    </w:p>
-    <w:p>
-      <w:pPr>
-        <w:keepNext/>
-        <w:ind w:left="1701" w:hanging="1701"/>
-        <w:contextualSpacing/>
-        <w:jc w:val="both"/>
-      </w:pPr>
-      <w:r>
-        <w:t>Таблица 1.17 – Вариант использования UC-10 «Рассмотрение заявки кредитным специалистом»</w:t>
-      </w:r>
-    </w:p>
-    <w:tbl>
-      <w:tblPr>
-        <w:tblStyle w:val="af5"/>
-        <w:tblLook w:firstColumn="1" w:firstRow="1" w:lastColumn="0" w:lastRow="0" w:noHBand="0" w:noVBand="1" w:val="04A0"/>
-        <w:tblW w:w="9350" w:type="dxa"/>
-        <w:tblLayout w:type="fixed"/>
-      </w:tblPr>
-      <w:tblGrid>
-        <w:gridCol w:w="2700"/>
-        <w:gridCol w:w="6650"/>
-      </w:tblGrid>
-      <w:tr>
-        <w:trPr>
-          <w:cantSplit/>
-          <w:tblHeader/>
-        </w:trPr>
-        <w:tc>
-          <w:tcPr>
-            <w:tcW w:type="dxa" w:w="2700"/>
-          </w:tcPr>
-          <w:p>
-            <w:pPr>
-              <w:keepNext/>
-              <w:spacing w:line="240" w:lineRule="auto"/>
-              <w:contextualSpacing/>
-              <w:jc w:val="center"/>
-            </w:pPr>
-            <w:r/>
-            <w:r>
-              <w:rPr>
-                <w:sz w:val="28"/>
-              </w:rPr>
-              <w:t>Поле</w:t>
-            </w:r>
-          </w:p>
-        </w:tc>
-        <w:tc>
-          <w:tcPr>
-            <w:tcW w:type="dxa" w:w="6650"/>
-          </w:tcPr>
-          <w:p>
-            <w:pPr>
-              <w:keepNext/>
-              <w:spacing w:line="240" w:lineRule="auto"/>
-              <w:contextualSpacing/>
-              <w:jc w:val="center"/>
-            </w:pPr>
-            <w:r/>
-            <w:r>
-              <w:rPr>
-                <w:sz w:val="28"/>
-              </w:rPr>
-              <w:t>Описание</w:t>
-            </w:r>
-          </w:p>
-        </w:tc>
-      </w:tr>
-      <w:tr>
-        <w:trPr>
-          <w:cantSplit/>
-        </w:trPr>
-        <w:tc>
-          <w:tcPr>
-            <w:tcW w:type="dxa" w:w="2700"/>
-          </w:tcPr>
-          <w:p>
-            <w:pPr>
-              <w:keepNext/>
-              <w:spacing w:line="240" w:lineRule="auto"/>
-              <w:contextualSpacing/>
-              <w:jc w:val="left"/>
-            </w:pPr>
-            <w:r/>
-            <w:r>
-              <w:rPr>
-                <w:sz w:val="28"/>
-              </w:rPr>
-              <w:t>Действующее лицо</w:t>
-            </w:r>
-          </w:p>
-        </w:tc>
-        <w:tc>
-          <w:tcPr>
-            <w:tcW w:type="dxa" w:w="6650"/>
-          </w:tcPr>
-          <w:p>
-            <w:pPr>
-              <w:keepNext/>
-              <w:spacing w:line="240" w:lineRule="auto"/>
-              <w:contextualSpacing/>
-              <w:jc w:val="left"/>
-            </w:pPr>
-            <w:r/>
-            <w:r>
-              <w:rPr>
-                <w:sz w:val="28"/>
-              </w:rPr>
-              <w:t>Кредитный специалист</w:t>
-            </w:r>
-          </w:p>
-        </w:tc>
-      </w:tr>
-      <w:tr>
-        <w:trPr>
-          <w:cantSplit/>
-        </w:trPr>
-        <w:tc>
-          <w:tcPr>
-            <w:tcW w:type="dxa" w:w="2700"/>
-          </w:tcPr>
-          <w:p>
-            <w:pPr>
-              <w:spacing w:line="240" w:lineRule="auto"/>
-              <w:contextualSpacing/>
-              <w:jc w:val="left"/>
-            </w:pPr>
-            <w:r/>
-            <w:r>
-              <w:rPr>
-                <w:sz w:val="28"/>
-              </w:rPr>
-              <w:t>Краткое описание</w:t>
-            </w:r>
-          </w:p>
-        </w:tc>
-        <w:tc>
-          <w:tcPr>
-            <w:tcW w:type="dxa" w:w="6650"/>
-          </w:tcPr>
-          <w:p>
-            <w:pPr>
-              <w:spacing w:line="240" w:lineRule="auto"/>
-              <w:contextualSpacing/>
-              <w:jc w:val="left"/>
-            </w:pPr>
-            <w:r/>
-            <w:r>
-              <w:rPr>
-                <w:sz w:val="28"/>
-              </w:rPr>
-              <w:t>Кредитный специалист принимает решение по заявке, которую система не смогла одобрить автоматически.</w:t>
-            </w:r>
-          </w:p>
-        </w:tc>
-      </w:tr>
-      <w:tr>
-        <w:trPr>
-          <w:cantSplit/>
-        </w:trPr>
-        <w:tc>
-          <w:tcPr>
-            <w:tcW w:type="dxa" w:w="2700"/>
-          </w:tcPr>
-          <w:p>
-            <w:pPr>
-              <w:spacing w:line="240" w:lineRule="auto"/>
-              <w:contextualSpacing/>
-              <w:jc w:val="left"/>
-            </w:pPr>
-            <w:r/>
-            <w:r>
-              <w:rPr>
-                <w:sz w:val="28"/>
-              </w:rPr>
-              <w:t>Связанные требования</w:t>
-            </w:r>
-          </w:p>
-        </w:tc>
-        <w:tc>
-          <w:tcPr>
-            <w:tcW w:type="dxa" w:w="6650"/>
-          </w:tcPr>
-          <w:p>
-            <w:pPr>
-              <w:spacing w:line="240" w:lineRule="auto"/>
-              <w:contextualSpacing/>
-              <w:jc w:val="left"/>
-            </w:pPr>
-            <w:r/>
-            <w:r>
-              <w:rPr>
-                <w:sz w:val="28"/>
-              </w:rPr>
-              <w:t>ФТ-9</w:t>
-            </w:r>
-          </w:p>
-        </w:tc>
-      </w:tr>
-      <w:tr>
-        <w:trPr>
-          <w:cantSplit/>
-        </w:trPr>
-        <w:tc>
-          <w:tcPr>
-            <w:tcW w:type="dxa" w:w="2700"/>
-          </w:tcPr>
-          <w:p>
-            <w:pPr>
-              <w:spacing w:line="240" w:lineRule="auto"/>
-              <w:contextualSpacing/>
-              <w:jc w:val="left"/>
-            </w:pPr>
-            <w:r/>
-            <w:r>
-              <w:rPr>
-                <w:sz w:val="28"/>
-              </w:rPr>
-              <w:t>Входные условия</w:t>
-            </w:r>
-          </w:p>
-        </w:tc>
-        <w:tc>
-          <w:tcPr>
-            <w:tcW w:type="dxa" w:w="6650"/>
-          </w:tcPr>
-          <w:p>
-            <w:pPr>
-              <w:spacing w:line="240" w:lineRule="auto"/>
-              <w:contextualSpacing/>
-              <w:jc w:val="left"/>
-            </w:pPr>
-            <w:r/>
-            <w:r>
-              <w:rPr>
-                <w:sz w:val="28"/>
-              </w:rPr>
-              <w:t>Кредитный специалист вошёл в систему с двухфакторной защитой, в очереди есть заявки в статусе «на рассмотрении».</w:t>
-            </w:r>
-          </w:p>
-        </w:tc>
-      </w:tr>
-      <w:tr>
-        <w:trPr>
-          <w:cantSplit/>
-        </w:trPr>
-        <w:tc>
-          <w:tcPr>
-            <w:tcW w:type="dxa" w:w="2700"/>
-          </w:tcPr>
-          <w:p>
-            <w:pPr>
-              <w:spacing w:line="240" w:lineRule="auto"/>
-              <w:contextualSpacing/>
-              <w:jc w:val="left"/>
-            </w:pPr>
-            <w:r/>
-            <w:r>
-              <w:rPr>
-                <w:sz w:val="28"/>
-              </w:rPr>
-              <w:t>Основной поток действий</w:t>
-            </w:r>
-          </w:p>
-        </w:tc>
-        <w:tc>
-          <w:tcPr>
-            <w:tcW w:type="dxa" w:w="6650"/>
-          </w:tcPr>
-          <w:p>
-            <w:pPr>
-              <w:spacing w:line="240" w:lineRule="auto"/>
-              <w:contextualSpacing/>
-              <w:jc w:val="left"/>
-            </w:pPr>
-            <w:r/>
-            <w:r>
-              <w:rPr>
-                <w:sz w:val="28"/>
-              </w:rPr>
-              <w:t>1. Специалист открывает очередь заявок.</w:t>
-            </w:r>
-          </w:p>
-          <w:p>
-            <w:pPr>
-              <w:spacing w:line="240" w:lineRule="auto"/>
-              <w:contextualSpacing/>
-              <w:jc w:val="left"/>
-            </w:pPr>
-            <w:r>
-              <w:rPr>
-                <w:sz w:val="28"/>
-              </w:rPr>
-              <w:t>2. Специалист выбирает заявку и просматривает анкету заёмщика: доход, обязательства, долговую нагрузку, вероятность дефолта и вклад каждого фактора скоринга.</w:t>
-            </w:r>
-          </w:p>
-          <w:p>
-            <w:pPr>
-              <w:spacing w:line="240" w:lineRule="auto"/>
-              <w:contextualSpacing/>
-              <w:jc w:val="left"/>
-            </w:pPr>
-            <w:r>
-              <w:rPr>
-                <w:sz w:val="28"/>
-              </w:rPr>
-              <w:t>3. Специалист принимает решение «одобрить».</w:t>
-            </w:r>
-          </w:p>
-          <w:p>
-            <w:pPr>
-              <w:spacing w:line="240" w:lineRule="auto"/>
-              <w:contextualSpacing/>
-              <w:jc w:val="left"/>
-            </w:pPr>
-            <w:r>
-              <w:rPr>
-                <w:sz w:val="28"/>
-              </w:rPr>
-              <w:t>4. Система присваивает заявке статус «одобрена», записывает решение в журнал и уведомляет клиента.</w:t>
-            </w:r>
-          </w:p>
-        </w:tc>
-      </w:tr>
-      <w:tr>
-        <w:trPr>
-          <w:cantSplit/>
-        </w:trPr>
-        <w:tc>
-          <w:tcPr>
-            <w:tcW w:type="dxa" w:w="2700"/>
-          </w:tcPr>
-          <w:p>
-            <w:pPr>
-              <w:spacing w:line="240" w:lineRule="auto"/>
-              <w:contextualSpacing/>
-              <w:jc w:val="left"/>
-            </w:pPr>
-            <w:r/>
-            <w:r>
-              <w:rPr>
-                <w:sz w:val="28"/>
-              </w:rPr>
-              <w:t>Альтернативные потоки действий</w:t>
-            </w:r>
-          </w:p>
-        </w:tc>
-        <w:tc>
-          <w:tcPr>
-            <w:tcW w:type="dxa" w:w="6650"/>
-          </w:tcPr>
-          <w:p>
-            <w:pPr>
-              <w:spacing w:line="240" w:lineRule="auto"/>
-              <w:contextualSpacing/>
-              <w:jc w:val="left"/>
-            </w:pPr>
-            <w:r/>
-            <w:r>
-              <w:rPr>
-                <w:sz w:val="28"/>
-              </w:rPr>
-              <w:t>3а. Специалист отказывает и обязательно указывает причину. Система присваивает заявке статус «отказано» и сообщает причину клиенту.</w:t>
-            </w:r>
-          </w:p>
-        </w:tc>
-      </w:tr>
-    </w:tbl>
-    <w:p>
-      <w:pPr>
-        <w:keepNext/>
-        <w:ind w:left="0"/>
-        <w:contextualSpacing/>
-        <w:jc w:val="left"/>
-      </w:pPr>
-      <w:r>
-        <w:t xml:space="preserve">Продолжение таблицы 1.17</w:t>
-      </w:r>
-    </w:p>
-    <w:tbl>
-      <w:tblPr>
-        <w:tblStyle w:val="af5"/>
-        <w:tblLook w:firstColumn="1" w:firstRow="1" w:lastColumn="0" w:lastRow="0" w:noHBand="0" w:noVBand="1" w:val="04A0"/>
-        <w:tblW w:w="9350" w:type="dxa"/>
-        <w:tblLayout w:type="fixed"/>
-      </w:tblPr>
-      <w:tblGrid>
-        <w:gridCol w:w="2700"/>
-        <w:gridCol w:w="6650"/>
-      </w:tblGrid>
-      <w:tr>
-        <w:trPr>
-          <w:cantSplit/>
-          <w:tblHeader/>
-        </w:trPr>
-        <w:tc>
-          <w:tcPr>
-            <w:tcW w:type="dxa" w:w="2700"/>
-          </w:tcPr>
-          <w:p>
-            <w:pPr>
-              <w:keepNext/>
-              <w:spacing w:line="240" w:lineRule="auto"/>
-              <w:contextualSpacing/>
-              <w:jc w:val="center"/>
-            </w:pPr>
-            <w:r/>
-            <w:r>
-              <w:rPr>
-                <w:sz w:val="28"/>
-              </w:rPr>
-              <w:t>Поле</w:t>
-            </w:r>
-          </w:p>
-        </w:tc>
-        <w:tc>
-          <w:tcPr>
-            <w:tcW w:type="dxa" w:w="6650"/>
-          </w:tcPr>
-          <w:p>
-            <w:pPr>
-              <w:keepNext/>
-              <w:spacing w:line="240" w:lineRule="auto"/>
-              <w:contextualSpacing/>
-              <w:jc w:val="center"/>
-            </w:pPr>
-            <w:r/>
-            <w:r>
-              <w:rPr>
-                <w:sz w:val="28"/>
-              </w:rPr>
-              <w:t>Описание</w:t>
-            </w:r>
-          </w:p>
-        </w:tc>
-      </w:tr>
-      <w:tr>
-        <w:trPr>
-          <w:cantSplit/>
-        </w:trPr>
-        <w:tc>
-          <w:tcPr>
-            <w:tcW w:type="dxa" w:w="2700"/>
-          </w:tcPr>
-          <w:p>
-            <w:pPr>
-              <w:spacing w:line="240" w:lineRule="auto"/>
-              <w:contextualSpacing/>
-              <w:jc w:val="left"/>
-            </w:pPr>
-            <w:r/>
-            <w:r>
-              <w:rPr>
-                <w:sz w:val="28"/>
-              </w:rPr>
-              <w:t>Выходные условия</w:t>
-            </w:r>
-          </w:p>
-        </w:tc>
-        <w:tc>
-          <w:tcPr>
-            <w:tcW w:type="dxa" w:w="6650"/>
-          </w:tcPr>
-          <w:p>
-            <w:pPr>
-              <w:spacing w:line="240" w:lineRule="auto"/>
-              <w:contextualSpacing/>
-              <w:jc w:val="left"/>
-            </w:pPr>
-            <w:r/>
-            <w:r>
-              <w:rPr>
-                <w:sz w:val="28"/>
-              </w:rPr>
-              <w:t>Решение по заявке принято и записано в журнал, клиент уведомлён.</w:t>
-            </w:r>
-          </w:p>
-        </w:tc>
-      </w:tr>
-    </w:tbl>
-    <w:p>
-      <w:pPr>
-        <w:ind w:firstLine="709"/>
-        <w:contextualSpacing/>
-        <w:jc w:val="both"/>
-      </w:pPr>
-    </w:p>
-    <w:p>
-      <w:pPr>
-        <w:keepNext/>
-        <w:ind w:left="1701" w:hanging="1701"/>
-        <w:contextualSpacing/>
-        <w:jc w:val="both"/>
-      </w:pPr>
-      <w:r>
-        <w:t>Таблица 1.18 – Вариант использования UC-11 «Разбор задержанного перевода»</w:t>
-      </w:r>
-    </w:p>
-    <w:tbl>
-      <w:tblPr>
-        <w:tblStyle w:val="af5"/>
-        <w:tblLook w:firstColumn="1" w:firstRow="1" w:lastColumn="0" w:lastRow="0" w:noHBand="0" w:noVBand="1" w:val="04A0"/>
-        <w:tblW w:w="9350" w:type="dxa"/>
-        <w:tblLayout w:type="fixed"/>
-      </w:tblPr>
-      <w:tblGrid>
-        <w:gridCol w:w="2700"/>
-        <w:gridCol w:w="6650"/>
-      </w:tblGrid>
-      <w:tr>
-        <w:trPr>
-          <w:cantSplit/>
-          <w:tblHeader/>
-        </w:trPr>
-        <w:tc>
-          <w:tcPr>
-            <w:tcW w:type="dxa" w:w="2700"/>
-          </w:tcPr>
-          <w:p>
-            <w:pPr>
-              <w:keepNext/>
-              <w:spacing w:line="240" w:lineRule="auto"/>
-              <w:contextualSpacing/>
-              <w:jc w:val="center"/>
-            </w:pPr>
-            <w:r/>
-            <w:r>
-              <w:rPr>
-                <w:sz w:val="28"/>
-              </w:rPr>
-              <w:t>Поле</w:t>
-            </w:r>
-          </w:p>
-        </w:tc>
-        <w:tc>
-          <w:tcPr>
-            <w:tcW w:type="dxa" w:w="6650"/>
-          </w:tcPr>
-          <w:p>
-            <w:pPr>
-              <w:keepNext/>
-              <w:spacing w:line="240" w:lineRule="auto"/>
-              <w:contextualSpacing/>
-              <w:jc w:val="center"/>
-            </w:pPr>
-            <w:r/>
-            <w:r>
-              <w:rPr>
-                <w:sz w:val="28"/>
-              </w:rPr>
-              <w:t>Описание</w:t>
-            </w:r>
-          </w:p>
-        </w:tc>
-      </w:tr>
-      <w:tr>
-        <w:trPr>
-          <w:cantSplit/>
-        </w:trPr>
-        <w:tc>
-          <w:tcPr>
-            <w:tcW w:type="dxa" w:w="2700"/>
-          </w:tcPr>
-          <w:p>
-            <w:pPr>
-              <w:keepNext/>
-              <w:spacing w:line="240" w:lineRule="auto"/>
-              <w:contextualSpacing/>
-              <w:jc w:val="left"/>
-            </w:pPr>
-            <w:r/>
-            <w:r>
-              <w:rPr>
-                <w:sz w:val="28"/>
-              </w:rPr>
-              <w:t>Действующее лицо</w:t>
-            </w:r>
-          </w:p>
-        </w:tc>
-        <w:tc>
-          <w:tcPr>
-            <w:tcW w:type="dxa" w:w="6650"/>
-          </w:tcPr>
-          <w:p>
-            <w:pPr>
-              <w:keepNext/>
-              <w:spacing w:line="240" w:lineRule="auto"/>
-              <w:contextualSpacing/>
-              <w:jc w:val="left"/>
-            </w:pPr>
-            <w:r/>
-            <w:r>
-              <w:rPr>
-                <w:sz w:val="28"/>
-              </w:rPr>
-              <w:t>Специалист по финансовому мониторингу</w:t>
-            </w:r>
-          </w:p>
-        </w:tc>
-      </w:tr>
-      <w:tr>
-        <w:trPr>
-          <w:cantSplit/>
-        </w:trPr>
-        <w:tc>
-          <w:tcPr>
-            <w:tcW w:type="dxa" w:w="2700"/>
-          </w:tcPr>
-          <w:p>
-            <w:pPr>
-              <w:spacing w:line="240" w:lineRule="auto"/>
-              <w:contextualSpacing/>
-              <w:jc w:val="left"/>
-            </w:pPr>
-            <w:r/>
-            <w:r>
-              <w:rPr>
-                <w:sz w:val="28"/>
-              </w:rPr>
-              <w:t>Краткое описание</w:t>
-            </w:r>
-          </w:p>
-        </w:tc>
-        <w:tc>
-          <w:tcPr>
-            <w:tcW w:type="dxa" w:w="6650"/>
-          </w:tcPr>
-          <w:p>
-            <w:pPr>
-              <w:spacing w:line="240" w:lineRule="auto"/>
-              <w:contextualSpacing/>
-              <w:jc w:val="left"/>
-            </w:pPr>
-            <w:r/>
-            <w:r>
-              <w:rPr>
-                <w:sz w:val="28"/>
-              </w:rPr>
-              <w:t>Специалист принимает решение по переводу, который система задержала по правилам контроля: внутри банка или в другой банк.</w:t>
-            </w:r>
-          </w:p>
-        </w:tc>
-      </w:tr>
-      <w:tr>
-        <w:trPr>
-          <w:cantSplit/>
-        </w:trPr>
-        <w:tc>
-          <w:tcPr>
-            <w:tcW w:type="dxa" w:w="2700"/>
-          </w:tcPr>
-          <w:p>
-            <w:pPr>
-              <w:spacing w:line="240" w:lineRule="auto"/>
-              <w:contextualSpacing/>
-              <w:jc w:val="left"/>
-            </w:pPr>
-            <w:r/>
-            <w:r>
-              <w:rPr>
-                <w:sz w:val="28"/>
-              </w:rPr>
-              <w:t>Связанные требования</w:t>
-            </w:r>
-          </w:p>
-        </w:tc>
-        <w:tc>
-          <w:tcPr>
-            <w:tcW w:type="dxa" w:w="6650"/>
-          </w:tcPr>
-          <w:p>
-            <w:pPr>
-              <w:spacing w:line="240" w:lineRule="auto"/>
-              <w:contextualSpacing/>
-              <w:jc w:val="left"/>
-            </w:pPr>
-            <w:r/>
-            <w:r>
-              <w:rPr>
-                <w:sz w:val="28"/>
-              </w:rPr>
-              <w:t>ФТ-13</w:t>
-            </w:r>
-          </w:p>
-        </w:tc>
-      </w:tr>
-      <w:tr>
-        <w:trPr>
-          <w:cantSplit/>
-        </w:trPr>
-        <w:tc>
-          <w:tcPr>
-            <w:tcW w:type="dxa" w:w="2700"/>
-          </w:tcPr>
-          <w:p>
-            <w:pPr>
-              <w:spacing w:line="240" w:lineRule="auto"/>
-              <w:contextualSpacing/>
-              <w:jc w:val="left"/>
-            </w:pPr>
-            <w:r/>
-            <w:r>
-              <w:rPr>
-                <w:sz w:val="28"/>
-              </w:rPr>
-              <w:t>Входные условия</w:t>
-            </w:r>
-          </w:p>
-        </w:tc>
-        <w:tc>
-          <w:tcPr>
-            <w:tcW w:type="dxa" w:w="6650"/>
-          </w:tcPr>
-          <w:p>
-            <w:pPr>
-              <w:spacing w:line="240" w:lineRule="auto"/>
-              <w:contextualSpacing/>
-              <w:jc w:val="left"/>
-            </w:pPr>
-            <w:r/>
-            <w:r>
-              <w:rPr>
-                <w:sz w:val="28"/>
-              </w:rPr>
-              <w:t>Специалист вошёл в систему с двухфакторной защитой, есть переводы в статусе «на проверке».</w:t>
-            </w:r>
-          </w:p>
-        </w:tc>
-      </w:tr>
-      <w:tr>
-        <w:trPr>
-          <w:cantSplit/>
-        </w:trPr>
-        <w:tc>
-          <w:tcPr>
-            <w:tcW w:type="dxa" w:w="2700"/>
-          </w:tcPr>
-          <w:p>
-            <w:pPr>
-              <w:spacing w:line="240" w:lineRule="auto"/>
-              <w:contextualSpacing/>
-              <w:jc w:val="left"/>
-            </w:pPr>
-            <w:r/>
-            <w:r>
-              <w:rPr>
-                <w:sz w:val="28"/>
-              </w:rPr>
-              <w:t>Основной поток действий</w:t>
-            </w:r>
-          </w:p>
-        </w:tc>
-        <w:tc>
-          <w:tcPr>
-            <w:tcW w:type="dxa" w:w="6650"/>
-          </w:tcPr>
-          <w:p>
-            <w:pPr>
-              <w:spacing w:line="240" w:lineRule="auto"/>
-              <w:contextualSpacing/>
-              <w:jc w:val="left"/>
-            </w:pPr>
-            <w:r/>
-            <w:r>
-              <w:rPr>
-                <w:sz w:val="28"/>
-              </w:rPr>
-              <w:t>1. Специалист открывает очередь задержанных переводов.</w:t>
-            </w:r>
-          </w:p>
-          <w:p>
-            <w:pPr>
-              <w:spacing w:line="240" w:lineRule="auto"/>
-              <w:contextualSpacing/>
-              <w:jc w:val="left"/>
-            </w:pPr>
-            <w:r>
-              <w:rPr>
-                <w:sz w:val="28"/>
-              </w:rPr>
-              <w:t>2. Специалист выбирает случай и просматривает сумму, получателя, оценку риска и причины срабатывания правил.</w:t>
-            </w:r>
-          </w:p>
-          <w:p>
-            <w:pPr>
-              <w:spacing w:line="240" w:lineRule="auto"/>
-              <w:contextualSpacing/>
-              <w:jc w:val="left"/>
-            </w:pPr>
-            <w:r>
-              <w:rPr>
-                <w:sz w:val="28"/>
-              </w:rPr>
-              <w:t>3. Специалист принимает решение «одобрить» и при необходимости вводит комментарий.</w:t>
-            </w:r>
-          </w:p>
-          <w:p>
-            <w:pPr>
-              <w:spacing w:line="240" w:lineRule="auto"/>
-              <w:contextualSpacing/>
-              <w:jc w:val="left"/>
-            </w:pPr>
-            <w:r>
-              <w:rPr>
-                <w:sz w:val="28"/>
-              </w:rPr>
-              <w:t>4. Система проводит перевод (межбанковский перевод ставит в очередь клиринга) и снимает резерв суммы.</w:t>
-            </w:r>
-          </w:p>
-          <w:p>
-            <w:pPr>
-              <w:spacing w:line="240" w:lineRule="auto"/>
-              <w:contextualSpacing/>
-              <w:jc w:val="left"/>
-            </w:pPr>
-            <w:r>
-              <w:rPr>
-                <w:sz w:val="28"/>
-              </w:rPr>
-              <w:t>5. Система уведомляет клиента и записывает решение в журнал.</w:t>
-            </w:r>
-          </w:p>
-        </w:tc>
-      </w:tr>
-      <w:tr>
-        <w:trPr>
-          <w:cantSplit/>
-        </w:trPr>
-        <w:tc>
-          <w:tcPr>
-            <w:tcW w:type="dxa" w:w="2700"/>
-          </w:tcPr>
-          <w:p>
-            <w:pPr>
-              <w:spacing w:line="240" w:lineRule="auto"/>
-              <w:contextualSpacing/>
-              <w:jc w:val="left"/>
-            </w:pPr>
-            <w:r/>
-            <w:r>
-              <w:rPr>
-                <w:sz w:val="28"/>
-              </w:rPr>
-              <w:t>Альтернативные потоки действий</w:t>
-            </w:r>
-          </w:p>
-        </w:tc>
-        <w:tc>
-          <w:tcPr>
-            <w:tcW w:type="dxa" w:w="6650"/>
-          </w:tcPr>
-          <w:p>
-            <w:pPr>
-              <w:spacing w:line="240" w:lineRule="auto"/>
-              <w:contextualSpacing/>
-              <w:jc w:val="left"/>
-            </w:pPr>
-            <w:r/>
-            <w:r>
-              <w:rPr>
-                <w:sz w:val="28"/>
-              </w:rPr>
-              <w:t>3а. Специалист отклоняет перевод: резерв снимается, деньги остаются на счёте клиента, клиент получает уведомление.</w:t>
-            </w:r>
-          </w:p>
-        </w:tc>
-      </w:tr>
-      <w:tr>
-        <w:trPr>
-          <w:cantSplit/>
-        </w:trPr>
-        <w:tc>
-          <w:tcPr>
-            <w:tcW w:type="dxa" w:w="2700"/>
-          </w:tcPr>
-          <w:p>
-            <w:pPr>
-              <w:spacing w:line="240" w:lineRule="auto"/>
-              <w:contextualSpacing/>
-              <w:jc w:val="left"/>
-            </w:pPr>
-            <w:r/>
-            <w:r>
-              <w:rPr>
-                <w:sz w:val="28"/>
-              </w:rPr>
-              <w:t>Выходные условия</w:t>
-            </w:r>
-          </w:p>
-        </w:tc>
-        <w:tc>
-          <w:tcPr>
-            <w:tcW w:type="dxa" w:w="6650"/>
-          </w:tcPr>
-          <w:p>
-            <w:pPr>
-              <w:spacing w:line="240" w:lineRule="auto"/>
-              <w:contextualSpacing/>
-              <w:jc w:val="left"/>
-            </w:pPr>
-            <w:r/>
-            <w:r>
-              <w:rPr>
-                <w:sz w:val="28"/>
-              </w:rPr>
-              <w:t>Перевод проведён или отклонён, случай закрыт.</w:t>
-            </w:r>
-          </w:p>
-        </w:tc>
-      </w:tr>
-    </w:tbl>
-    <w:p>
-      <w:pPr>
-        <w:ind w:firstLine="709"/>
-        <w:contextualSpacing/>
-        <w:jc w:val="both"/>
-      </w:pPr>
-    </w:p>
-    <w:p>
-      <w:pPr>
-        <w:keepNext/>
-        <w:ind w:left="1701" w:hanging="1701"/>
-        <w:contextualSpacing/>
-        <w:jc w:val="both"/>
-      </w:pPr>
-      <w:r>
-        <w:t>Таблица 1.19 – Вариант использования UC-12 «Закрытие операционного дня»</w:t>
-      </w:r>
-    </w:p>
-    <w:tbl>
-      <w:tblPr>
-        <w:tblStyle w:val="af5"/>
-        <w:tblLook w:firstColumn="1" w:firstRow="1" w:lastColumn="0" w:lastRow="0" w:noHBand="0" w:noVBand="1" w:val="04A0"/>
-        <w:tblW w:w="9350" w:type="dxa"/>
-        <w:tblLayout w:type="fixed"/>
-      </w:tblPr>
-      <w:tblGrid>
-        <w:gridCol w:w="2700"/>
-        <w:gridCol w:w="6650"/>
-      </w:tblGrid>
-      <w:tr>
-        <w:trPr>
-          <w:cantSplit/>
-          <w:tblHeader/>
-        </w:trPr>
-        <w:tc>
-          <w:tcPr>
-            <w:tcW w:type="dxa" w:w="2700"/>
-          </w:tcPr>
-          <w:p>
-            <w:pPr>
-              <w:keepNext/>
-              <w:spacing w:line="240" w:lineRule="auto"/>
-              <w:contextualSpacing/>
-              <w:jc w:val="center"/>
-            </w:pPr>
-            <w:r/>
-            <w:r>
-              <w:rPr>
-                <w:sz w:val="28"/>
-              </w:rPr>
-              <w:t>Поле</w:t>
-            </w:r>
-          </w:p>
-        </w:tc>
-        <w:tc>
-          <w:tcPr>
-            <w:tcW w:type="dxa" w:w="6650"/>
-          </w:tcPr>
-          <w:p>
-            <w:pPr>
-              <w:keepNext/>
-              <w:spacing w:line="240" w:lineRule="auto"/>
-              <w:contextualSpacing/>
-              <w:jc w:val="center"/>
-            </w:pPr>
-            <w:r/>
-            <w:r>
-              <w:rPr>
-                <w:sz w:val="28"/>
-              </w:rPr>
-              <w:t>Описание</w:t>
-            </w:r>
-          </w:p>
-        </w:tc>
-      </w:tr>
-      <w:tr>
-        <w:trPr>
-          <w:cantSplit/>
-        </w:trPr>
-        <w:tc>
-          <w:tcPr>
-            <w:tcW w:type="dxa" w:w="2700"/>
-          </w:tcPr>
-          <w:p>
-            <w:pPr>
-              <w:keepNext/>
-              <w:spacing w:line="240" w:lineRule="auto"/>
-              <w:contextualSpacing/>
-              <w:jc w:val="left"/>
-            </w:pPr>
-            <w:r/>
-            <w:r>
-              <w:rPr>
-                <w:sz w:val="28"/>
-              </w:rPr>
-              <w:t>Действующее лицо</w:t>
-            </w:r>
-          </w:p>
-        </w:tc>
-        <w:tc>
-          <w:tcPr>
-            <w:tcW w:type="dxa" w:w="6650"/>
-          </w:tcPr>
-          <w:p>
-            <w:pPr>
-              <w:keepNext/>
-              <w:spacing w:line="240" w:lineRule="auto"/>
-              <w:contextualSpacing/>
-              <w:jc w:val="left"/>
-            </w:pPr>
-            <w:r/>
-            <w:r>
-              <w:rPr>
-                <w:sz w:val="28"/>
-              </w:rPr>
-              <w:t>Администратор</w:t>
-            </w:r>
-          </w:p>
-        </w:tc>
-      </w:tr>
-      <w:tr>
-        <w:trPr>
-          <w:cantSplit/>
-        </w:trPr>
-        <w:tc>
-          <w:tcPr>
-            <w:tcW w:type="dxa" w:w="2700"/>
-          </w:tcPr>
-          <w:p>
-            <w:pPr>
-              <w:spacing w:line="240" w:lineRule="auto"/>
-              <w:contextualSpacing/>
-              <w:jc w:val="left"/>
-            </w:pPr>
-            <w:r/>
-            <w:r>
-              <w:rPr>
-                <w:sz w:val="28"/>
-              </w:rPr>
-              <w:t>Краткое описание</w:t>
-            </w:r>
-          </w:p>
-        </w:tc>
-        <w:tc>
-          <w:tcPr>
-            <w:tcW w:type="dxa" w:w="6650"/>
-          </w:tcPr>
-          <w:p>
-            <w:pPr>
-              <w:spacing w:line="240" w:lineRule="auto"/>
-              <w:contextualSpacing/>
-              <w:jc w:val="left"/>
-            </w:pPr>
-            <w:r/>
-            <w:r>
-              <w:rPr>
-                <w:sz w:val="28"/>
-              </w:rPr>
-              <w:t>Администратор закрывает операционный день: система выполняет регламентные операции и проверяет сбалансированность учёта.</w:t>
-            </w:r>
-          </w:p>
-        </w:tc>
-      </w:tr>
-      <w:tr>
-        <w:trPr>
-          <w:cantSplit/>
-        </w:trPr>
-        <w:tc>
-          <w:tcPr>
-            <w:tcW w:type="dxa" w:w="2700"/>
-          </w:tcPr>
-          <w:p>
-            <w:pPr>
-              <w:spacing w:line="240" w:lineRule="auto"/>
-              <w:contextualSpacing/>
-              <w:jc w:val="left"/>
-            </w:pPr>
-            <w:r/>
-            <w:r>
-              <w:rPr>
-                <w:sz w:val="28"/>
-              </w:rPr>
-              <w:t>Связанные требования</w:t>
-            </w:r>
-          </w:p>
-        </w:tc>
-        <w:tc>
-          <w:tcPr>
-            <w:tcW w:type="dxa" w:w="6650"/>
-          </w:tcPr>
-          <w:p>
-            <w:pPr>
-              <w:spacing w:line="240" w:lineRule="auto"/>
-              <w:contextualSpacing/>
-              <w:jc w:val="left"/>
-            </w:pPr>
-            <w:r/>
-            <w:r>
-              <w:rPr>
-                <w:sz w:val="28"/>
-              </w:rPr>
-              <w:t>ФТ-8, ФТ-11, ФТ-14</w:t>
-            </w:r>
-          </w:p>
-        </w:tc>
-      </w:tr>
-      <w:tr>
-        <w:trPr>
-          <w:cantSplit/>
-        </w:trPr>
-        <w:tc>
-          <w:tcPr>
-            <w:tcW w:type="dxa" w:w="2700"/>
-          </w:tcPr>
-          <w:p>
-            <w:pPr>
-              <w:spacing w:line="240" w:lineRule="auto"/>
-              <w:contextualSpacing/>
-              <w:jc w:val="left"/>
-            </w:pPr>
-            <w:r/>
-            <w:r>
-              <w:rPr>
-                <w:sz w:val="28"/>
-              </w:rPr>
-              <w:t>Входные условия</w:t>
-            </w:r>
-          </w:p>
-        </w:tc>
-        <w:tc>
-          <w:tcPr>
-            <w:tcW w:type="dxa" w:w="6650"/>
-          </w:tcPr>
-          <w:p>
-            <w:pPr>
-              <w:spacing w:line="240" w:lineRule="auto"/>
-              <w:contextualSpacing/>
-              <w:jc w:val="left"/>
-            </w:pPr>
-            <w:r/>
-            <w:r>
-              <w:rPr>
-                <w:sz w:val="28"/>
-              </w:rPr>
-              <w:t>Администратор вошёл в систему с двухфакторной защитой, текущий операционный день открыт.</w:t>
-            </w:r>
-          </w:p>
-        </w:tc>
-      </w:tr>
-    </w:tbl>
-    <w:p>
-      <w:pPr>
-        <w:keepNext/>
-        <w:ind w:left="0"/>
-        <w:contextualSpacing/>
-        <w:jc w:val="left"/>
-      </w:pPr>
-      <w:r>
-        <w:t xml:space="preserve">Продолжение таблицы 1.19</w:t>
-      </w:r>
-    </w:p>
-    <w:tbl>
-      <w:tblPr>
-        <w:tblStyle w:val="af5"/>
-        <w:tblLook w:firstColumn="1" w:firstRow="1" w:lastColumn="0" w:lastRow="0" w:noHBand="0" w:noVBand="1" w:val="04A0"/>
-        <w:tblW w:w="9350" w:type="dxa"/>
-        <w:tblLayout w:type="fixed"/>
-      </w:tblPr>
-      <w:tblGrid>
-        <w:gridCol w:w="2700"/>
-        <w:gridCol w:w="6650"/>
-      </w:tblGrid>
-      <w:tr>
-        <w:trPr>
-          <w:cantSplit/>
-          <w:tblHeader/>
-        </w:trPr>
-        <w:tc>
-          <w:tcPr>
-            <w:tcW w:type="dxa" w:w="2700"/>
-          </w:tcPr>
-          <w:p>
-            <w:pPr>
-              <w:keepNext/>
-              <w:spacing w:line="240" w:lineRule="auto"/>
-              <w:contextualSpacing/>
-              <w:jc w:val="center"/>
-            </w:pPr>
-            <w:r/>
-            <w:r>
-              <w:rPr>
-                <w:sz w:val="28"/>
-              </w:rPr>
-              <w:t>Поле</w:t>
-            </w:r>
-          </w:p>
-        </w:tc>
-        <w:tc>
-          <w:tcPr>
-            <w:tcW w:type="dxa" w:w="6650"/>
-          </w:tcPr>
-          <w:p>
-            <w:pPr>
-              <w:keepNext/>
-              <w:spacing w:line="240" w:lineRule="auto"/>
-              <w:contextualSpacing/>
-              <w:jc w:val="center"/>
-            </w:pPr>
-            <w:r/>
-            <w:r>
-              <w:rPr>
-                <w:sz w:val="28"/>
-              </w:rPr>
-              <w:t>Описание</w:t>
-            </w:r>
-          </w:p>
-        </w:tc>
-      </w:tr>
-      <w:tr>
-        <w:trPr>
-          <w:cantSplit/>
-        </w:trPr>
-        <w:tc>
-          <w:tcPr>
-            <w:tcW w:type="dxa" w:w="2700"/>
-          </w:tcPr>
-          <w:p>
-            <w:pPr>
-              <w:spacing w:line="240" w:lineRule="auto"/>
-              <w:contextualSpacing/>
-              <w:jc w:val="left"/>
-            </w:pPr>
-            <w:r/>
-            <w:r>
-              <w:rPr>
-                <w:sz w:val="28"/>
-              </w:rPr>
-              <w:t>Основной поток действий</w:t>
-            </w:r>
-          </w:p>
-        </w:tc>
-        <w:tc>
-          <w:tcPr>
-            <w:tcW w:type="dxa" w:w="6650"/>
-          </w:tcPr>
-          <w:p>
-            <w:pPr>
-              <w:spacing w:line="240" w:lineRule="auto"/>
-              <w:contextualSpacing/>
-              <w:jc w:val="left"/>
-            </w:pPr>
-            <w:r/>
-            <w:r>
-              <w:rPr>
-                <w:sz w:val="28"/>
-              </w:rPr>
-              <w:t>1. Администратор открывает раздел «Опердень» и запускает закрытие дня.</w:t>
-            </w:r>
-          </w:p>
-          <w:p>
-            <w:pPr>
-              <w:spacing w:line="240" w:lineRule="auto"/>
-              <w:contextualSpacing/>
-              <w:jc w:val="left"/>
-            </w:pPr>
-            <w:r>
-              <w:rPr>
-                <w:sz w:val="28"/>
-              </w:rPr>
-              <w:t>2. Система переводит банковскую дату на следующий день.</w:t>
-            </w:r>
-          </w:p>
-          <w:p>
-            <w:pPr>
-              <w:spacing w:line="240" w:lineRule="auto"/>
-              <w:contextualSpacing/>
-              <w:jc w:val="left"/>
-            </w:pPr>
-            <w:r>
-              <w:rPr>
-                <w:sz w:val="28"/>
-              </w:rPr>
-              <w:t>3. Система начисляет проценты по вкладам и возвращает вклады, срок которых истёк.</w:t>
-            </w:r>
-          </w:p>
-          <w:p>
-            <w:pPr>
-              <w:spacing w:line="240" w:lineRule="auto"/>
-              <w:contextualSpacing/>
-              <w:jc w:val="left"/>
-            </w:pPr>
-            <w:r>
-              <w:rPr>
-                <w:sz w:val="28"/>
-              </w:rPr>
-              <w:t>4. Система списывает плановые платежи по кредитам, переносит неоплаченные платежи на просрочку и начисляет пеню.</w:t>
-            </w:r>
-          </w:p>
-          <w:p>
-            <w:pPr>
-              <w:spacing w:line="240" w:lineRule="auto"/>
-              <w:contextualSpacing/>
-              <w:jc w:val="left"/>
-            </w:pPr>
-            <w:r>
-              <w:rPr>
-                <w:sz w:val="28"/>
-              </w:rPr>
-              <w:t>5. Система исполняет автоплатежи клиентов и создаёт напоминания о предстоящих платежах.</w:t>
-            </w:r>
-          </w:p>
-          <w:p>
-            <w:pPr>
-              <w:spacing w:line="240" w:lineRule="auto"/>
-              <w:contextualSpacing/>
-              <w:jc w:val="left"/>
-            </w:pPr>
-            <w:r>
-              <w:rPr>
-                <w:sz w:val="28"/>
-              </w:rPr>
-              <w:t>6. Система формирует и отправляет пакет межбанковских платежей.</w:t>
-            </w:r>
-          </w:p>
-          <w:p>
-            <w:pPr>
-              <w:spacing w:line="240" w:lineRule="auto"/>
-              <w:contextualSpacing/>
-              <w:jc w:val="left"/>
-            </w:pPr>
-            <w:r>
-              <w:rPr>
-                <w:sz w:val="28"/>
-              </w:rPr>
-              <w:t>7. Система проверяет равенство дебетовых и кредитовых оборотов по каждой валюте и показывает результат.</w:t>
-            </w:r>
-          </w:p>
-        </w:tc>
-      </w:tr>
-      <w:tr>
-        <w:trPr>
-          <w:cantSplit/>
-        </w:trPr>
-        <w:tc>
-          <w:tcPr>
-            <w:tcW w:type="dxa" w:w="2700"/>
-          </w:tcPr>
-          <w:p>
-            <w:pPr>
-              <w:spacing w:line="240" w:lineRule="auto"/>
-              <w:contextualSpacing/>
-              <w:jc w:val="left"/>
-            </w:pPr>
-            <w:r/>
-            <w:r>
-              <w:rPr>
-                <w:sz w:val="28"/>
-              </w:rPr>
-              <w:t>Альтернативные потоки действий</w:t>
-            </w:r>
-          </w:p>
-        </w:tc>
-        <w:tc>
-          <w:tcPr>
-            <w:tcW w:type="dxa" w:w="6650"/>
-          </w:tcPr>
-          <w:p>
-            <w:pPr>
-              <w:spacing w:line="240" w:lineRule="auto"/>
-              <w:contextualSpacing/>
-              <w:jc w:val="left"/>
-            </w:pPr>
-            <w:r/>
-            <w:r>
-              <w:rPr>
-                <w:sz w:val="28"/>
-              </w:rPr>
-              <w:t>1а. Администратор закрывает несколько дней подряд: шаги 2 – 7 повторяются для каждого дня.</w:t>
-            </w:r>
-          </w:p>
-          <w:p>
-            <w:pPr>
-              <w:spacing w:line="240" w:lineRule="auto"/>
-              <w:contextualSpacing/>
-              <w:jc w:val="left"/>
-            </w:pPr>
-            <w:r>
-              <w:rPr>
-                <w:sz w:val="28"/>
-              </w:rPr>
-              <w:t>7а. При сбое операции закрытия дня откатываются, банковская дата не изменяется.</w:t>
-            </w:r>
-          </w:p>
-        </w:tc>
-      </w:tr>
-      <w:tr>
-        <w:trPr>
-          <w:cantSplit/>
-        </w:trPr>
-        <w:tc>
-          <w:tcPr>
-            <w:tcW w:type="dxa" w:w="2700"/>
-          </w:tcPr>
-          <w:p>
-            <w:pPr>
-              <w:spacing w:line="240" w:lineRule="auto"/>
-              <w:contextualSpacing/>
-              <w:jc w:val="left"/>
-            </w:pPr>
-            <w:r/>
-            <w:r>
-              <w:rPr>
-                <w:sz w:val="28"/>
-              </w:rPr>
-              <w:t>Выходные условия</w:t>
-            </w:r>
-          </w:p>
-        </w:tc>
-        <w:tc>
-          <w:tcPr>
-            <w:tcW w:type="dxa" w:w="6650"/>
-          </w:tcPr>
-          <w:p>
-            <w:pPr>
-              <w:spacing w:line="240" w:lineRule="auto"/>
-              <w:contextualSpacing/>
-              <w:jc w:val="left"/>
-            </w:pPr>
-            <w:r/>
-            <w:r>
-              <w:rPr>
-                <w:sz w:val="28"/>
-              </w:rPr>
-              <w:t>Банковская дата изменена, начисления и платежи выполнены, учёт сбалансирован.</w:t>
-            </w:r>
-          </w:p>
-        </w:tc>
-      </w:tr>
-    </w:tbl>
-    <w:p>
-      <w:pPr>
-        <w:ind w:firstLine="709"/>
-        <w:contextualSpacing/>
-        <w:jc w:val="both"/>
-      </w:pPr>
     </w:p>
     <w:sectPr>
       <w:footerReference w:type="default" r:id="rId90"/>

--- a/docs/kursovaya/razdel-1.3-dopolnenie.docx
+++ b/docs/kursovaya/razdel-1.3-dopolnenie.docx
@@ -638,6 +638,7 @@
           </w:tcPr>
           <w:p>
             <w:pPr>
+              <w:keepNext/>
               <w:spacing w:line="240" w:lineRule="auto"/>
               <w:contextualSpacing/>
               <w:jc w:val="left"/>
@@ -657,6 +658,7 @@
           </w:tcPr>
           <w:p>
             <w:pPr>
+              <w:keepNext/>
               <w:spacing w:line="240" w:lineRule="auto"/>
               <w:contextualSpacing/>
               <w:jc w:val="left"/>
@@ -676,6 +678,7 @@
           </w:tcPr>
           <w:p>
             <w:pPr>
+              <w:keepNext/>
               <w:spacing w:line="240" w:lineRule="auto"/>
               <w:contextualSpacing/>
               <w:jc w:val="left"/>
@@ -695,6 +698,7 @@
           </w:tcPr>
           <w:p>
             <w:pPr>
+              <w:keepNext/>
               <w:spacing w:line="240" w:lineRule="auto"/>
               <w:contextualSpacing/>
               <w:jc w:val="left"/>
@@ -1158,6 +1162,7 @@
           </w:tcPr>
           <w:p>
             <w:pPr>
+              <w:keepNext/>
               <w:spacing w:line="240" w:lineRule="auto"/>
               <w:contextualSpacing/>
               <w:jc w:val="left"/>
@@ -1177,6 +1182,7 @@
           </w:tcPr>
           <w:p>
             <w:pPr>
+              <w:keepNext/>
               <w:spacing w:line="240" w:lineRule="auto"/>
               <w:contextualSpacing/>
               <w:jc w:val="left"/>
@@ -1196,6 +1202,7 @@
           </w:tcPr>
           <w:p>
             <w:pPr>
+              <w:keepNext/>
               <w:spacing w:line="240" w:lineRule="auto"/>
               <w:contextualSpacing/>
               <w:jc w:val="left"/>
@@ -1215,6 +1222,7 @@
           </w:tcPr>
           <w:p>
             <w:pPr>
+              <w:keepNext/>
               <w:spacing w:line="240" w:lineRule="auto"/>
               <w:contextualSpacing/>
               <w:jc w:val="left"/>
@@ -1320,6 +1328,7 @@
           </w:tcPr>
           <w:p>
             <w:pPr>
+              <w:keepNext/>
               <w:spacing w:line="240" w:lineRule="auto"/>
               <w:contextualSpacing/>
               <w:jc w:val="left"/>
@@ -1339,6 +1348,7 @@
           </w:tcPr>
           <w:p>
             <w:pPr>
+              <w:keepNext/>
               <w:spacing w:line="240" w:lineRule="auto"/>
               <w:contextualSpacing/>
               <w:jc w:val="left"/>
@@ -1358,6 +1368,7 @@
           </w:tcPr>
           <w:p>
             <w:pPr>
+              <w:keepNext/>
               <w:spacing w:line="240" w:lineRule="auto"/>
               <w:contextualSpacing/>
               <w:jc w:val="left"/>
@@ -1377,6 +1388,7 @@
           </w:tcPr>
           <w:p>
             <w:pPr>
+              <w:keepNext/>
               <w:spacing w:line="240" w:lineRule="auto"/>
               <w:contextualSpacing/>
               <w:jc w:val="left"/>
@@ -1816,6 +1828,7 @@
           </w:tcPr>
           <w:p>
             <w:pPr>
+              <w:keepNext/>
               <w:spacing w:line="240" w:lineRule="auto"/>
               <w:contextualSpacing/>
               <w:jc w:val="left"/>
@@ -1835,6 +1848,7 @@
           </w:tcPr>
           <w:p>
             <w:pPr>
+              <w:keepNext/>
               <w:spacing w:line="240" w:lineRule="auto"/>
               <w:contextualSpacing/>
               <w:jc w:val="left"/>
@@ -1854,6 +1868,7 @@
           </w:tcPr>
           <w:p>
             <w:pPr>
+              <w:keepNext/>
               <w:spacing w:line="240" w:lineRule="auto"/>
               <w:contextualSpacing/>
               <w:jc w:val="left"/>
@@ -1873,6 +1888,7 @@
           </w:tcPr>
           <w:p>
             <w:pPr>
+              <w:keepNext/>
               <w:spacing w:line="240" w:lineRule="auto"/>
               <w:contextualSpacing/>
               <w:jc w:val="left"/>
@@ -1978,6 +1994,7 @@
           </w:tcPr>
           <w:p>
             <w:pPr>
+              <w:keepNext/>
               <w:spacing w:line="240" w:lineRule="auto"/>
               <w:contextualSpacing/>
               <w:jc w:val="left"/>
@@ -1997,6 +2014,7 @@
           </w:tcPr>
           <w:p>
             <w:pPr>
+              <w:keepNext/>
               <w:spacing w:line="240" w:lineRule="auto"/>
               <w:contextualSpacing/>
               <w:jc w:val="left"/>
@@ -2016,6 +2034,7 @@
           </w:tcPr>
           <w:p>
             <w:pPr>
+              <w:keepNext/>
               <w:spacing w:line="240" w:lineRule="auto"/>
               <w:contextualSpacing/>
               <w:jc w:val="left"/>
@@ -2035,6 +2054,7 @@
           </w:tcPr>
           <w:p>
             <w:pPr>
+              <w:keepNext/>
               <w:spacing w:line="240" w:lineRule="auto"/>
               <w:contextualSpacing/>
               <w:jc w:val="left"/>

--- a/docs/kursovaya/razdel-1.3-dopolnenie.docx
+++ b/docs/kursovaya/razdel-1.3-dopolnenie.docx
@@ -12,7 +12,7 @@
         <w:rPr>
           <w:highlight w:val="yellow"/>
         </w:rPr>
-        <w:t>[Вставить в 1.3 после абзаца «Программное средство должно быть реализовано как клиент-серверное веб-приложение…» и перед абзацем «Функциональность программного средства для разных категорий пользователей…». Эту строку удалить.]</w:t>
+        <w:t xml:space="preserve">[Вставить в 1.3 после абзаца «Программное средство должно быть реализовано как клиент-серверное веб-приложение…» и перед абзацем «Функциональность программного средства для разных категорий пользователей…». Эту строку удалить.]</w:t>
       </w:r>
     </w:p>
     <w:p>
@@ -22,7 +22,7 @@
         <w:jc w:val="both"/>
       </w:pPr>
       <w:r>
-        <w:t>Возможности бизнеса. Создание программного средства позволит банку:</w:t>
+        <w:t>Создание программного средства позволит банку:</w:t>
       </w:r>
     </w:p>
     <w:p>
@@ -40,7 +40,7 @@
         <w:jc w:val="both"/>
       </w:pPr>
       <w:r>
-        <w:t>предоставить клиентам круглосуточный доступ к счетам, переводам, платежам, вкладам, кредитам и банковским картам без посещения отделения;</w:t>
+        <w:t xml:space="preserve">предоставить клиентам круглосуточный доступ к счетам, переводам, платежам, вкладам, кредитам и банковским картам без посещения отделения;</w:t>
       </w:r>
     </w:p>
     <w:p>
@@ -58,7 +58,7 @@
         <w:jc w:val="both"/>
       </w:pPr>
       <w:r>
-        <w:t>вести учёт операций по принципу двойной записи с полной неизменяемой историей и автоматической проверкой сбалансированности;</w:t>
+        <w:t xml:space="preserve">вести учёт операций по принципу двойной записи с полной неизменяемой историей и автоматической проверкой сбалансированности;</w:t>
       </w:r>
     </w:p>
     <w:p>
@@ -76,7 +76,7 @@
         <w:jc w:val="both"/>
       </w:pPr>
       <w:r>
-        <w:t>принимать решения по кредитным заявкам по формализованным правилам: рассчитывать долговую нагрузку и вероятность дефолта и автоматически одобрять, направлять на ручное рассмотрение или отклонять заявки;</w:t>
+        <w:t xml:space="preserve">принимать решения по кредитным заявкам по формализованным правилам: рассчитывать долговую нагрузку и вероятность дефолта и автоматически одобрять, направлять на ручное рассмотрение или отклонять заявки;</w:t>
       </w:r>
     </w:p>
     <w:p>
@@ -94,7 +94,7 @@
         <w:jc w:val="both"/>
       </w:pPr>
       <w:r>
-        <w:t>выявлять подозрительные переводы по правилам контроля и приостанавливать их до решения специалиста по финансовому мониторингу;</w:t>
+        <w:t xml:space="preserve">выявлять подозрительные переводы по правилам контроля и приостанавливать их до решения специалиста по финансовому мониторингу;</w:t>
       </w:r>
     </w:p>
     <w:p>
@@ -112,7 +112,7 @@
         <w:jc w:val="both"/>
       </w:pPr>
       <w:r>
-        <w:t>выполнять регламентные операции (проценты по вкладам, обслуживание кредитов, автоплатежи, межбанковский клиринг) при закрытии операционного дня;</w:t>
+        <w:t xml:space="preserve">выполнять регламентные операции (проценты по вкладам, обслуживание кредитов, автоплатежи, межбанковский клиринг) при закрытии операционного дня;</w:t>
       </w:r>
     </w:p>
     <w:p>
@@ -130,7 +130,7 @@
         <w:jc w:val="both"/>
       </w:pPr>
       <w:r>
-        <w:t>разграничить права сотрудников банка и сохранять данные клиентов с помощью шифрования, журнала действий и резервного копирования.</w:t>
+        <w:t xml:space="preserve">разграничить права сотрудников банка и сохранять данные клиентов с помощью шифрования, журнала действий и резервного копирования.</w:t>
       </w:r>
     </w:p>
     <w:p>
@@ -140,7 +140,7 @@
         <w:jc w:val="both"/>
       </w:pPr>
       <w:r>
-        <w:t>Бизнес-цели. Выделены следующие бизнес-цели проекта:</w:t>
+        <w:t xml:space="preserve">Бизнес-цели описывают, каких результатов организация хочет добиться с помощью проекта и по каким признакам можно судить, что результат достигнут. В отличие от функциональных требований, они отвечают не на вопрос «что делает система», а на вопрос «зачем она нужна банку». Для проекта поставлены следующие цели:</w:t>
       </w:r>
     </w:p>
     <w:p>
@@ -158,7 +158,7 @@
         <w:jc w:val="both"/>
       </w:pPr>
       <w:r>
-        <w:t>BO-1 расширить дистанционное обслуживание: все группы услуг из таблицы 1.1 доступны клиенту в системе, визит в отделение нужен только для внесения и получения наличных;</w:t>
+        <w:t xml:space="preserve">расширить дистанционное обслуживание: все основные группы банковских услуг доступны клиенту в системе, визит в отделение нужен только для внесения и получения наличных;</w:t>
       </w:r>
     </w:p>
     <w:p>
@@ -176,7 +176,7 @@
         <w:jc w:val="both"/>
       </w:pPr>
       <w:r>
-        <w:t>BO-2 сократить трудоёмкость кредитного процесса: кредитный специалист рассматривает только заявки, направленные на ручное рассмотрение;</w:t>
+        <w:t xml:space="preserve">сократить трудоёмкость кредитного процесса: кредитный специалист рассматривает только заявки, направленные на ручное рассмотрение;</w:t>
       </w:r>
     </w:p>
     <w:p>
@@ -194,7 +194,7 @@
         <w:jc w:val="both"/>
       </w:pPr>
       <w:r>
-        <w:t>BO-3 обеспечить достоверность учёта: при закрытии каждого операционного дня сумма остатков по каждой валюте равна нулю, проводки не изменяются и не удаляются;</w:t>
+        <w:t xml:space="preserve">обеспечить достоверность учёта: при закрытии каждого операционного дня сумма остатков по каждой валюте равна нулю, проводки не изменяются и не удаляются;</w:t>
       </w:r>
     </w:p>
     <w:p>
@@ -212,7 +212,7 @@
         <w:jc w:val="both"/>
       </w:pPr>
       <w:r>
-        <w:t>BO-4 снизить риск мошеннических операций: переводы с высокой оценкой риска приостанавливаются, сумма резервируется до решения специалиста;</w:t>
+        <w:t xml:space="preserve">снизить риск мошеннических операций: переводы с высокой оценкой риска приостанавливаются, сумма резервируется до решения специалиста;</w:t>
       </w:r>
     </w:p>
     <w:p>
@@ -230,7 +230,7 @@
         <w:jc w:val="both"/>
       </w:pPr>
       <w:r>
-        <w:t>BO-5 защитить данные клиентов: пароли хранятся в виде хэш-значений, паспортные данные шифруются, действия пользователей записываются в журнал;</w:t>
+        <w:t xml:space="preserve">защитить данные клиентов: пароли хранятся в виде хэш-значений, паспортные данные шифруются, действия пользователей записываются в журнал;</w:t>
       </w:r>
     </w:p>
     <w:p>
@@ -248,7 +248,7 @@
         <w:jc w:val="both"/>
       </w:pPr>
       <w:r>
-        <w:t>BO-6 сделать решения банка понятными клиенту: до подписания договора клиент видит расчёт долговой нагрузки, результат скоринга и график платежей, при отказе указывается причина.</w:t>
+        <w:t xml:space="preserve">сделать решения банка понятными клиенту: до подписания договора клиент видит расчёт долговой нагрузки, результат скоринга и график платежей, при отказе указывается причина.</w:t>
       </w:r>
     </w:p>
     <w:p>
@@ -258,7 +258,7 @@
         <w:jc w:val="both"/>
       </w:pPr>
       <w:r>
-        <w:t>Видение решения. Разрабатываемое программное средство – веб-приложение «ТалерБанк» (название условное) для дистанционного банковского обслуживания физических лиц. Гость видит курсы валют, пользуется калькуляторами вкладов и кредитов и подаёт заявку на подключение. После проверки анкеты клиенту доступны счета в белорусских рублях и иностранной валюте с номерами в формате IBAN, переводы между своими счетами, клиентам банка и в другие банки, оплата услуг по каталогу поставщиков, шаблоны и автоплатежи, вклады, кредиты с расчётом графика, долговой нагрузки и скоринга, банковские карты, выписки и справки в формате PDF. Сотрудники банка работают в том же приложении в рабочих местах, состав которых определяется ролью. Все денежные операции выполняются через единый механизм проводок двойной записи в одной транзакции базы данных. В отличие от рассмотренных аналогов (таблица 1.3), переводы проводятся в момент подтверждения, выписка формируется за произвольный период, а клиенту объясняется решение по кредитной заявке.</w:t>
+        <w:t xml:space="preserve">Разрабатываемое программное средство – веб-приложение «ТалерБанк» (название условное) для дистанционного банковского обслуживания физических лиц. Гость видит курсы валют, пользуется калькуляторами вкладов и кредитов и подаёт заявку на подключение. После проверки анкеты клиенту доступны счета в белорусских рублях и иностранной валюте с номерами в формате IBAN, переводы между своими счетами, клиентам банка и в другие банки, оплата услуг по каталогу поставщиков, шаблоны и автоплатежи, вклады, кредиты с расчётом графика, долговой нагрузки и скоринга, банковские карты, выписки и справки в формате PDF. Сотрудники банка работают в том же приложении в рабочих местах, состав которых определяется ролью. Все денежные операции выполняются через единый механизм проводок двойной записи в одной транзакции базы данных. В отличие от аналогов, переводы проводятся в момент подтверждения, выписка формируется за произвольный период, а клиенту объясняется решение по кредитной заявке.</w:t>
       </w:r>
     </w:p>
     <w:p>
@@ -268,7 +268,7 @@
         <w:jc w:val="both"/>
       </w:pPr>
       <w:r>
-        <w:t>Бизнес-правила. Правила, которым должно соответствовать программное средство, приведены в таблице 1.5.</w:t>
+        <w:t xml:space="preserve">Бизнес-правила – это ограничения, факты и расчётные формулы, установленные законодательством, нормативными документами банка и условиями договоров, которые определяют допустимое поведение системы. Правила, которым должно соответствовать программное средство, приведены в таблице 1.5.</w:t>
       </w:r>
     </w:p>
     <w:p>
@@ -279,7 +279,7 @@
         <w:jc w:val="both"/>
       </w:pPr>
       <w:r>
-        <w:t>Таблица 1.5 – Бизнес-правила</w:t>
+        <w:t xml:space="preserve">Таблица 1.5 – Бизнес-правила</w:t>
       </w:r>
     </w:p>
     <w:tbl>
@@ -290,10 +290,9 @@
         <w:tblLayout w:type="fixed"/>
       </w:tblPr>
       <w:tblGrid>
-        <w:gridCol w:w="1000"/>
-        <w:gridCol w:w="3900"/>
-        <w:gridCol w:w="1850"/>
-        <w:gridCol w:w="2600"/>
+        <w:gridCol w:w="4700"/>
+        <w:gridCol w:w="2150"/>
+        <w:gridCol w:w="2500"/>
       </w:tblGrid>
       <w:tr>
         <w:trPr>
@@ -302,34 +301,14 @@
         </w:trPr>
         <w:tc>
           <w:tcPr>
-            <w:tcW w:type="dxa" w:w="1000"/>
+            <w:tcW w:type="dxa" w:w="4700"/>
           </w:tcPr>
           <w:p>
             <w:pPr>
               <w:keepNext/>
               <w:spacing w:line="240" w:lineRule="auto"/>
               <w:contextualSpacing/>
-              <w:jc w:val="center"/>
-            </w:pPr>
-            <w:r/>
-            <w:r>
-              <w:rPr>
-                <w:sz w:val="28"/>
-              </w:rPr>
-              <w:t>Код</w:t>
-            </w:r>
-          </w:p>
-        </w:tc>
-        <w:tc>
-          <w:tcPr>
-            <w:tcW w:type="dxa" w:w="3900"/>
-          </w:tcPr>
-          <w:p>
-            <w:pPr>
-              <w:keepNext/>
-              <w:spacing w:line="240" w:lineRule="auto"/>
-              <w:contextualSpacing/>
-              <w:jc w:val="center"/>
+              <w:jc w:val="left"/>
             </w:pPr>
             <w:r/>
             <w:r>
@@ -342,14 +321,14 @@
         </w:tc>
         <w:tc>
           <w:tcPr>
-            <w:tcW w:type="dxa" w:w="1850"/>
+            <w:tcW w:type="dxa" w:w="2150"/>
           </w:tcPr>
           <w:p>
             <w:pPr>
               <w:keepNext/>
               <w:spacing w:line="240" w:lineRule="auto"/>
               <w:contextualSpacing/>
-              <w:jc w:val="center"/>
+              <w:jc w:val="left"/>
             </w:pPr>
             <w:r/>
             <w:r>
@@ -362,14 +341,14 @@
         </w:tc>
         <w:tc>
           <w:tcPr>
-            <w:tcW w:type="dxa" w:w="2600"/>
+            <w:tcW w:type="dxa" w:w="2500"/>
           </w:tcPr>
           <w:p>
             <w:pPr>
               <w:keepNext/>
               <w:spacing w:line="240" w:lineRule="auto"/>
               <w:contextualSpacing/>
-              <w:jc w:val="center"/>
+              <w:jc w:val="left"/>
             </w:pPr>
             <w:r/>
             <w:r>
@@ -387,7 +366,7 @@
         </w:trPr>
         <w:tc>
           <w:tcPr>
-            <w:tcW w:type="dxa" w:w="1000"/>
+            <w:tcW w:type="dxa" w:w="4700"/>
           </w:tcPr>
           <w:p>
             <w:pPr>
@@ -401,33 +380,13 @@
               <w:rPr>
                 <w:sz w:val="28"/>
               </w:rPr>
-              <w:t>BR-1</w:t>
+              <w:t xml:space="preserve">Номер счёта записывается в формате IBAN Республики Беларусь (28 символов), контрольные цифры вычисляются как остаток от деления на 97</w:t>
             </w:r>
           </w:p>
         </w:tc>
         <w:tc>
           <w:tcPr>
-            <w:tcW w:type="dxa" w:w="3900"/>
-          </w:tcPr>
-          <w:p>
-            <w:pPr>
-              <w:keepNext/>
-              <w:spacing w:line="240" w:lineRule="auto"/>
-              <w:contextualSpacing/>
-              <w:jc w:val="left"/>
-            </w:pPr>
-            <w:r/>
-            <w:r>
-              <w:rPr>
-                <w:sz w:val="28"/>
-              </w:rPr>
-              <w:t>Номер счёта записывается в формате IBAN Республики Беларусь (28 символов), контрольные цифры вычисляются как остаток от деления на 97</w:t>
-            </w:r>
-          </w:p>
-        </w:tc>
-        <w:tc>
-          <w:tcPr>
-            <w:tcW w:type="dxa" w:w="1850"/>
+            <w:tcW w:type="dxa" w:w="2150"/>
           </w:tcPr>
           <w:p>
             <w:pPr>
@@ -447,7 +406,7 @@
         </w:tc>
         <w:tc>
           <w:tcPr>
-            <w:tcW w:type="dxa" w:w="2600"/>
+            <w:tcW w:type="dxa" w:w="2500"/>
           </w:tcPr>
           <w:p>
             <w:pPr>
@@ -472,7 +431,7 @@
         </w:trPr>
         <w:tc>
           <w:tcPr>
-            <w:tcW w:type="dxa" w:w="1000"/>
+            <w:tcW w:type="dxa" w:w="4700"/>
           </w:tcPr>
           <w:p>
             <w:pPr>
@@ -485,32 +444,13 @@
               <w:rPr>
                 <w:sz w:val="28"/>
               </w:rPr>
-              <w:t>BR-2</w:t>
+              <w:t xml:space="preserve">Каждая операция с деньгами отражается проводкой по дебету одного и кредиту другого счёта; проводки не изменяются и не удаляются, ошибка исправляется сторнированием</w:t>
             </w:r>
           </w:p>
         </w:tc>
         <w:tc>
           <w:tcPr>
-            <w:tcW w:type="dxa" w:w="3900"/>
-          </w:tcPr>
-          <w:p>
-            <w:pPr>
-              <w:spacing w:line="240" w:lineRule="auto"/>
-              <w:contextualSpacing/>
-              <w:jc w:val="left"/>
-            </w:pPr>
-            <w:r/>
-            <w:r>
-              <w:rPr>
-                <w:sz w:val="28"/>
-              </w:rPr>
-              <w:t>Каждая операция с деньгами отражается проводкой по дебету одного и кредиту другого счёта; проводки не изменяются и не удаляются, ошибка исправляется сторнированием</w:t>
-            </w:r>
-          </w:p>
-        </w:tc>
-        <w:tc>
-          <w:tcPr>
-            <w:tcW w:type="dxa" w:w="1850"/>
+            <w:tcW w:type="dxa" w:w="2150"/>
           </w:tcPr>
           <w:p>
             <w:pPr>
@@ -529,7 +469,7 @@
         </w:tc>
         <w:tc>
           <w:tcPr>
-            <w:tcW w:type="dxa" w:w="2600"/>
+            <w:tcW w:type="dxa" w:w="2500"/>
           </w:tcPr>
           <w:p>
             <w:pPr>
@@ -553,7 +493,7 @@
         </w:trPr>
         <w:tc>
           <w:tcPr>
-            <w:tcW w:type="dxa" w:w="1000"/>
+            <w:tcW w:type="dxa" w:w="4700"/>
           </w:tcPr>
           <w:p>
             <w:pPr>
@@ -566,32 +506,13 @@
               <w:rPr>
                 <w:sz w:val="28"/>
               </w:rPr>
-              <w:t>BR-3</w:t>
+              <w:t xml:space="preserve">Клиент получает доступ к операциям после проверки анкеты сотрудником банка; возраст клиента не менее 18 лет</w:t>
             </w:r>
           </w:p>
         </w:tc>
         <w:tc>
           <w:tcPr>
-            <w:tcW w:type="dxa" w:w="3900"/>
-          </w:tcPr>
-          <w:p>
-            <w:pPr>
-              <w:spacing w:line="240" w:lineRule="auto"/>
-              <w:contextualSpacing/>
-              <w:jc w:val="left"/>
-            </w:pPr>
-            <w:r/>
-            <w:r>
-              <w:rPr>
-                <w:sz w:val="28"/>
-              </w:rPr>
-              <w:t>Клиент получает доступ к операциям после проверки анкеты сотрудником банка; возраст клиента не менее 18 лет</w:t>
-            </w:r>
-          </w:p>
-        </w:tc>
-        <w:tc>
-          <w:tcPr>
-            <w:tcW w:type="dxa" w:w="1850"/>
+            <w:tcW w:type="dxa" w:w="2150"/>
           </w:tcPr>
           <w:p>
             <w:pPr>
@@ -610,7 +531,7 @@
         </w:tc>
         <w:tc>
           <w:tcPr>
-            <w:tcW w:type="dxa" w:w="2600"/>
+            <w:tcW w:type="dxa" w:w="2500"/>
           </w:tcPr>
           <w:p>
             <w:pPr>
@@ -623,7 +544,7 @@
               <w:rPr>
                 <w:sz w:val="28"/>
               </w:rPr>
-              <w:t>Закон «О мерах по предотвращению легализации доходов…»</w:t>
+              <w:t xml:space="preserve">Закон «О мерах по предотвращению легализации доходов…»</w:t>
             </w:r>
           </w:p>
         </w:tc>
@@ -634,11 +555,10 @@
         </w:trPr>
         <w:tc>
           <w:tcPr>
-            <w:tcW w:type="dxa" w:w="1000"/>
+            <w:tcW w:type="dxa" w:w="4700"/>
           </w:tcPr>
           <w:p>
             <w:pPr>
-              <w:keepNext/>
               <w:spacing w:line="240" w:lineRule="auto"/>
               <w:contextualSpacing/>
               <w:jc w:val="left"/>
@@ -648,37 +568,16 @@
               <w:rPr>
                 <w:sz w:val="28"/>
               </w:rPr>
-              <w:t>BR-4</w:t>
+              <w:t xml:space="preserve">Идентификационный номер и паспортные данные хранятся только в зашифрованном виде</w:t>
             </w:r>
           </w:p>
         </w:tc>
         <w:tc>
           <w:tcPr>
-            <w:tcW w:type="dxa" w:w="3900"/>
+            <w:tcW w:type="dxa" w:w="2150"/>
           </w:tcPr>
           <w:p>
             <w:pPr>
-              <w:keepNext/>
-              <w:spacing w:line="240" w:lineRule="auto"/>
-              <w:contextualSpacing/>
-              <w:jc w:val="left"/>
-            </w:pPr>
-            <w:r/>
-            <w:r>
-              <w:rPr>
-                <w:sz w:val="28"/>
-              </w:rPr>
-              <w:t>Идентификационный номер и паспортные данные хранятся только в зашифрованном виде</w:t>
-            </w:r>
-          </w:p>
-        </w:tc>
-        <w:tc>
-          <w:tcPr>
-            <w:tcW w:type="dxa" w:w="1850"/>
-          </w:tcPr>
-          <w:p>
-            <w:pPr>
-              <w:keepNext/>
               <w:spacing w:line="240" w:lineRule="auto"/>
               <w:contextualSpacing/>
               <w:jc w:val="left"/>
@@ -694,32 +593,7 @@
         </w:tc>
         <w:tc>
           <w:tcPr>
-            <w:tcW w:type="dxa" w:w="2600"/>
-          </w:tcPr>
-          <w:p>
-            <w:pPr>
-              <w:keepNext/>
-              <w:spacing w:line="240" w:lineRule="auto"/>
-              <w:contextualSpacing/>
-              <w:jc w:val="left"/>
-            </w:pPr>
-            <w:r/>
-            <w:r>
-              <w:rPr>
-                <w:sz w:val="28"/>
-              </w:rPr>
-              <w:t>Закон «О защите персональных данных»</w:t>
-            </w:r>
-          </w:p>
-        </w:tc>
-      </w:tr>
-      <w:tr>
-        <w:trPr>
-          <w:cantSplit/>
-        </w:trPr>
-        <w:tc>
-          <w:tcPr>
-            <w:tcW w:type="dxa" w:w="1000"/>
+            <w:tcW w:type="dxa" w:w="2500"/>
           </w:tcPr>
           <w:p>
             <w:pPr>
@@ -732,13 +606,18 @@
               <w:rPr>
                 <w:sz w:val="28"/>
               </w:rPr>
-              <w:t>BR-5</w:t>
+              <w:t xml:space="preserve">Закон «О защите персональных данных»</w:t>
             </w:r>
           </w:p>
         </w:tc>
+      </w:tr>
+      <w:tr>
+        <w:trPr>
+          <w:cantSplit/>
+        </w:trPr>
         <w:tc>
           <w:tcPr>
-            <w:tcW w:type="dxa" w:w="3900"/>
+            <w:tcW w:type="dxa" w:w="4700"/>
           </w:tcPr>
           <w:p>
             <w:pPr>
@@ -751,13 +630,13 @@
               <w:rPr>
                 <w:sz w:val="28"/>
               </w:rPr>
-              <w:t>После пяти неудачных попыток входа учётная запись блокируется на 15 минут; вход сотрудников выполняется с двухфакторной аутентификацией</w:t>
+              <w:t xml:space="preserve">После пяти неудачных попыток входа учётная запись блокируется на 15 минут; вход сотрудников выполняется с двухфакторной аутентификацией</w:t>
             </w:r>
           </w:p>
         </w:tc>
         <w:tc>
           <w:tcPr>
-            <w:tcW w:type="dxa" w:w="1850"/>
+            <w:tcW w:type="dxa" w:w="2150"/>
           </w:tcPr>
           <w:p>
             <w:pPr>
@@ -776,7 +655,7 @@
         </w:tc>
         <w:tc>
           <w:tcPr>
-            <w:tcW w:type="dxa" w:w="2600"/>
+            <w:tcW w:type="dxa" w:w="2500"/>
           </w:tcPr>
           <w:p>
             <w:pPr>
@@ -814,10 +693,9 @@
         <w:tblLayout w:type="fixed"/>
       </w:tblPr>
       <w:tblGrid>
-        <w:gridCol w:w="1000"/>
-        <w:gridCol w:w="3900"/>
-        <w:gridCol w:w="1850"/>
-        <w:gridCol w:w="2600"/>
+        <w:gridCol w:w="4700"/>
+        <w:gridCol w:w="2150"/>
+        <w:gridCol w:w="2500"/>
       </w:tblGrid>
       <w:tr>
         <w:trPr>
@@ -826,34 +704,14 @@
         </w:trPr>
         <w:tc>
           <w:tcPr>
-            <w:tcW w:type="dxa" w:w="1000"/>
+            <w:tcW w:type="dxa" w:w="4700"/>
           </w:tcPr>
           <w:p>
             <w:pPr>
               <w:keepNext/>
               <w:spacing w:line="240" w:lineRule="auto"/>
               <w:contextualSpacing/>
-              <w:jc w:val="center"/>
-            </w:pPr>
-            <w:r/>
-            <w:r>
-              <w:rPr>
-                <w:sz w:val="28"/>
-              </w:rPr>
-              <w:t>Код</w:t>
-            </w:r>
-          </w:p>
-        </w:tc>
-        <w:tc>
-          <w:tcPr>
-            <w:tcW w:type="dxa" w:w="3900"/>
-          </w:tcPr>
-          <w:p>
-            <w:pPr>
-              <w:keepNext/>
-              <w:spacing w:line="240" w:lineRule="auto"/>
-              <w:contextualSpacing/>
-              <w:jc w:val="center"/>
+              <w:jc w:val="left"/>
             </w:pPr>
             <w:r/>
             <w:r>
@@ -866,14 +724,14 @@
         </w:tc>
         <w:tc>
           <w:tcPr>
-            <w:tcW w:type="dxa" w:w="1850"/>
+            <w:tcW w:type="dxa" w:w="2150"/>
           </w:tcPr>
           <w:p>
             <w:pPr>
               <w:keepNext/>
               <w:spacing w:line="240" w:lineRule="auto"/>
               <w:contextualSpacing/>
-              <w:jc w:val="center"/>
+              <w:jc w:val="left"/>
             </w:pPr>
             <w:r/>
             <w:r>
@@ -886,14 +744,14 @@
         </w:tc>
         <w:tc>
           <w:tcPr>
-            <w:tcW w:type="dxa" w:w="2600"/>
+            <w:tcW w:type="dxa" w:w="2500"/>
           </w:tcPr>
           <w:p>
             <w:pPr>
               <w:keepNext/>
               <w:spacing w:line="240" w:lineRule="auto"/>
               <w:contextualSpacing/>
-              <w:jc w:val="center"/>
+              <w:jc w:val="left"/>
             </w:pPr>
             <w:r/>
             <w:r>
@@ -911,7 +769,7 @@
         </w:trPr>
         <w:tc>
           <w:tcPr>
-            <w:tcW w:type="dxa" w:w="1000"/>
+            <w:tcW w:type="dxa" w:w="4700"/>
           </w:tcPr>
           <w:p>
             <w:pPr>
@@ -925,33 +783,13 @@
               <w:rPr>
                 <w:sz w:val="28"/>
               </w:rPr>
-              <w:t>BR-6</w:t>
+              <w:t xml:space="preserve">Суточный лимит переводов клиентам банка – 5 000 BYN; перевод от 100 BYN, перевод в другой банк и подписание кредитного договора подтверждаются одноразовым кодом</w:t>
             </w:r>
           </w:p>
         </w:tc>
         <w:tc>
           <w:tcPr>
-            <w:tcW w:type="dxa" w:w="3900"/>
-          </w:tcPr>
-          <w:p>
-            <w:pPr>
-              <w:keepNext/>
-              <w:spacing w:line="240" w:lineRule="auto"/>
-              <w:contextualSpacing/>
-              <w:jc w:val="left"/>
-            </w:pPr>
-            <w:r/>
-            <w:r>
-              <w:rPr>
-                <w:sz w:val="28"/>
-              </w:rPr>
-              <w:t>Суточный лимит переводов клиентам банка – 5 000 BYN; перевод от 100 BYN, перевод в другой банк и подписание кредитного договора подтверждаются одноразовым кодом</w:t>
-            </w:r>
-          </w:p>
-        </w:tc>
-        <w:tc>
-          <w:tcPr>
-            <w:tcW w:type="dxa" w:w="1850"/>
+            <w:tcW w:type="dxa" w:w="2150"/>
           </w:tcPr>
           <w:p>
             <w:pPr>
@@ -971,7 +809,7 @@
         </w:tc>
         <w:tc>
           <w:tcPr>
-            <w:tcW w:type="dxa" w:w="2600"/>
+            <w:tcW w:type="dxa" w:w="2500"/>
           </w:tcPr>
           <w:p>
             <w:pPr>
@@ -985,7 +823,7 @@
               <w:rPr>
                 <w:sz w:val="28"/>
               </w:rPr>
-              <w:t>Тарифы и политика безопасности банка</w:t>
+              <w:t xml:space="preserve">Тарифы и политика безопасности банка</w:t>
             </w:r>
           </w:p>
         </w:tc>
@@ -996,7 +834,7 @@
         </w:trPr>
         <w:tc>
           <w:tcPr>
-            <w:tcW w:type="dxa" w:w="1000"/>
+            <w:tcW w:type="dxa" w:w="4700"/>
           </w:tcPr>
           <w:p>
             <w:pPr>
@@ -1009,32 +847,13 @@
               <w:rPr>
                 <w:sz w:val="28"/>
               </w:rPr>
-              <w:t>BR-7</w:t>
+              <w:t xml:space="preserve">Долговая нагрузка заёмщика не должна превышать 40 %, заявка с большей нагрузкой отклоняется</w:t>
             </w:r>
           </w:p>
         </w:tc>
         <w:tc>
           <w:tcPr>
-            <w:tcW w:type="dxa" w:w="3900"/>
-          </w:tcPr>
-          <w:p>
-            <w:pPr>
-              <w:spacing w:line="240" w:lineRule="auto"/>
-              <w:contextualSpacing/>
-              <w:jc w:val="left"/>
-            </w:pPr>
-            <w:r/>
-            <w:r>
-              <w:rPr>
-                <w:sz w:val="28"/>
-              </w:rPr>
-              <w:t>Долговая нагрузка заёмщика не должна превышать 40 %, заявка с большей нагрузкой отклоняется</w:t>
-            </w:r>
-          </w:p>
-        </w:tc>
-        <w:tc>
-          <w:tcPr>
-            <w:tcW w:type="dxa" w:w="1850"/>
+            <w:tcW w:type="dxa" w:w="2150"/>
           </w:tcPr>
           <w:p>
             <w:pPr>
@@ -1053,7 +872,7 @@
         </w:tc>
         <w:tc>
           <w:tcPr>
-            <w:tcW w:type="dxa" w:w="2600"/>
+            <w:tcW w:type="dxa" w:w="2500"/>
           </w:tcPr>
           <w:p>
             <w:pPr>
@@ -1066,7 +885,7 @@
               <w:rPr>
                 <w:sz w:val="28"/>
               </w:rPr>
-              <w:t>Инструкция о порядке предоставления денежных средств в форме кредита и их возврата (погашения)</w:t>
+              <w:t xml:space="preserve">Инструкция о порядке предоставления денежных средств в форме кредита и их возврата (погашения)</w:t>
             </w:r>
           </w:p>
         </w:tc>
@@ -1077,7 +896,7 @@
         </w:trPr>
         <w:tc>
           <w:tcPr>
-            <w:tcW w:type="dxa" w:w="1000"/>
+            <w:tcW w:type="dxa" w:w="4700"/>
           </w:tcPr>
           <w:p>
             <w:pPr>
@@ -1090,32 +909,13 @@
               <w:rPr>
                 <w:sz w:val="28"/>
               </w:rPr>
-              <w:t>BR-8</w:t>
+              <w:t xml:space="preserve">Заявка одобряется автоматически при вероятности дефолта не выше 8 % и сумме не выше 5 000 BYN; при вероятности не выше 30 % направляется кредитному специалисту; иначе отклоняется</w:t>
             </w:r>
           </w:p>
         </w:tc>
         <w:tc>
           <w:tcPr>
-            <w:tcW w:type="dxa" w:w="3900"/>
-          </w:tcPr>
-          <w:p>
-            <w:pPr>
-              <w:spacing w:line="240" w:lineRule="auto"/>
-              <w:contextualSpacing/>
-              <w:jc w:val="left"/>
-            </w:pPr>
-            <w:r/>
-            <w:r>
-              <w:rPr>
-                <w:sz w:val="28"/>
-              </w:rPr>
-              <w:t>Заявка одобряется автоматически при вероятности дефолта не выше 8 % и сумме не выше 5 000 BYN; при вероятности не выше 30 % направляется кредитному специалисту; иначе отклоняется</w:t>
-            </w:r>
-          </w:p>
-        </w:tc>
-        <w:tc>
-          <w:tcPr>
-            <w:tcW w:type="dxa" w:w="1850"/>
+            <w:tcW w:type="dxa" w:w="2150"/>
           </w:tcPr>
           <w:p>
             <w:pPr>
@@ -1134,7 +934,7 @@
         </w:tc>
         <w:tc>
           <w:tcPr>
-            <w:tcW w:type="dxa" w:w="2600"/>
+            <w:tcW w:type="dxa" w:w="2500"/>
           </w:tcPr>
           <w:p>
             <w:pPr>
@@ -1158,11 +958,10 @@
         </w:trPr>
         <w:tc>
           <w:tcPr>
-            <w:tcW w:type="dxa" w:w="1000"/>
+            <w:tcW w:type="dxa" w:w="4700"/>
           </w:tcPr>
           <w:p>
             <w:pPr>
-              <w:keepNext/>
               <w:spacing w:line="240" w:lineRule="auto"/>
               <w:contextualSpacing/>
               <w:jc w:val="left"/>
@@ -1172,37 +971,16 @@
               <w:rPr>
                 <w:sz w:val="28"/>
               </w:rPr>
-              <w:t>BR-9</w:t>
+              <w:t xml:space="preserve">За каждый день просрочки начисляется пеня 0,1 % от суммы просроченного платежа</w:t>
             </w:r>
           </w:p>
         </w:tc>
         <w:tc>
           <w:tcPr>
-            <w:tcW w:type="dxa" w:w="3900"/>
+            <w:tcW w:type="dxa" w:w="2150"/>
           </w:tcPr>
           <w:p>
             <w:pPr>
-              <w:keepNext/>
-              <w:spacing w:line="240" w:lineRule="auto"/>
-              <w:contextualSpacing/>
-              <w:jc w:val="left"/>
-            </w:pPr>
-            <w:r/>
-            <w:r>
-              <w:rPr>
-                <w:sz w:val="28"/>
-              </w:rPr>
-              <w:t>За каждый день просрочки начисляется пеня 0,1 % от суммы просроченного платежа</w:t>
-            </w:r>
-          </w:p>
-        </w:tc>
-        <w:tc>
-          <w:tcPr>
-            <w:tcW w:type="dxa" w:w="1850"/>
-          </w:tcPr>
-          <w:p>
-            <w:pPr>
-              <w:keepNext/>
               <w:spacing w:line="240" w:lineRule="auto"/>
               <w:contextualSpacing/>
               <w:jc w:val="left"/>
@@ -1218,11 +996,10 @@
         </w:tc>
         <w:tc>
           <w:tcPr>
-            <w:tcW w:type="dxa" w:w="2600"/>
+            <w:tcW w:type="dxa" w:w="2500"/>
           </w:tcPr>
           <w:p>
             <w:pPr>
-              <w:keepNext/>
               <w:spacing w:line="240" w:lineRule="auto"/>
               <w:contextualSpacing/>
               <w:jc w:val="left"/>
@@ -1243,7 +1020,7 @@
         </w:trPr>
         <w:tc>
           <w:tcPr>
-            <w:tcW w:type="dxa" w:w="1000"/>
+            <w:tcW w:type="dxa" w:w="4700"/>
           </w:tcPr>
           <w:p>
             <w:pPr>
@@ -1256,32 +1033,13 @@
               <w:rPr>
                 <w:sz w:val="28"/>
               </w:rPr>
-              <w:t>BR-10</w:t>
+              <w:t xml:space="preserve">Отзывный вклад можно закрыть досрочно с пересчётом процентов по ставке до востребования, безотзывный вклад досрочно закрыть нельзя</w:t>
             </w:r>
           </w:p>
         </w:tc>
         <w:tc>
           <w:tcPr>
-            <w:tcW w:type="dxa" w:w="3900"/>
-          </w:tcPr>
-          <w:p>
-            <w:pPr>
-              <w:spacing w:line="240" w:lineRule="auto"/>
-              <w:contextualSpacing/>
-              <w:jc w:val="left"/>
-            </w:pPr>
-            <w:r/>
-            <w:r>
-              <w:rPr>
-                <w:sz w:val="28"/>
-              </w:rPr>
-              <w:t>Отзывный вклад можно закрыть досрочно с пересчётом процентов по ставке до востребования, безотзывный вклад досрочно закрыть нельзя</w:t>
-            </w:r>
-          </w:p>
-        </w:tc>
-        <w:tc>
-          <w:tcPr>
-            <w:tcW w:type="dxa" w:w="1850"/>
+            <w:tcW w:type="dxa" w:w="2150"/>
           </w:tcPr>
           <w:p>
             <w:pPr>
@@ -1300,7 +1058,7 @@
         </w:tc>
         <w:tc>
           <w:tcPr>
-            <w:tcW w:type="dxa" w:w="2600"/>
+            <w:tcW w:type="dxa" w:w="2500"/>
           </w:tcPr>
           <w:p>
             <w:pPr>
@@ -1324,203 +1082,7 @@
         </w:trPr>
         <w:tc>
           <w:tcPr>
-            <w:tcW w:type="dxa" w:w="1000"/>
-          </w:tcPr>
-          <w:p>
-            <w:pPr>
-              <w:keepNext/>
-              <w:spacing w:line="240" w:lineRule="auto"/>
-              <w:contextualSpacing/>
-              <w:jc w:val="left"/>
-            </w:pPr>
-            <w:r/>
-            <w:r>
-              <w:rPr>
-                <w:sz w:val="28"/>
-              </w:rPr>
-              <w:t>BR-11</w:t>
-            </w:r>
-          </w:p>
-        </w:tc>
-        <w:tc>
-          <w:tcPr>
-            <w:tcW w:type="dxa" w:w="3900"/>
-          </w:tcPr>
-          <w:p>
-            <w:pPr>
-              <w:keepNext/>
-              <w:spacing w:line="240" w:lineRule="auto"/>
-              <w:contextualSpacing/>
-              <w:jc w:val="left"/>
-            </w:pPr>
-            <w:r/>
-            <w:r>
-              <w:rPr>
-                <w:sz w:val="28"/>
-              </w:rPr>
-              <w:t>Перевод с оценкой риска от 30 баллов подтверждается кодом, от 60 баллов задерживается до решения специалиста; операции от 20 000 BYN относятся к операциям особого контроля</w:t>
-            </w:r>
-          </w:p>
-        </w:tc>
-        <w:tc>
-          <w:tcPr>
-            <w:tcW w:type="dxa" w:w="1850"/>
-          </w:tcPr>
-          <w:p>
-            <w:pPr>
-              <w:keepNext/>
-              <w:spacing w:line="240" w:lineRule="auto"/>
-              <w:contextualSpacing/>
-              <w:jc w:val="left"/>
-            </w:pPr>
-            <w:r/>
-            <w:r>
-              <w:rPr>
-                <w:sz w:val="28"/>
-              </w:rPr>
-              <w:t>Ограничение, динамическое</w:t>
-            </w:r>
-          </w:p>
-        </w:tc>
-        <w:tc>
-          <w:tcPr>
-            <w:tcW w:type="dxa" w:w="2600"/>
-          </w:tcPr>
-          <w:p>
-            <w:pPr>
-              <w:keepNext/>
-              <w:spacing w:line="240" w:lineRule="auto"/>
-              <w:contextualSpacing/>
-              <w:jc w:val="left"/>
-            </w:pPr>
-            <w:r/>
-            <w:r>
-              <w:rPr>
-                <w:sz w:val="28"/>
-              </w:rPr>
-              <w:t>Закон «О мерах по предотвращению легализации доходов…»</w:t>
-            </w:r>
-          </w:p>
-        </w:tc>
-      </w:tr>
-    </w:tbl>
-    <w:p>
-      <w:pPr>
-        <w:keepNext/>
-        <w:ind w:left="0"/>
-        <w:contextualSpacing/>
-        <w:jc w:val="left"/>
-      </w:pPr>
-      <w:r>
-        <w:t xml:space="preserve">Продолжение таблицы 1.5</w:t>
-      </w:r>
-    </w:p>
-    <w:tbl>
-      <w:tblPr>
-        <w:tblStyle w:val="af5"/>
-        <w:tblLook w:firstColumn="1" w:firstRow="1" w:lastColumn="0" w:lastRow="0" w:noHBand="0" w:noVBand="1" w:val="04A0"/>
-        <w:tblW w:w="9350" w:type="dxa"/>
-        <w:tblLayout w:type="fixed"/>
-      </w:tblPr>
-      <w:tblGrid>
-        <w:gridCol w:w="1000"/>
-        <w:gridCol w:w="3900"/>
-        <w:gridCol w:w="1850"/>
-        <w:gridCol w:w="2600"/>
-      </w:tblGrid>
-      <w:tr>
-        <w:trPr>
-          <w:cantSplit/>
-          <w:tblHeader/>
-        </w:trPr>
-        <w:tc>
-          <w:tcPr>
-            <w:tcW w:type="dxa" w:w="1000"/>
-          </w:tcPr>
-          <w:p>
-            <w:pPr>
-              <w:keepNext/>
-              <w:spacing w:line="240" w:lineRule="auto"/>
-              <w:contextualSpacing/>
-              <w:jc w:val="center"/>
-            </w:pPr>
-            <w:r/>
-            <w:r>
-              <w:rPr>
-                <w:sz w:val="28"/>
-              </w:rPr>
-              <w:t>Код</w:t>
-            </w:r>
-          </w:p>
-        </w:tc>
-        <w:tc>
-          <w:tcPr>
-            <w:tcW w:type="dxa" w:w="3900"/>
-          </w:tcPr>
-          <w:p>
-            <w:pPr>
-              <w:keepNext/>
-              <w:spacing w:line="240" w:lineRule="auto"/>
-              <w:contextualSpacing/>
-              <w:jc w:val="center"/>
-            </w:pPr>
-            <w:r/>
-            <w:r>
-              <w:rPr>
-                <w:sz w:val="28"/>
-              </w:rPr>
-              <w:t>Определение правила</w:t>
-            </w:r>
-          </w:p>
-        </w:tc>
-        <w:tc>
-          <w:tcPr>
-            <w:tcW w:type="dxa" w:w="1850"/>
-          </w:tcPr>
-          <w:p>
-            <w:pPr>
-              <w:keepNext/>
-              <w:spacing w:line="240" w:lineRule="auto"/>
-              <w:contextualSpacing/>
-              <w:jc w:val="center"/>
-            </w:pPr>
-            <w:r/>
-            <w:r>
-              <w:rPr>
-                <w:sz w:val="28"/>
-              </w:rPr>
-              <w:t>Тип правила</w:t>
-            </w:r>
-          </w:p>
-        </w:tc>
-        <w:tc>
-          <w:tcPr>
-            <w:tcW w:type="dxa" w:w="2600"/>
-          </w:tcPr>
-          <w:p>
-            <w:pPr>
-              <w:keepNext/>
-              <w:spacing w:line="240" w:lineRule="auto"/>
-              <w:contextualSpacing/>
-              <w:jc w:val="center"/>
-            </w:pPr>
-            <w:r/>
-            <w:r>
-              <w:rPr>
-                <w:sz w:val="28"/>
-              </w:rPr>
-              <w:t>Источник</w:t>
-            </w:r>
-          </w:p>
-        </w:tc>
-      </w:tr>
-      <w:tr>
-        <w:trPr>
-          <w:cantSplit/>
-        </w:trPr>
-        <w:tc>
-          <w:tcPr>
-            <w:tcW w:type="dxa" w:w="1000"/>
+            <w:tcW w:type="dxa" w:w="4700"/>
           </w:tcPr>
           <w:p>
             <w:pPr>
@@ -1533,32 +1095,13 @@
               <w:rPr>
                 <w:sz w:val="28"/>
               </w:rPr>
-              <w:t>BR-12</w:t>
+              <w:t xml:space="preserve">Перевод с оценкой риска от 30 баллов подтверждается кодом, от 60 баллов задерживается до решения специалиста; операции от 20 000 BYN относятся к операциям особого контроля</w:t>
             </w:r>
           </w:p>
         </w:tc>
         <w:tc>
           <w:tcPr>
-            <w:tcW w:type="dxa" w:w="3900"/>
-          </w:tcPr>
-          <w:p>
-            <w:pPr>
-              <w:spacing w:line="240" w:lineRule="auto"/>
-              <w:contextualSpacing/>
-              <w:jc w:val="left"/>
-            </w:pPr>
-            <w:r/>
-            <w:r>
-              <w:rPr>
-                <w:sz w:val="28"/>
-              </w:rPr>
-              <w:t>Резервные копии базы данных создаются автоматически не реже одного раза в сутки, шифруются, хранятся последние 14 копий</w:t>
-            </w:r>
-          </w:p>
-        </w:tc>
-        <w:tc>
-          <w:tcPr>
-            <w:tcW w:type="dxa" w:w="1850"/>
+            <w:tcW w:type="dxa" w:w="2150"/>
           </w:tcPr>
           <w:p>
             <w:pPr>
@@ -1577,7 +1120,69 @@
         </w:tc>
         <w:tc>
           <w:tcPr>
-            <w:tcW w:type="dxa" w:w="2600"/>
+            <w:tcW w:type="dxa" w:w="2500"/>
+          </w:tcPr>
+          <w:p>
+            <w:pPr>
+              <w:spacing w:line="240" w:lineRule="auto"/>
+              <w:contextualSpacing/>
+              <w:jc w:val="left"/>
+            </w:pPr>
+            <w:r/>
+            <w:r>
+              <w:rPr>
+                <w:sz w:val="28"/>
+              </w:rPr>
+              <w:t xml:space="preserve">Закон «О мерах по предотвращению легализации доходов…»</w:t>
+            </w:r>
+          </w:p>
+        </w:tc>
+      </w:tr>
+      <w:tr>
+        <w:trPr>
+          <w:cantSplit/>
+        </w:trPr>
+        <w:tc>
+          <w:tcPr>
+            <w:tcW w:type="dxa" w:w="4700"/>
+          </w:tcPr>
+          <w:p>
+            <w:pPr>
+              <w:spacing w:line="240" w:lineRule="auto"/>
+              <w:contextualSpacing/>
+              <w:jc w:val="left"/>
+            </w:pPr>
+            <w:r/>
+            <w:r>
+              <w:rPr>
+                <w:sz w:val="28"/>
+              </w:rPr>
+              <w:t xml:space="preserve">Резервные копии базы данных создаются автоматически не реже одного раза в сутки, шифруются, хранятся последние 14 копий</w:t>
+            </w:r>
+          </w:p>
+        </w:tc>
+        <w:tc>
+          <w:tcPr>
+            <w:tcW w:type="dxa" w:w="2150"/>
+          </w:tcPr>
+          <w:p>
+            <w:pPr>
+              <w:spacing w:line="240" w:lineRule="auto"/>
+              <w:contextualSpacing/>
+              <w:jc w:val="left"/>
+            </w:pPr>
+            <w:r/>
+            <w:r>
+              <w:rPr>
+                <w:sz w:val="28"/>
+              </w:rPr>
+              <w:t>Ограничение, динамическое</w:t>
+            </w:r>
+          </w:p>
+        </w:tc>
+        <w:tc>
+          <w:tcPr>
+            <w:tcW w:type="dxa" w:w="2500"/>
           </w:tcPr>
           <w:p>
             <w:pPr>
@@ -1610,7 +1215,7 @@
         <w:jc w:val="both"/>
       </w:pPr>
       <w:r>
-        <w:t>Динамические правила хранятся в настройках системы, администратор изменяет их без изменения программы.</w:t>
+        <w:t xml:space="preserve">Динамические правила хранятся в настройках системы, администратор изменяет их без изменения программы.</w:t>
       </w:r>
     </w:p>
     <w:p>
@@ -1620,7 +1225,7 @@
         <w:jc w:val="both"/>
       </w:pPr>
       <w:r>
-        <w:t>Профили заинтересованных лиц. Заинтересованными лицами являются все, на кого влияет разработка или эксплуатация программного средства. Их профили приведены в таблице 1.6.</w:t>
+        <w:t xml:space="preserve">Заинтересованными лицами являются все, на кого влияет разработка или эксплуатация программного средства. Их профили приведены в таблице 1.6.</w:t>
       </w:r>
     </w:p>
     <w:p>
@@ -1631,7 +1236,7 @@
         <w:jc w:val="both"/>
       </w:pPr>
       <w:r>
-        <w:t>Таблица 1.6 – Профили заинтересованных лиц</w:t>
+        <w:t xml:space="preserve">Таблица 1.6 – Профили заинтересованных лиц</w:t>
       </w:r>
     </w:p>
     <w:tbl>
@@ -1661,7 +1266,7 @@
               <w:keepNext/>
               <w:spacing w:line="240" w:lineRule="auto"/>
               <w:contextualSpacing/>
-              <w:jc w:val="center"/>
+              <w:jc w:val="left"/>
             </w:pPr>
             <w:r/>
             <w:r>
@@ -1681,7 +1286,7 @@
               <w:keepNext/>
               <w:spacing w:line="240" w:lineRule="auto"/>
               <w:contextualSpacing/>
-              <w:jc w:val="center"/>
+              <w:jc w:val="left"/>
             </w:pPr>
             <w:r/>
             <w:r>
@@ -1701,7 +1306,7 @@
               <w:keepNext/>
               <w:spacing w:line="240" w:lineRule="auto"/>
               <w:contextualSpacing/>
-              <w:jc w:val="center"/>
+              <w:jc w:val="left"/>
             </w:pPr>
             <w:r/>
             <w:r>
@@ -1721,7 +1326,7 @@
               <w:keepNext/>
               <w:spacing w:line="240" w:lineRule="auto"/>
               <w:contextualSpacing/>
-              <w:jc w:val="center"/>
+              <w:jc w:val="left"/>
             </w:pPr>
             <w:r/>
             <w:r>
@@ -1773,7 +1378,7 @@
               <w:rPr>
                 <w:sz w:val="28"/>
               </w:rPr>
-              <w:t>Удобный и безопасный доступ к банковским услугам без визита в отделение</w:t>
+              <w:t xml:space="preserve">Удобный и безопасный доступ к банковским услугам без визита в отделение</w:t>
             </w:r>
           </w:p>
         </w:tc>
@@ -1793,7 +1398,7 @@
               <w:rPr>
                 <w:sz w:val="28"/>
               </w:rPr>
-              <w:t>Скорость и простота операций, сохранность денег и данных, понятные причины решений банка</w:t>
+              <w:t xml:space="preserve">Скорость и простота операций, сохранность денег и данных, понятные причины решений банка</w:t>
             </w:r>
           </w:p>
         </w:tc>
@@ -1828,7 +1433,6 @@
           </w:tcPr>
           <w:p>
             <w:pPr>
-              <w:keepNext/>
               <w:spacing w:line="240" w:lineRule="auto"/>
               <w:contextualSpacing/>
               <w:jc w:val="left"/>
@@ -1848,7 +1452,6 @@
           </w:tcPr>
           <w:p>
             <w:pPr>
-              <w:keepNext/>
               <w:spacing w:line="240" w:lineRule="auto"/>
               <w:contextualSpacing/>
               <w:jc w:val="left"/>
@@ -1858,7 +1461,7 @@
               <w:rPr>
                 <w:sz w:val="28"/>
               </w:rPr>
-              <w:t>Сокращение ручной работы при проверке анкет, кредитовании и контроле операций</w:t>
+              <w:t xml:space="preserve">Сокращение ручной работы при проверке анкет, кредитовании и контроле операций</w:t>
             </w:r>
           </w:p>
         </w:tc>
@@ -1868,7 +1471,6 @@
           </w:tcPr>
           <w:p>
             <w:pPr>
-              <w:keepNext/>
               <w:spacing w:line="240" w:lineRule="auto"/>
               <w:contextualSpacing/>
               <w:jc w:val="left"/>
@@ -1878,7 +1480,7 @@
               <w:rPr>
                 <w:sz w:val="28"/>
               </w:rPr>
-              <w:t>Рабочее место под свою роль: анкеты и касса, заявки на кредит, задержанные переводы</w:t>
+              <w:t xml:space="preserve">Рабочее место под свою роль: анкеты и касса, заявки на кредит, задержанные переводы</w:t>
             </w:r>
           </w:p>
         </w:tc>
@@ -1888,7 +1490,6 @@
           </w:tcPr>
           <w:p>
             <w:pPr>
-              <w:keepNext/>
               <w:spacing w:line="240" w:lineRule="auto"/>
               <w:contextualSpacing/>
               <w:jc w:val="left"/>
@@ -1898,7 +1499,7 @@
               <w:rPr>
                 <w:sz w:val="28"/>
               </w:rPr>
-              <w:t>Доступ только к функциям своей роли, просмотр персональных данных записывается в журнал</w:t>
+              <w:t xml:space="preserve">Доступ только к функциям своей роли, просмотр персональных данных записывается в журнал</w:t>
             </w:r>
           </w:p>
         </w:tc>
@@ -1941,7 +1542,7 @@
               <w:rPr>
                 <w:sz w:val="28"/>
               </w:rPr>
-              <w:t>Снижение затрат и рисков, рост числа клиентов</w:t>
+              <w:t xml:space="preserve">Снижение затрат и рисков, рост числа клиентов</w:t>
             </w:r>
           </w:p>
         </w:tc>
@@ -1960,7 +1561,7 @@
               <w:rPr>
                 <w:sz w:val="28"/>
               </w:rPr>
-              <w:t>Отчёты по оборотам, кредитному портфелю, вкладам, доходам и расходам; достоверность учёта</w:t>
+              <w:t xml:space="preserve">Отчёты по оборотам, кредитному портфелю, вкладам, доходам и расходам; достоверность учёта</w:t>
             </w:r>
           </w:p>
         </w:tc>
@@ -1994,7 +1595,6 @@
           </w:tcPr>
           <w:p>
             <w:pPr>
-              <w:keepNext/>
               <w:spacing w:line="240" w:lineRule="auto"/>
               <w:contextualSpacing/>
               <w:jc w:val="left"/>
@@ -2014,7 +1614,6 @@
           </w:tcPr>
           <w:p>
             <w:pPr>
-              <w:keepNext/>
               <w:spacing w:line="240" w:lineRule="auto"/>
               <w:contextualSpacing/>
               <w:jc w:val="left"/>
@@ -2024,7 +1623,7 @@
               <w:rPr>
                 <w:sz w:val="28"/>
               </w:rPr>
-              <w:t>Бесперебойная и безопасная работа программного средства</w:t>
+              <w:t xml:space="preserve">Бесперебойная и безопасная работа программного средства</w:t>
             </w:r>
           </w:p>
         </w:tc>
@@ -2034,7 +1633,6 @@
           </w:tcPr>
           <w:p>
             <w:pPr>
-              <w:keepNext/>
               <w:spacing w:line="240" w:lineRule="auto"/>
               <w:contextualSpacing/>
               <w:jc w:val="left"/>
@@ -2044,7 +1642,7 @@
               <w:rPr>
                 <w:sz w:val="28"/>
               </w:rPr>
-              <w:t>Курсы, тарифы и пользователи, журнал аудита, резервные копии, закрытие операционного дня</w:t>
+              <w:t xml:space="preserve">Курсы, тарифы и пользователи, журнал аудита, резервные копии, закрытие операционного дня</w:t>
             </w:r>
           </w:p>
         </w:tc>
@@ -2054,7 +1652,6 @@
           </w:tcPr>
           <w:p>
             <w:pPr>
-              <w:keepNext/>
               <w:spacing w:line="240" w:lineRule="auto"/>
               <w:contextualSpacing/>
               <w:jc w:val="left"/>
@@ -2064,118 +1661,7 @@
               <w:rPr>
                 <w:sz w:val="28"/>
               </w:rPr>
-              <w:t>Вход с двухфакторной защитой, журнал неизменяем</w:t>
-            </w:r>
-          </w:p>
-        </w:tc>
-      </w:tr>
-    </w:tbl>
-    <w:p>
-      <w:pPr>
-        <w:keepNext/>
-        <w:ind w:left="0"/>
-        <w:contextualSpacing/>
-        <w:jc w:val="left"/>
-      </w:pPr>
-      <w:r>
-        <w:t xml:space="preserve">Продолжение таблицы 1.6</w:t>
-      </w:r>
-    </w:p>
-    <w:tbl>
-      <w:tblPr>
-        <w:tblStyle w:val="af5"/>
-        <w:tblLook w:firstColumn="1" w:firstRow="1" w:lastColumn="0" w:lastRow="0" w:noHBand="0" w:noVBand="1" w:val="04A0"/>
-        <w:tblW w:w="9350" w:type="dxa"/>
-        <w:tblLayout w:type="fixed"/>
-      </w:tblPr>
-      <w:tblGrid>
-        <w:gridCol w:w="1900"/>
-        <w:gridCol w:w="2300"/>
-        <w:gridCol w:w="2900"/>
-        <w:gridCol w:w="2250"/>
-      </w:tblGrid>
-      <w:tr>
-        <w:trPr>
-          <w:cantSplit/>
-          <w:tblHeader/>
-        </w:trPr>
-        <w:tc>
-          <w:tcPr>
-            <w:tcW w:type="dxa" w:w="1900"/>
-          </w:tcPr>
-          <w:p>
-            <w:pPr>
-              <w:keepNext/>
-              <w:spacing w:line="240" w:lineRule="auto"/>
-              <w:contextualSpacing/>
-              <w:jc w:val="center"/>
-            </w:pPr>
-            <w:r/>
-            <w:r>
-              <w:rPr>
-                <w:sz w:val="28"/>
-              </w:rPr>
-              <w:t>Заинтересованное лицо</w:t>
-            </w:r>
-          </w:p>
-        </w:tc>
-        <w:tc>
-          <w:tcPr>
-            <w:tcW w:type="dxa" w:w="2300"/>
-          </w:tcPr>
-          <w:p>
-            <w:pPr>
-              <w:keepNext/>
-              <w:spacing w:line="240" w:lineRule="auto"/>
-              <w:contextualSpacing/>
-              <w:jc w:val="center"/>
-            </w:pPr>
-            <w:r/>
-            <w:r>
-              <w:rPr>
-                <w:sz w:val="28"/>
-              </w:rPr>
-              <w:t>Основная ценность</w:t>
-            </w:r>
-          </w:p>
-        </w:tc>
-        <w:tc>
-          <w:tcPr>
-            <w:tcW w:type="dxa" w:w="2900"/>
-          </w:tcPr>
-          <w:p>
-            <w:pPr>
-              <w:keepNext/>
-              <w:spacing w:line="240" w:lineRule="auto"/>
-              <w:contextualSpacing/>
-              <w:jc w:val="center"/>
-            </w:pPr>
-            <w:r/>
-            <w:r>
-              <w:rPr>
-                <w:sz w:val="28"/>
-              </w:rPr>
-              <w:t>Основные интересы</w:t>
-            </w:r>
-          </w:p>
-        </w:tc>
-        <w:tc>
-          <w:tcPr>
-            <w:tcW w:type="dxa" w:w="2250"/>
-          </w:tcPr>
-          <w:p>
-            <w:pPr>
-              <w:keepNext/>
-              <w:spacing w:line="240" w:lineRule="auto"/>
-              <w:contextualSpacing/>
-              <w:jc w:val="center"/>
-            </w:pPr>
-            <w:r/>
-            <w:r>
-              <w:rPr>
-                <w:sz w:val="28"/>
-              </w:rPr>
-              <w:t>Ограничения</w:t>
+              <w:t xml:space="preserve">Вход с двухфакторной защитой, журнал неизменяем</w:t>
             </w:r>
           </w:p>
         </w:tc>
@@ -2256,7 +1742,7 @@
               <w:rPr>
                 <w:sz w:val="28"/>
               </w:rPr>
-              <w:t>Требования законов и инструкций, перечисленных в подразделе 1.1</w:t>
+              <w:t xml:space="preserve">Требования законов и инструкций Республики Беларусь</w:t>
             </w:r>
           </w:p>
         </w:tc>
@@ -2276,7 +1762,7 @@
         <w:jc w:val="both"/>
       </w:pPr>
       <w:r>
-        <w:t>Информация из профилей показывает, какие требования предъявляют к системе разные участники, и используется при определении ролей и прав доступа.</w:t>
+        <w:t xml:space="preserve">Информация из профилей показывает, какие требования предъявляют к системе разные участники, и используется при определении ролей и прав доступа.</w:t>
       </w:r>
     </w:p>
     <w:sectPr>
